--- a/doc.docx
+++ b/doc.docx
@@ -1,6 +1,6 @@
 
 <file path=word/document.xml><?xml version="1.0" encoding="utf-8"?>
-<w:document xmlns:wpc="http://schemas.microsoft.com/office/word/2010/wordprocessingCanvas" xmlns:cx="http://schemas.microsoft.com/office/drawing/2014/chartex" xmlns:cx1="http://schemas.microsoft.com/office/drawing/2015/9/8/chartex" xmlns:cx2="http://schemas.microsoft.com/office/drawing/2015/10/21/chartex" xmlns:cx3="http://schemas.microsoft.com/office/drawing/2016/5/9/chartex" xmlns:cx4="http://schemas.microsoft.com/office/drawing/2016/5/10/chartex" xmlns:cx5="http://schemas.microsoft.com/office/drawing/2016/5/11/chartex" xmlns:cx6="http://schemas.microsoft.com/office/drawing/2016/5/12/chartex" xmlns:cx7="http://schemas.microsoft.com/office/drawing/2016/5/13/chartex" xmlns:cx8="http://schemas.microsoft.com/office/drawing/2016/5/14/chartex" xmlns:mc="http://schemas.openxmlformats.org/markup-compatibility/2006" xmlns:aink="http://schemas.microsoft.com/office/drawing/2016/ink" xmlns:am3d="http://schemas.microsoft.com/office/drawing/2017/model3d" xmlns:o="urn:schemas-microsoft-com:office:office" xmlns:r="http://schemas.openxmlformats.org/officeDocument/2006/relationships" xmlns:m="http://schemas.openxmlformats.org/officeDocument/2006/math" xmlns:v="urn:schemas-microsoft-com:vml" xmlns:wp14="http://schemas.microsoft.com/office/word/2010/wordprocessingDrawing" xmlns:wp="http://schemas.openxmlformats.org/drawingml/2006/wordprocessingDrawing" xmlns:w10="urn:schemas-microsoft-com:office:word" xmlns:w="http://schemas.openxmlformats.org/wordprocessingml/2006/main" xmlns:w14="http://schemas.microsoft.com/office/word/2010/wordml" xmlns:w15="http://schemas.microsoft.com/office/word/2012/wordml" xmlns:w16cid="http://schemas.microsoft.com/office/word/2016/wordml/cid" xmlns:w16se="http://schemas.microsoft.com/office/word/2015/wordml/symex" xmlns:wpg="http://schemas.microsoft.com/office/word/2010/wordprocessingGroup" xmlns:wpi="http://schemas.microsoft.com/office/word/2010/wordprocessingInk" xmlns:wne="http://schemas.microsoft.com/office/word/2006/wordml" xmlns:wps="http://schemas.microsoft.com/office/word/2010/wordprocessingShape" mc:Ignorable="w14 w15 w16se w16cid wp14">
+<w:document xmlns:wpc="http://schemas.microsoft.com/office/word/2010/wordprocessingCanvas" xmlns:cx="http://schemas.microsoft.com/office/drawing/2014/chartex" xmlns:cx1="http://schemas.microsoft.com/office/drawing/2015/9/8/chartex" xmlns:cx2="http://schemas.microsoft.com/office/drawing/2015/10/21/chartex" xmlns:cx3="http://schemas.microsoft.com/office/drawing/2016/5/9/chartex" xmlns:cx4="http://schemas.microsoft.com/office/drawing/2016/5/10/chartex" xmlns:cx5="http://schemas.microsoft.com/office/drawing/2016/5/11/chartex" xmlns:cx6="http://schemas.microsoft.com/office/drawing/2016/5/12/chartex" xmlns:cx7="http://schemas.microsoft.com/office/drawing/2016/5/13/chartex" xmlns:cx8="http://schemas.microsoft.com/office/drawing/2016/5/14/chartex" xmlns:mc="http://schemas.openxmlformats.org/markup-compatibility/2006" xmlns:aink="http://schemas.microsoft.com/office/drawing/2016/ink" xmlns:am3d="http://schemas.microsoft.com/office/drawing/2017/model3d" xmlns:o="urn:schemas-microsoft-com:office:office" xmlns:oel="http://schemas.microsoft.com/office/2019/extlst" xmlns:r="http://schemas.openxmlformats.org/officeDocument/2006/relationships" xmlns:m="http://schemas.openxmlformats.org/officeDocument/2006/math" xmlns:v="urn:schemas-microsoft-com:vml" xmlns:wp14="http://schemas.microsoft.com/office/word/2010/wordprocessingDrawing" xmlns:wp="http://schemas.openxmlformats.org/drawingml/2006/wordprocessingDrawing" xmlns:w10="urn:schemas-microsoft-com:office:word" xmlns:w="http://schemas.openxmlformats.org/wordprocessingml/2006/main" xmlns:w14="http://schemas.microsoft.com/office/word/2010/wordml" xmlns:w15="http://schemas.microsoft.com/office/word/2012/wordml" xmlns:w16cex="http://schemas.microsoft.com/office/word/2018/wordml/cex" xmlns:w16cid="http://schemas.microsoft.com/office/word/2016/wordml/cid" xmlns:w16="http://schemas.microsoft.com/office/word/2018/wordml" xmlns:w16du="http://schemas.microsoft.com/office/word/2023/wordml/word16du" xmlns:w16sdtdh="http://schemas.microsoft.com/office/word/2020/wordml/sdtdatahash" xmlns:w16sdtfl="http://schemas.microsoft.com/office/word/2024/wordml/sdtformatlock" xmlns:w16se="http://schemas.microsoft.com/office/word/2015/wordml/symex" xmlns:wpg="http://schemas.microsoft.com/office/word/2010/wordprocessingGroup" xmlns:wpi="http://schemas.microsoft.com/office/word/2010/wordprocessingInk" xmlns:wne="http://schemas.microsoft.com/office/word/2006/wordml" xmlns:wps="http://schemas.microsoft.com/office/word/2010/wordprocessingShape" mc:Ignorable="w14 w15 w16se w16cid w16 w16cex w16sdtdh w16sdtfl w16du wp14">
   <w:body>
     <w:p>
       <w:r>
@@ -8,28 +8,716 @@
       </w:r>
     </w:p>
     <w:p>
-      <w:proofErr w:type="spellStart"/>
-      <w:r>
-        <w:t>Tocken</w:t>
-      </w:r>
-      <w:proofErr w:type="spellEnd"/>
-      <w:r>
+      <w:r>
+        <w:t>Tocken cloudflared</w:t>
+      </w:r>
+    </w:p>
+    <w:p/>
+    <w:p>
+      <w:r>
+        <w:t>cloudflared.exe service install eyJhIjoiOTdjZWEzYmNkOWM3NWNlOGY1ZjljZTU2ODQwMTUzYTMiLCJ0IjoiNDBlMDQ0YzYtODgyNi00OThiLTljMmUtYjQ3ZjFhZDAyOTI0IiwicyI6Ik16TXhNREEzTldJdFlURTFNaTAwTTJWaUxUZzJObVV0TldNNU56TTBaV0ZqWkdFeSJ9</w:t>
+      </w:r>
+    </w:p>
+    <w:p>
+      <w:r>
+        <w:t>////////</w:t>
+      </w:r>
+    </w:p>
+    <w:p>
+      <w:r>
+        <w:t>Docker-compose</w:t>
+      </w:r>
+    </w:p>
+    <w:p/>
+    <w:p>
+      <w:r>
+        <w:t>version: latest</w:t>
+      </w:r>
+    </w:p>
+    <w:p/>
+    <w:p>
+      <w:r>
+        <w:t>services:</w:t>
+      </w:r>
+    </w:p>
+    <w:p>
+      <w:r>
+        <w:t>  # FTP pour recevoir les vidéos</w:t>
+      </w:r>
+    </w:p>
+    <w:p>
+      <w:pPr>
+        <w:rPr>
+          <w:lang w:val="en-US"/>
+        </w:rPr>
+      </w:pPr>
+      <w:r>
+        <w:t xml:space="preserve">  </w:t>
+      </w:r>
+      <w:r>
+        <w:rPr>
+          <w:lang w:val="en-US"/>
+        </w:rPr>
+        <w:t>ftp:</w:t>
+      </w:r>
+    </w:p>
+    <w:p>
+      <w:pPr>
+        <w:rPr>
+          <w:lang w:val="en-US"/>
+        </w:rPr>
+      </w:pPr>
+      <w:r>
+        <w:rPr>
+          <w:lang w:val="en-US"/>
+        </w:rPr>
+        <w:t>    image: stilliard/pure-ftpd</w:t>
+      </w:r>
+    </w:p>
+    <w:p>
+      <w:pPr>
+        <w:rPr>
+          <w:lang w:val="en-US"/>
+        </w:rPr>
+      </w:pPr>
+      <w:r>
+        <w:rPr>
+          <w:lang w:val="en-US"/>
+        </w:rPr>
+        <w:t>    container_name: ftp_project</w:t>
+      </w:r>
+    </w:p>
+    <w:p>
+      <w:pPr>
+        <w:rPr>
+          <w:lang w:val="en-US"/>
+        </w:rPr>
+      </w:pPr>
+      <w:r>
+        <w:rPr>
+          <w:lang w:val="en-US"/>
+        </w:rPr>
+        <w:t>    restart: always</w:t>
+      </w:r>
+    </w:p>
+    <w:p>
+      <w:pPr>
+        <w:rPr>
+          <w:lang w:val="en-US"/>
+        </w:rPr>
+      </w:pPr>
+      <w:r>
+        <w:rPr>
+          <w:lang w:val="en-US"/>
+        </w:rPr>
+        <w:t>    environment:</w:t>
+      </w:r>
+    </w:p>
+    <w:p>
+      <w:pPr>
+        <w:rPr>
+          <w:lang w:val="en-US"/>
+        </w:rPr>
+      </w:pPr>
+      <w:r>
+        <w:rPr>
+          <w:lang w:val="en-US"/>
+        </w:rPr>
+        <w:t>      PUBLICHOST: "192.168.1.96"</w:t>
+      </w:r>
+    </w:p>
+    <w:p>
+      <w:pPr>
+        <w:rPr>
+          <w:lang w:val="en-US"/>
+        </w:rPr>
+      </w:pPr>
+      <w:r>
+        <w:rPr>
+          <w:lang w:val="en-US"/>
+        </w:rPr>
+        <w:t>      FTP_USER_NAME: "admin_ftp"</w:t>
+      </w:r>
+    </w:p>
+    <w:p>
+      <w:pPr>
+        <w:rPr>
+          <w:lang w:val="en-US"/>
+        </w:rPr>
+      </w:pPr>
+      <w:r>
+        <w:rPr>
+          <w:lang w:val="en-US"/>
+        </w:rPr>
+        <w:t>      FTP_USER_PASS: "Admin99"</w:t>
+      </w:r>
+    </w:p>
+    <w:p>
+      <w:pPr>
+        <w:rPr>
+          <w:lang w:val="en-US"/>
+        </w:rPr>
+      </w:pPr>
+      <w:r>
+        <w:rPr>
+          <w:lang w:val="en-US"/>
+        </w:rPr>
+        <w:t>      FTP_USER_HOME: "/home/ftpusers/admin_ftp"</w:t>
+      </w:r>
+    </w:p>
+    <w:p>
+      <w:pPr>
+        <w:rPr>
+          <w:lang w:val="en-US"/>
+        </w:rPr>
+      </w:pPr>
+      <w:r>
+        <w:rPr>
+          <w:lang w:val="en-US"/>
+        </w:rPr>
+        <w:t>    volumes:</w:t>
+      </w:r>
+    </w:p>
+    <w:p>
+      <w:pPr>
+        <w:rPr>
+          <w:lang w:val="en-US"/>
+        </w:rPr>
+      </w:pPr>
+      <w:r>
+        <w:rPr>
+          <w:lang w:val="en-US"/>
+        </w:rPr>
+        <w:t>      - /volume1/ftp/cam:/home/ftpusers/admin_ftp</w:t>
+      </w:r>
+    </w:p>
+    <w:p>
+      <w:r>
+        <w:rPr>
+          <w:lang w:val="en-US"/>
+        </w:rPr>
+        <w:t xml:space="preserve">    </w:t>
+      </w:r>
+      <w:r>
+        <w:t>ports:</w:t>
+      </w:r>
+    </w:p>
+    <w:p>
+      <w:r>
+        <w:t>      - "21:21"</w:t>
+      </w:r>
+    </w:p>
+    <w:p>
+      <w:r>
+        <w:t>      - "30000-30009:30000-30009"</w:t>
+      </w:r>
+    </w:p>
+    <w:p>
+      <w:r>
+        <w:t xml:space="preserve">  # API </w:t>
+      </w:r>
+      <w:r>
+        <w:t>pour le t</w:t>
+      </w:r>
+      <w:r>
+        <w:t xml:space="preserve">raitement </w:t>
+      </w:r>
+      <w:r>
+        <w:t>des fichiers</w:t>
+      </w:r>
+    </w:p>
+    <w:p>
+      <w:pPr>
+        <w:rPr>
+          <w:lang w:val="en-US"/>
+        </w:rPr>
+      </w:pPr>
+      <w:r>
+        <w:t xml:space="preserve">  </w:t>
+      </w:r>
+      <w:r>
+        <w:rPr>
+          <w:lang w:val="en-US"/>
+        </w:rPr>
+        <w:t>backend:</w:t>
+      </w:r>
+    </w:p>
+    <w:p>
+      <w:pPr>
+        <w:rPr>
+          <w:lang w:val="en-US"/>
+        </w:rPr>
+      </w:pPr>
+      <w:r>
+        <w:rPr>
+          <w:lang w:val="en-US"/>
+        </w:rPr>
+        <w:t xml:space="preserve">    </w:t>
+      </w:r>
+      <w:r>
+        <w:rPr>
+          <w:lang w:val="en-US"/>
+        </w:rPr>
+        <w:t>build: ./backend</w:t>
+      </w:r>
+    </w:p>
+    <w:p>
+      <w:pPr>
+        <w:rPr>
+          <w:lang w:val="en-US"/>
+        </w:rPr>
+      </w:pPr>
+      <w:r>
+        <w:rPr>
+          <w:lang w:val="en-US"/>
+        </w:rPr>
+        <w:t>    container_name: ftp-api</w:t>
+      </w:r>
+    </w:p>
+    <w:p>
+      <w:r>
+        <w:rPr>
+          <w:lang w:val="en-US"/>
+        </w:rPr>
+        <w:lastRenderedPageBreak/>
+        <w:t xml:space="preserve">    </w:t>
+      </w:r>
+      <w:r>
+        <w:t>restart: always</w:t>
+      </w:r>
+    </w:p>
+    <w:p>
+      <w:r>
+        <w:t>    ports:</w:t>
+      </w:r>
+    </w:p>
+    <w:p>
+      <w:r>
+        <w:t>      - "3000:3000"</w:t>
+      </w:r>
+    </w:p>
+    <w:p>
+      <w:r>
+        <w:t>    environment:</w:t>
+      </w:r>
+    </w:p>
+    <w:p>
+      <w:r>
+        <w:t xml:space="preserve">      </w:t>
+      </w:r>
+      <w:r>
+        <w:t xml:space="preserve">- JWT_SECRET=JeNeVeuxPasQuonAccedeAMonSiteSansEtreAuthentifie! </w:t>
+      </w:r>
+    </w:p>
+    <w:p>
+      <w:r>
+        <w:t xml:space="preserve">      </w:t>
+      </w:r>
+      <w:r>
+        <w:t xml:space="preserve">- FTP_HOST=ftp # &lt;--- TRÈS IMPORTANT : Utilise le nom du service Docker </w:t>
+      </w:r>
+    </w:p>
+    <w:p>
+      <w:pPr>
+        <w:rPr>
+          <w:lang w:val="en-US"/>
+        </w:rPr>
+      </w:pPr>
+      <w:r>
+        <w:t xml:space="preserve">      </w:t>
+      </w:r>
+      <w:r>
+        <w:rPr>
+          <w:lang w:val="en-US"/>
+        </w:rPr>
+        <w:t>- FTP_USER=admin_ftp - FTP_PASSWORD=Admin99</w:t>
+      </w:r>
+      <w:r>
+        <w:rPr>
+          <w:lang w:val="en-US"/>
+        </w:rPr>
+        <w:t xml:space="preserve">    </w:t>
+      </w:r>
+    </w:p>
+    <w:p>
+      <w:pPr>
+        <w:rPr>
+          <w:lang w:val="en-US"/>
+        </w:rPr>
+      </w:pPr>
+      <w:r>
+        <w:rPr>
+          <w:lang w:val="en-US"/>
+        </w:rPr>
+        <w:t xml:space="preserve">    </w:t>
+      </w:r>
+      <w:r>
+        <w:rPr>
+          <w:lang w:val="en-US"/>
+        </w:rPr>
+        <w:t>volumes:</w:t>
+      </w:r>
+    </w:p>
+    <w:p>
+      <w:pPr>
+        <w:rPr>
+          <w:lang w:val="en-US"/>
+        </w:rPr>
+      </w:pPr>
+      <w:r>
+        <w:rPr>
+          <w:lang w:val="en-US"/>
+        </w:rPr>
+        <w:t xml:space="preserve">      </w:t>
+      </w:r>
+      <w:r>
+        <w:rPr>
+          <w:lang w:val="en-US"/>
+        </w:rPr>
+        <w:t># Onglet 1 : Vidéos Caméra</w:t>
+      </w:r>
+    </w:p>
+    <w:p>
+      <w:pPr>
+        <w:rPr>
+          <w:lang w:val="en-US"/>
+        </w:rPr>
+      </w:pPr>
+      <w:r>
+        <w:rPr>
+          <w:lang w:val="en-US"/>
+        </w:rPr>
+        <w:t xml:space="preserve">      </w:t>
+      </w:r>
+      <w:r>
+        <w:rPr>
+          <w:lang w:val="en-US"/>
+        </w:rPr>
+        <w:t>#</w:t>
+      </w:r>
+      <w:r>
+        <w:rPr>
+          <w:lang w:val="en-US"/>
+        </w:rPr>
+        <w:t>- /volume1/ftp/cam/FI9816P_00626EEC9763/record:/app/videos</w:t>
+      </w:r>
+    </w:p>
+    <w:p>
+      <w:pPr>
+        <w:rPr>
+          <w:lang w:val="en-US"/>
+        </w:rPr>
+      </w:pPr>
+      <w:r>
+        <w:rPr>
+          <w:lang w:val="en-US"/>
+        </w:rPr>
+        <w:t>      # Onglet 2 : Fichiers Partagés</w:t>
+      </w:r>
+    </w:p>
+    <w:p>
+      <w:pPr>
+        <w:rPr>
+          <w:lang w:val="en-US"/>
+        </w:rPr>
+      </w:pPr>
+      <w:r>
+        <w:rPr>
+          <w:lang w:val="en-US"/>
+        </w:rPr>
+        <w:t xml:space="preserve">      </w:t>
+      </w:r>
+      <w:r>
+        <w:rPr>
+          <w:lang w:val="en-US"/>
+        </w:rPr>
+        <w:t>#</w:t>
+      </w:r>
+      <w:r>
+        <w:rPr>
+          <w:lang w:val="en-US"/>
+        </w:rPr>
+        <w:t>- /volume1/ftp/files:/app/shared_files</w:t>
+      </w:r>
+    </w:p>
+    <w:p>
+      <w:r>
+        <w:rPr>
+          <w:lang w:val="en-US"/>
+        </w:rPr>
+        <w:t xml:space="preserve">      </w:t>
+      </w:r>
+      <w:r>
+        <w:t># Configuration des utilisateurs (en lecture seule :ro)</w:t>
+      </w:r>
+    </w:p>
+    <w:p>
+      <w:pPr>
+        <w:rPr>
+          <w:lang w:val="en-US"/>
+        </w:rPr>
+      </w:pPr>
+      <w:r>
+        <w:t xml:space="preserve">      </w:t>
+      </w:r>
+      <w:r>
+        <w:rPr>
+          <w:lang w:val="en-US"/>
+        </w:rPr>
+        <w:t>- ./users.json:/app/users.json:ro</w:t>
+      </w:r>
+    </w:p>
+    <w:p>
+      <w:pPr>
+        <w:rPr>
+          <w:lang w:val="en-US"/>
+        </w:rPr>
+      </w:pPr>
+      <w:r>
+        <w:rPr>
+          <w:lang w:val="en-US"/>
+        </w:rPr>
+        <w:t xml:space="preserve">  # Interface Web (Nginx sert </w:t>
+      </w:r>
+      <w:r>
+        <w:rPr>
+          <w:lang w:val="en-US"/>
+        </w:rPr>
+        <w:t>l’</w:t>
+      </w:r>
+      <w:r>
+        <w:rPr>
+          <w:lang w:val="en-US"/>
+        </w:rPr>
+        <w:t>Angular buildé)</w:t>
+      </w:r>
+    </w:p>
+    <w:p>
+      <w:pPr>
+        <w:rPr>
+          <w:lang w:val="en-US"/>
+        </w:rPr>
+      </w:pPr>
+      <w:r>
+        <w:rPr>
+          <w:lang w:val="en-US"/>
+        </w:rPr>
+        <w:t>  frontend:</w:t>
+      </w:r>
+    </w:p>
+    <w:p>
+      <w:pPr>
+        <w:rPr>
+          <w:lang w:val="en-US"/>
+        </w:rPr>
+      </w:pPr>
+      <w:r>
+        <w:rPr>
+          <w:lang w:val="en-US"/>
+        </w:rPr>
+        <w:t>    image: nginx:alpine</w:t>
+      </w:r>
+    </w:p>
+    <w:p>
+      <w:pPr>
+        <w:rPr>
+          <w:lang w:val="en-US"/>
+        </w:rPr>
+      </w:pPr>
+      <w:r>
+        <w:rPr>
+          <w:lang w:val="en-US"/>
+        </w:rPr>
+        <w:t xml:space="preserve">    container_name: </w:t>
+      </w:r>
+      <w:r>
+        <w:rPr>
+          <w:lang w:val="en-US"/>
+        </w:rPr>
+        <w:t>ftp</w:t>
+      </w:r>
+      <w:r>
+        <w:rPr>
+          <w:lang w:val="en-US"/>
+        </w:rPr>
+        <w:t>-ui</w:t>
+      </w:r>
+    </w:p>
+    <w:p>
+      <w:pPr>
+        <w:rPr>
+          <w:lang w:val="en-US"/>
+        </w:rPr>
+      </w:pPr>
+      <w:r>
+        <w:rPr>
+          <w:lang w:val="en-US"/>
+        </w:rPr>
+        <w:t>    restart: always</w:t>
+      </w:r>
+    </w:p>
+    <w:p>
+      <w:pPr>
+        <w:rPr>
+          <w:lang w:val="en-US"/>
+        </w:rPr>
+      </w:pPr>
+      <w:r>
+        <w:rPr>
+          <w:lang w:val="en-US"/>
+        </w:rPr>
+        <w:t>    volumes:</w:t>
+      </w:r>
+    </w:p>
+    <w:p>
+      <w:pPr>
+        <w:rPr>
+          <w:lang w:val="en-US"/>
+        </w:rPr>
+      </w:pPr>
+      <w:r>
+        <w:rPr>
+          <w:lang w:val="en-US"/>
+        </w:rPr>
+        <w:t>      - ./frontend/dist:/usr/share/nginx/html</w:t>
+      </w:r>
+    </w:p>
+    <w:p>
+      <w:pPr>
+        <w:rPr>
+          <w:lang w:val="en-US"/>
+        </w:rPr>
+      </w:pPr>
+    </w:p>
+    <w:p>
+      <w:r>
+        <w:rPr>
+          <w:lang w:val="en-US"/>
+        </w:rPr>
+        <w:t xml:space="preserve">  </w:t>
+      </w:r>
+      <w:r>
+        <w:t># Le Tunnel (Accès Internet sans ouvrir de ports)</w:t>
+      </w:r>
+    </w:p>
+    <w:p>
+      <w:pPr>
+        <w:rPr>
+          <w:lang w:val="en-US"/>
+        </w:rPr>
+      </w:pPr>
+      <w:r>
+        <w:t xml:space="preserve">  </w:t>
+      </w:r>
+      <w:r>
+        <w:rPr>
+          <w:lang w:val="en-US"/>
+        </w:rPr>
+        <w:t>tunnel:</w:t>
+      </w:r>
+    </w:p>
+    <w:p>
+      <w:pPr>
+        <w:rPr>
+          <w:lang w:val="en-US"/>
+        </w:rPr>
+      </w:pPr>
+      <w:r>
+        <w:rPr>
+          <w:lang w:val="en-US"/>
+        </w:rPr>
+        <w:t>    image: cloudflare/cloudflared:latest</w:t>
+      </w:r>
+    </w:p>
+    <w:p>
+      <w:pPr>
+        <w:rPr>
+          <w:lang w:val="en-US"/>
+        </w:rPr>
+      </w:pPr>
+      <w:r>
+        <w:rPr>
+          <w:lang w:val="en-US"/>
+        </w:rPr>
+        <w:t>    container_name: cloudflare-connector</w:t>
+      </w:r>
+    </w:p>
+    <w:p>
+      <w:pPr>
+        <w:rPr>
+          <w:lang w:val="en-US"/>
+        </w:rPr>
+      </w:pPr>
+      <w:r>
+        <w:rPr>
+          <w:lang w:val="en-US"/>
+        </w:rPr>
+        <w:t>    restart: always</w:t>
+      </w:r>
+    </w:p>
+    <w:p>
+      <w:pPr>
+        <w:rPr>
+          <w:lang w:val="en-US"/>
+        </w:rPr>
+      </w:pPr>
+      <w:r>
+        <w:rPr>
+          <w:lang w:val="en-US"/>
+        </w:rPr>
+        <w:t>    command: tunnel --no-autoupdate run</w:t>
+      </w:r>
+      <w:r>
+        <w:rPr>
+          <w:lang w:val="en-US"/>
+        </w:rPr>
         <w:t xml:space="preserve"> </w:t>
       </w:r>
-      <w:proofErr w:type="spellStart"/>
-      <w:r>
-        <w:t>cloudflared</w:t>
-      </w:r>
-      <w:proofErr w:type="spellEnd"/>
-    </w:p>
-    <w:p>
-      <w:bookmarkStart w:id="0" w:name="_GoBack"/>
-      <w:bookmarkEnd w:id="0"/>
-    </w:p>
-    <w:p>
-      <w:r>
-        <w:t>cloudflared.exe service install eyJhIjoiOTdjZWEzYmNkOWM3NWNlOGY1ZjljZTU2ODQwMTUzYTMiLCJ0IjoiNDBlMDQ0YzYtODgyNi00OThiLTljMmUtYjQ3ZjFhZDAyOTI0IiwicyI6Ik16TXhNREEzTldJdFlURTFNaTAwTTJWaUxUZzJObVV0TldNNU56TTBaV0ZqWkdFeSJ9</w:t>
-      </w:r>
+      <w:r>
+        <w:rPr>
+          <w:lang w:val="en-US"/>
+        </w:rPr>
+        <w:t>–</w:t>
+      </w:r>
+      <w:r>
+        <w:rPr>
+          <w:lang w:val="en-US"/>
+        </w:rPr>
+        <w:t>token</w:t>
+      </w:r>
+      <w:r>
+        <w:rPr>
+          <w:lang w:val="en-US"/>
+        </w:rPr>
+        <w:t xml:space="preserve"> </w:t>
+      </w:r>
+      <w:r>
+        <w:rPr>
+          <w:lang w:val="en-US"/>
+        </w:rPr>
+        <w:t>eyJhIjoiOTdjZWEzYmNkOWM3NWNlOGY1ZjljZTU2ODQwMTUzYTMiLCJ0IjoiZTZjYjk4ZmItOTAwMi00NjdkLTlkZGQtOWJhNDQzNDhjODhlIiwicyI6Ik56RTJPV05pTW1JdE9UTTVOQzAwWWpBNExXRmlZMlV0TUdGbU5UQTBZV1V3T0dSaSJ9</w:t>
+      </w:r>
+    </w:p>
+    <w:p>
+      <w:pPr>
+        <w:rPr>
+          <w:lang w:val="en-US"/>
+        </w:rPr>
+      </w:pPr>
+    </w:p>
+    <w:p>
+      <w:pPr>
+        <w:rPr>
+          <w:lang w:val="en-US"/>
+        </w:rPr>
+      </w:pPr>
+    </w:p>
+    <w:p>
+      <w:pPr>
+        <w:rPr>
+          <w:lang w:val="en-US"/>
+        </w:rPr>
+      </w:pPr>
     </w:p>
     <w:p>
       <w:r>
@@ -38,1181 +726,659 @@
     </w:p>
     <w:p>
       <w:r>
-        <w:t>Docker-compose</w:t>
+        <w:t>Suppression via SSH du contenu puis recréation (cache dans le NAS)</w:t>
       </w:r>
     </w:p>
     <w:p/>
     <w:p>
-      <w:proofErr w:type="gramStart"/>
-      <w:r>
-        <w:t>version:</w:t>
-      </w:r>
-      <w:proofErr w:type="gramEnd"/>
-      <w:r>
+      <w:pPr>
+        <w:rPr>
+          <w:lang w:val="en-US"/>
+        </w:rPr>
+      </w:pPr>
+      <w:r>
+        <w:rPr>
+          <w:lang w:val="en-US"/>
+        </w:rPr>
+        <w:t>root@DXP2800-Nico:/volume1/docker/ftp_project# docker compose down</w:t>
+      </w:r>
+    </w:p>
+    <w:p>
+      <w:pPr>
+        <w:rPr>
+          <w:lang w:val="en-US"/>
+        </w:rPr>
+      </w:pPr>
+      <w:r>
+        <w:rPr>
+          <w:lang w:val="en-US"/>
+        </w:rPr>
+        <w:t>WARN[0000] /volume1/docker/ftp_project/docker-compose.yaml: `version` is obsolete</w:t>
+      </w:r>
+    </w:p>
+    <w:p>
+      <w:pPr>
+        <w:rPr>
+          <w:lang w:val="en-US"/>
+        </w:rPr>
+      </w:pPr>
+      <w:r>
+        <w:rPr>
+          <w:lang w:val="en-US"/>
+        </w:rPr>
+        <w:t>[+] Running 5/5</w:t>
+      </w:r>
+    </w:p>
+    <w:p>
+      <w:pPr>
+        <w:rPr>
+          <w:lang w:val="en-US"/>
+        </w:rPr>
+      </w:pPr>
+      <w:r>
+        <w:rPr>
+          <w:lang w:val="en-US"/>
+        </w:rPr>
         <w:t xml:space="preserve"> </w:t>
       </w:r>
-      <w:proofErr w:type="spellStart"/>
-      <w:r>
-        <w:t>latest</w:t>
-      </w:r>
-      <w:proofErr w:type="spellEnd"/>
+      <w:r>
+        <w:rPr>
+          <w:rFonts w:ascii="Segoe UI Symbol" w:hAnsi="Segoe UI Symbol" w:cs="Segoe UI Symbol"/>
+          <w:lang w:val="en-US"/>
+        </w:rPr>
+        <w:t>✔</w:t>
+      </w:r>
+      <w:r>
+        <w:rPr>
+          <w:lang w:val="en-US"/>
+        </w:rPr>
+        <w:t xml:space="preserve"> Container ftp_project           Removed                                                                        11.4s</w:t>
+      </w:r>
+    </w:p>
+    <w:p>
+      <w:pPr>
+        <w:rPr>
+          <w:lang w:val="en-US"/>
+        </w:rPr>
+      </w:pPr>
+      <w:r>
+        <w:rPr>
+          <w:lang w:val="en-US"/>
+        </w:rPr>
+        <w:t xml:space="preserve"> </w:t>
+      </w:r>
+      <w:r>
+        <w:rPr>
+          <w:rFonts w:ascii="Segoe UI Symbol" w:hAnsi="Segoe UI Symbol" w:cs="Segoe UI Symbol"/>
+          <w:lang w:val="en-US"/>
+        </w:rPr>
+        <w:t>✔</w:t>
+      </w:r>
+      <w:r>
+        <w:rPr>
+          <w:lang w:val="en-US"/>
+        </w:rPr>
+        <w:t xml:space="preserve"> Container ftp-api               Removed                                                                        10.8s</w:t>
+      </w:r>
+    </w:p>
+    <w:p>
+      <w:pPr>
+        <w:rPr>
+          <w:lang w:val="en-US"/>
+        </w:rPr>
+      </w:pPr>
+      <w:r>
+        <w:rPr>
+          <w:lang w:val="en-US"/>
+        </w:rPr>
+        <w:t xml:space="preserve"> </w:t>
+      </w:r>
+      <w:r>
+        <w:rPr>
+          <w:rFonts w:ascii="Segoe UI Symbol" w:hAnsi="Segoe UI Symbol" w:cs="Segoe UI Symbol"/>
+          <w:lang w:val="en-US"/>
+        </w:rPr>
+        <w:t>✔</w:t>
+      </w:r>
+      <w:r>
+        <w:rPr>
+          <w:lang w:val="en-US"/>
+        </w:rPr>
+        <w:t xml:space="preserve"> Container ftp-ui                Removed                                                                         1.0s</w:t>
+      </w:r>
+    </w:p>
+    <w:p>
+      <w:pPr>
+        <w:rPr>
+          <w:lang w:val="en-US"/>
+        </w:rPr>
+      </w:pPr>
+      <w:r>
+        <w:rPr>
+          <w:lang w:val="en-US"/>
+        </w:rPr>
+        <w:t xml:space="preserve"> </w:t>
+      </w:r>
+      <w:r>
+        <w:rPr>
+          <w:rFonts w:ascii="Segoe UI Symbol" w:hAnsi="Segoe UI Symbol" w:cs="Segoe UI Symbol"/>
+          <w:lang w:val="en-US"/>
+        </w:rPr>
+        <w:t>✔</w:t>
+      </w:r>
+      <w:r>
+        <w:rPr>
+          <w:lang w:val="en-US"/>
+        </w:rPr>
+        <w:t xml:space="preserve"> Container cloudflare-connector  Removed                                                                         0.8s</w:t>
+      </w:r>
+    </w:p>
+    <w:p>
+      <w:pPr>
+        <w:rPr>
+          <w:lang w:val="en-US"/>
+        </w:rPr>
+      </w:pPr>
+      <w:r>
+        <w:rPr>
+          <w:lang w:val="en-US"/>
+        </w:rPr>
+        <w:t xml:space="preserve"> </w:t>
+      </w:r>
+      <w:r>
+        <w:rPr>
+          <w:rFonts w:ascii="Segoe UI Symbol" w:hAnsi="Segoe UI Symbol" w:cs="Segoe UI Symbol"/>
+          <w:lang w:val="en-US"/>
+        </w:rPr>
+        <w:t>✔</w:t>
+      </w:r>
+      <w:r>
+        <w:rPr>
+          <w:lang w:val="en-US"/>
+        </w:rPr>
+        <w:t xml:space="preserve"> Network ftp_project_default     Removed                                                                         0.3s</w:t>
+      </w:r>
+    </w:p>
+    <w:p>
+      <w:pPr>
+        <w:rPr>
+          <w:lang w:val="en-US"/>
+        </w:rPr>
+      </w:pPr>
+      <w:r>
+        <w:rPr>
+          <w:lang w:val="en-US"/>
+        </w:rPr>
+        <w:t>root@DXP2800-Nico:/volume1/docker/ftp_project# docker rmi ftp_project-backend:latest</w:t>
+      </w:r>
+    </w:p>
+    <w:p>
+      <w:pPr>
+        <w:rPr>
+          <w:lang w:val="en-US"/>
+        </w:rPr>
+      </w:pPr>
+      <w:r>
+        <w:rPr>
+          <w:lang w:val="en-US"/>
+        </w:rPr>
+        <w:t>Untagged: ftp_project-backend:latest</w:t>
+      </w:r>
+    </w:p>
+    <w:p>
+      <w:pPr>
+        <w:rPr>
+          <w:lang w:val="en-US"/>
+        </w:rPr>
+      </w:pPr>
+      <w:r>
+        <w:rPr>
+          <w:lang w:val="en-US"/>
+        </w:rPr>
+        <w:t>Deleted: sha256:d6d7d007bf85732a8cafb1d84e55cae5f46888f9c1d55666c136a433642cc14c</w:t>
+      </w:r>
+    </w:p>
+    <w:p>
+      <w:pPr>
+        <w:rPr>
+          <w:lang w:val="en-US"/>
+        </w:rPr>
+      </w:pPr>
+      <w:r>
+        <w:rPr>
+          <w:lang w:val="en-US"/>
+        </w:rPr>
+        <w:t>root@DXP2800-Nico:/volume1/docker/ftp_project# docker compose up -d --build</w:t>
+      </w:r>
+    </w:p>
+    <w:p>
+      <w:pPr>
+        <w:rPr>
+          <w:lang w:val="en-US"/>
+        </w:rPr>
+      </w:pPr>
+      <w:r>
+        <w:rPr>
+          <w:lang w:val="en-US"/>
+        </w:rPr>
+        <w:t>WARN[0000] /volume1/docker/ftp_project/docker-compose.yaml: `version` is obsolete</w:t>
+      </w:r>
+    </w:p>
+    <w:p>
+      <w:pPr>
+        <w:rPr>
+          <w:lang w:val="en-US"/>
+        </w:rPr>
+      </w:pPr>
+      <w:r>
+        <w:rPr>
+          <w:lang w:val="en-US"/>
+        </w:rPr>
+        <w:t>[+] Building 13.7s (11/11) FINISHED                                                                      docker:default</w:t>
+      </w:r>
+    </w:p>
+    <w:p>
+      <w:pPr>
+        <w:rPr>
+          <w:lang w:val="en-US"/>
+        </w:rPr>
+      </w:pPr>
+      <w:r>
+        <w:rPr>
+          <w:lang w:val="en-US"/>
+        </w:rPr>
+        <w:t xml:space="preserve"> =&gt; [backend internal] load build definition from Dockerfile                                                       0.3s</w:t>
+      </w:r>
+    </w:p>
+    <w:p>
+      <w:pPr>
+        <w:rPr>
+          <w:lang w:val="en-US"/>
+        </w:rPr>
+      </w:pPr>
+      <w:r>
+        <w:rPr>
+          <w:lang w:val="en-US"/>
+        </w:rPr>
+        <w:t xml:space="preserve"> =&gt; =&gt; transferring dockerfile: 428B                                                                               0.0s</w:t>
+      </w:r>
+    </w:p>
+    <w:p>
+      <w:pPr>
+        <w:rPr>
+          <w:lang w:val="en-US"/>
+        </w:rPr>
+      </w:pPr>
+      <w:r>
+        <w:rPr>
+          <w:lang w:val="en-US"/>
+        </w:rPr>
+        <w:t xml:space="preserve"> =&gt; [backend internal] load metadata for docker.io/library/node:20-slim                                            1.0s</w:t>
+      </w:r>
+    </w:p>
+    <w:p>
+      <w:pPr>
+        <w:rPr>
+          <w:lang w:val="en-US"/>
+        </w:rPr>
+      </w:pPr>
+      <w:r>
+        <w:rPr>
+          <w:lang w:val="en-US"/>
+        </w:rPr>
+        <w:t xml:space="preserve"> =&gt; [backend internal] load .dockerignore                                                                          0.0s</w:t>
+      </w:r>
+    </w:p>
+    <w:p>
+      <w:pPr>
+        <w:rPr>
+          <w:lang w:val="en-US"/>
+        </w:rPr>
+      </w:pPr>
+      <w:r>
+        <w:rPr>
+          <w:lang w:val="en-US"/>
+        </w:rPr>
+        <w:t xml:space="preserve"> =&gt; =&gt; transferring context: 2B                                                                                    0.0s</w:t>
+      </w:r>
+    </w:p>
+    <w:p>
+      <w:pPr>
+        <w:rPr>
+          <w:lang w:val="en-US"/>
+        </w:rPr>
+      </w:pPr>
+      <w:r>
+        <w:rPr>
+          <w:lang w:val="en-US"/>
+        </w:rPr>
+        <w:t xml:space="preserve"> =&gt; [backend 1/6] FROM docker.io/library/node:20-slim@sha256:d8a35d586fad3af7abb6fdb9ba972388395405f4d462da9e4a4d  0.0s</w:t>
+      </w:r>
+    </w:p>
+    <w:p>
+      <w:pPr>
+        <w:rPr>
+          <w:lang w:val="en-US"/>
+        </w:rPr>
+      </w:pPr>
+      <w:r>
+        <w:rPr>
+          <w:lang w:val="en-US"/>
+        </w:rPr>
+        <w:t xml:space="preserve"> =&gt; [backend internal] load build context                                                                          0.8s</w:t>
+      </w:r>
+    </w:p>
+    <w:p>
+      <w:pPr>
+        <w:rPr>
+          <w:lang w:val="en-US"/>
+        </w:rPr>
+      </w:pPr>
+      <w:r>
+        <w:rPr>
+          <w:lang w:val="en-US"/>
+        </w:rPr>
+        <w:t xml:space="preserve"> =&gt; =&gt; transferring context: 15.25MB                                                                               0.6s</w:t>
+      </w:r>
+    </w:p>
+    <w:p>
+      <w:pPr>
+        <w:rPr>
+          <w:lang w:val="en-US"/>
+        </w:rPr>
+      </w:pPr>
+      <w:r>
+        <w:rPr>
+          <w:lang w:val="en-US"/>
+        </w:rPr>
+        <w:t xml:space="preserve"> =&gt; CACHED [backend 2/6] RUN apt-get update &amp;&amp; apt-get install -y ffmpeg &amp;&amp; rm -rf /var/lib/apt/lists/*            0.0s</w:t>
+      </w:r>
+    </w:p>
+    <w:p>
+      <w:pPr>
+        <w:rPr>
+          <w:lang w:val="en-US"/>
+        </w:rPr>
+      </w:pPr>
+      <w:r>
+        <w:rPr>
+          <w:lang w:val="en-US"/>
+        </w:rPr>
+        <w:t xml:space="preserve"> =&gt; CACHED [backend 3/6] WORKDIR /app                                                                              0.0s</w:t>
+      </w:r>
+    </w:p>
+    <w:p>
+      <w:pPr>
+        <w:rPr>
+          <w:lang w:val="en-US"/>
+        </w:rPr>
+      </w:pPr>
+      <w:r>
+        <w:rPr>
+          <w:lang w:val="en-US"/>
+        </w:rPr>
+        <w:lastRenderedPageBreak/>
+        <w:t xml:space="preserve"> =&gt; [backend 4/6] COPY package*.json ./                                                                            1.3s</w:t>
+      </w:r>
+    </w:p>
+    <w:p>
+      <w:pPr>
+        <w:rPr>
+          <w:lang w:val="en-US"/>
+        </w:rPr>
+      </w:pPr>
+      <w:r>
+        <w:rPr>
+          <w:lang w:val="en-US"/>
+        </w:rPr>
+        <w:t xml:space="preserve"> =&gt; [backend 5/6] RUN npm install --production                                                                     8.1s</w:t>
+      </w:r>
+    </w:p>
+    <w:p>
+      <w:pPr>
+        <w:rPr>
+          <w:lang w:val="en-US"/>
+        </w:rPr>
+      </w:pPr>
+      <w:r>
+        <w:rPr>
+          <w:lang w:val="en-US"/>
+        </w:rPr>
+        <w:t xml:space="preserve"> =&gt; [backend 6/6] COPY . .                                                                                         1.5s</w:t>
+      </w:r>
+    </w:p>
+    <w:p>
+      <w:pPr>
+        <w:rPr>
+          <w:lang w:val="en-US"/>
+        </w:rPr>
+      </w:pPr>
+      <w:r>
+        <w:rPr>
+          <w:lang w:val="en-US"/>
+        </w:rPr>
+        <w:t xml:space="preserve"> =&gt; [backend] exporting to image                                                                                   0.4s</w:t>
+      </w:r>
+    </w:p>
+    <w:p>
+      <w:pPr>
+        <w:rPr>
+          <w:lang w:val="en-US"/>
+        </w:rPr>
+      </w:pPr>
+      <w:r>
+        <w:rPr>
+          <w:lang w:val="en-US"/>
+        </w:rPr>
+        <w:t xml:space="preserve"> =&gt; =&gt; exporting layers                                                                                            0.4s</w:t>
+      </w:r>
+    </w:p>
+    <w:p>
+      <w:pPr>
+        <w:rPr>
+          <w:lang w:val="en-US"/>
+        </w:rPr>
+      </w:pPr>
+      <w:r>
+        <w:rPr>
+          <w:lang w:val="en-US"/>
+        </w:rPr>
+        <w:t xml:space="preserve"> =&gt; =&gt; writing image sha256:53b0d7a3117972e93895a0e7b76ce88466ccd0f80cfedc6a4d63b39971382196                       0.0s</w:t>
+      </w:r>
+    </w:p>
+    <w:p>
+      <w:pPr>
+        <w:rPr>
+          <w:lang w:val="en-US"/>
+        </w:rPr>
+      </w:pPr>
+      <w:r>
+        <w:rPr>
+          <w:lang w:val="en-US"/>
+        </w:rPr>
+        <w:t xml:space="preserve"> =&gt; =&gt; naming to docker.io/library/ftp_project-backend                                                             0.0s</w:t>
+      </w:r>
+    </w:p>
+    <w:p>
+      <w:pPr>
+        <w:rPr>
+          <w:lang w:val="en-US"/>
+        </w:rPr>
+      </w:pPr>
+      <w:r>
+        <w:rPr>
+          <w:lang w:val="en-US"/>
+        </w:rPr>
+        <w:t>[+] Running 5/5</w:t>
+      </w:r>
+    </w:p>
+    <w:p>
+      <w:pPr>
+        <w:rPr>
+          <w:lang w:val="en-US"/>
+        </w:rPr>
+      </w:pPr>
+      <w:r>
+        <w:rPr>
+          <w:lang w:val="en-US"/>
+        </w:rPr>
+        <w:t xml:space="preserve"> </w:t>
+      </w:r>
+      <w:r>
+        <w:rPr>
+          <w:rFonts w:ascii="Segoe UI Symbol" w:hAnsi="Segoe UI Symbol" w:cs="Segoe UI Symbol"/>
+          <w:lang w:val="en-US"/>
+        </w:rPr>
+        <w:t>✔</w:t>
+      </w:r>
+      <w:r>
+        <w:rPr>
+          <w:lang w:val="en-US"/>
+        </w:rPr>
+        <w:t xml:space="preserve"> Network ftp_project_default     Created                                                                         0.3s</w:t>
+      </w:r>
+    </w:p>
+    <w:p>
+      <w:pPr>
+        <w:rPr>
+          <w:lang w:val="en-US"/>
+        </w:rPr>
+      </w:pPr>
+      <w:r>
+        <w:rPr>
+          <w:lang w:val="en-US"/>
+        </w:rPr>
+        <w:t xml:space="preserve"> </w:t>
+      </w:r>
+      <w:r>
+        <w:rPr>
+          <w:rFonts w:ascii="Segoe UI Symbol" w:hAnsi="Segoe UI Symbol" w:cs="Segoe UI Symbol"/>
+          <w:lang w:val="en-US"/>
+        </w:rPr>
+        <w:t>✔</w:t>
+      </w:r>
+      <w:r>
+        <w:rPr>
+          <w:lang w:val="en-US"/>
+        </w:rPr>
+        <w:t xml:space="preserve"> Container ftp_project           Started                                                                         0.9s</w:t>
+      </w:r>
+    </w:p>
+    <w:p>
+      <w:pPr>
+        <w:rPr>
+          <w:lang w:val="en-US"/>
+        </w:rPr>
+      </w:pPr>
+      <w:r>
+        <w:rPr>
+          <w:lang w:val="en-US"/>
+        </w:rPr>
+        <w:t xml:space="preserve"> </w:t>
+      </w:r>
+      <w:r>
+        <w:rPr>
+          <w:rFonts w:ascii="Segoe UI Symbol" w:hAnsi="Segoe UI Symbol" w:cs="Segoe UI Symbol"/>
+          <w:lang w:val="en-US"/>
+        </w:rPr>
+        <w:t>✔</w:t>
+      </w:r>
+      <w:r>
+        <w:rPr>
+          <w:lang w:val="en-US"/>
+        </w:rPr>
+        <w:t xml:space="preserve"> Container ftp-api               Started                                                                         0.9s</w:t>
+      </w:r>
+    </w:p>
+    <w:p>
+      <w:pPr>
+        <w:rPr>
+          <w:lang w:val="en-US"/>
+        </w:rPr>
+      </w:pPr>
+      <w:r>
+        <w:rPr>
+          <w:lang w:val="en-US"/>
+        </w:rPr>
+        <w:t xml:space="preserve"> </w:t>
+      </w:r>
+      <w:r>
+        <w:rPr>
+          <w:rFonts w:ascii="Segoe UI Symbol" w:hAnsi="Segoe UI Symbol" w:cs="Segoe UI Symbol"/>
+          <w:lang w:val="en-US"/>
+        </w:rPr>
+        <w:t>✔</w:t>
+      </w:r>
+      <w:r>
+        <w:rPr>
+          <w:lang w:val="en-US"/>
+        </w:rPr>
+        <w:t xml:space="preserve"> Container ftp-ui                Started                                                                         0.9s</w:t>
+      </w:r>
+    </w:p>
+    <w:p>
+      <w:pPr>
+        <w:rPr>
+          <w:lang w:val="en-US"/>
+        </w:rPr>
+      </w:pPr>
+      <w:r>
+        <w:rPr>
+          <w:lang w:val="en-US"/>
+        </w:rPr>
+        <w:t xml:space="preserve"> </w:t>
+      </w:r>
+      <w:r>
+        <w:rPr>
+          <w:rFonts w:ascii="Segoe UI Symbol" w:hAnsi="Segoe UI Symbol" w:cs="Segoe UI Symbol"/>
+          <w:lang w:val="en-US"/>
+        </w:rPr>
+        <w:t>✔</w:t>
+      </w:r>
+      <w:r>
+        <w:rPr>
+          <w:lang w:val="en-US"/>
+        </w:rPr>
+        <w:t xml:space="preserve"> Container cloudflare-connector  Started</w:t>
+      </w:r>
+    </w:p>
+    <w:p>
+      <w:pPr>
+        <w:rPr>
+          <w:lang w:val="en-US"/>
+        </w:rPr>
+      </w:pPr>
+    </w:p>
+    <w:p>
+      <w:pPr>
+        <w:rPr>
+          <w:lang w:val="en-US"/>
+        </w:rPr>
+      </w:pPr>
+      <w:r>
+        <w:rPr>
+          <w:lang w:val="en-US"/>
+        </w:rPr>
+        <w:t>/////////</w:t>
+      </w:r>
+    </w:p>
+    <w:p>
+      <w:r>
+        <w:t>Probème de droit (Forbidden)</w:t>
+      </w:r>
     </w:p>
     <w:p/>
     <w:p>
-      <w:proofErr w:type="gramStart"/>
-      <w:r>
-        <w:t>services:</w:t>
-      </w:r>
-      <w:proofErr w:type="gramEnd"/>
-    </w:p>
-    <w:p>
-      <w:r>
-        <w:t>  # FTP pour recevoir les vidéos</w:t>
-      </w:r>
-    </w:p>
-    <w:p>
-      <w:pPr>
-        <w:rPr>
-          <w:lang w:val="en-US"/>
-        </w:rPr>
-      </w:pPr>
-      <w:r>
-        <w:t xml:space="preserve">  </w:t>
-      </w:r>
-      <w:r>
-        <w:rPr>
-          <w:lang w:val="en-US"/>
-        </w:rPr>
-        <w:t>ftp:</w:t>
-      </w:r>
-    </w:p>
-    <w:p>
-      <w:pPr>
-        <w:rPr>
-          <w:lang w:val="en-US"/>
-        </w:rPr>
-      </w:pPr>
-      <w:r>
-        <w:rPr>
-          <w:lang w:val="en-US"/>
-        </w:rPr>
-        <w:t xml:space="preserve">    image: </w:t>
-      </w:r>
-      <w:proofErr w:type="spellStart"/>
-      <w:r>
-        <w:rPr>
-          <w:lang w:val="en-US"/>
-        </w:rPr>
-        <w:t>stilliard</w:t>
-      </w:r>
-      <w:proofErr w:type="spellEnd"/>
-      <w:r>
-        <w:rPr>
-          <w:lang w:val="en-US"/>
-        </w:rPr>
-        <w:t>/pure-</w:t>
-      </w:r>
-      <w:proofErr w:type="spellStart"/>
-      <w:r>
-        <w:rPr>
-          <w:lang w:val="en-US"/>
-        </w:rPr>
-        <w:t>ftpd</w:t>
-      </w:r>
-      <w:proofErr w:type="spellEnd"/>
-    </w:p>
-    <w:p>
-      <w:pPr>
-        <w:rPr>
-          <w:lang w:val="en-US"/>
-        </w:rPr>
-      </w:pPr>
-      <w:r>
-        <w:rPr>
-          <w:lang w:val="en-US"/>
-        </w:rPr>
-        <w:t xml:space="preserve">    </w:t>
-      </w:r>
-      <w:proofErr w:type="spellStart"/>
-      <w:r>
-        <w:rPr>
-          <w:lang w:val="en-US"/>
-        </w:rPr>
-        <w:t>container_name</w:t>
-      </w:r>
-      <w:proofErr w:type="spellEnd"/>
-      <w:r>
-        <w:rPr>
-          <w:lang w:val="en-US"/>
-        </w:rPr>
-        <w:t xml:space="preserve">: </w:t>
-      </w:r>
-      <w:proofErr w:type="spellStart"/>
-      <w:r>
-        <w:rPr>
-          <w:lang w:val="en-US"/>
-        </w:rPr>
-        <w:t>ftp_project</w:t>
-      </w:r>
-      <w:proofErr w:type="spellEnd"/>
-    </w:p>
-    <w:p>
-      <w:pPr>
-        <w:rPr>
-          <w:lang w:val="en-US"/>
-        </w:rPr>
-      </w:pPr>
-      <w:r>
-        <w:rPr>
-          <w:lang w:val="en-US"/>
-        </w:rPr>
-        <w:t>    restart: always</w:t>
-      </w:r>
-    </w:p>
-    <w:p>
-      <w:pPr>
-        <w:rPr>
-          <w:lang w:val="en-US"/>
-        </w:rPr>
-      </w:pPr>
-      <w:r>
-        <w:rPr>
-          <w:lang w:val="en-US"/>
-        </w:rPr>
-        <w:t>    environment:</w:t>
-      </w:r>
-    </w:p>
-    <w:p>
-      <w:pPr>
-        <w:rPr>
-          <w:lang w:val="en-US"/>
-        </w:rPr>
-      </w:pPr>
-      <w:r>
-        <w:rPr>
-          <w:lang w:val="en-US"/>
-        </w:rPr>
-        <w:t>      PUBLICHOST: "192.168.1.96"</w:t>
-      </w:r>
-    </w:p>
-    <w:p>
-      <w:pPr>
-        <w:rPr>
-          <w:lang w:val="en-US"/>
-        </w:rPr>
-      </w:pPr>
-      <w:r>
-        <w:rPr>
-          <w:lang w:val="en-US"/>
-        </w:rPr>
-        <w:t>      FTP_USER_NAME: "</w:t>
-      </w:r>
-      <w:proofErr w:type="spellStart"/>
-      <w:r>
-        <w:rPr>
-          <w:lang w:val="en-US"/>
-        </w:rPr>
-        <w:t>admin_ftp</w:t>
-      </w:r>
-      <w:proofErr w:type="spellEnd"/>
-      <w:r>
-        <w:rPr>
-          <w:lang w:val="en-US"/>
-        </w:rPr>
-        <w:t>"</w:t>
-      </w:r>
-    </w:p>
-    <w:p>
-      <w:pPr>
-        <w:rPr>
-          <w:lang w:val="en-US"/>
-        </w:rPr>
-      </w:pPr>
-      <w:r>
-        <w:rPr>
-          <w:lang w:val="en-US"/>
-        </w:rPr>
-        <w:t>      FTP_USER_PASS: "Admin99"</w:t>
-      </w:r>
-    </w:p>
-    <w:p>
-      <w:pPr>
-        <w:rPr>
-          <w:lang w:val="en-US"/>
-        </w:rPr>
-      </w:pPr>
-      <w:r>
-        <w:rPr>
-          <w:lang w:val="en-US"/>
-        </w:rPr>
-        <w:t>      FTP_USER_HOME: "/home/</w:t>
-      </w:r>
-      <w:proofErr w:type="spellStart"/>
-      <w:r>
-        <w:rPr>
-          <w:lang w:val="en-US"/>
-        </w:rPr>
-        <w:t>ftpusers</w:t>
-      </w:r>
-      <w:proofErr w:type="spellEnd"/>
-      <w:r>
-        <w:rPr>
-          <w:lang w:val="en-US"/>
-        </w:rPr>
-        <w:t>/</w:t>
-      </w:r>
-      <w:proofErr w:type="spellStart"/>
-      <w:r>
-        <w:rPr>
-          <w:lang w:val="en-US"/>
-        </w:rPr>
-        <w:t>admin_ftp</w:t>
-      </w:r>
-      <w:proofErr w:type="spellEnd"/>
-      <w:r>
-        <w:rPr>
-          <w:lang w:val="en-US"/>
-        </w:rPr>
-        <w:t>"</w:t>
-      </w:r>
-    </w:p>
-    <w:p>
-      <w:pPr>
-        <w:rPr>
-          <w:lang w:val="en-US"/>
-        </w:rPr>
-      </w:pPr>
-      <w:r>
-        <w:rPr>
-          <w:lang w:val="en-US"/>
-        </w:rPr>
-        <w:t>    volumes:</w:t>
-      </w:r>
-    </w:p>
-    <w:p>
-      <w:pPr>
-        <w:rPr>
-          <w:lang w:val="en-US"/>
-        </w:rPr>
-      </w:pPr>
-      <w:r>
-        <w:rPr>
-          <w:lang w:val="en-US"/>
-        </w:rPr>
-        <w:t>      - /volume1/ftp/cam:/home/</w:t>
-      </w:r>
-      <w:proofErr w:type="spellStart"/>
-      <w:r>
-        <w:rPr>
-          <w:lang w:val="en-US"/>
-        </w:rPr>
-        <w:t>ftpusers</w:t>
-      </w:r>
-      <w:proofErr w:type="spellEnd"/>
-      <w:r>
-        <w:rPr>
-          <w:lang w:val="en-US"/>
-        </w:rPr>
-        <w:t>/</w:t>
-      </w:r>
-      <w:proofErr w:type="spellStart"/>
-      <w:r>
-        <w:rPr>
-          <w:lang w:val="en-US"/>
-        </w:rPr>
-        <w:t>admin_ftp</w:t>
-      </w:r>
-      <w:proofErr w:type="spellEnd"/>
-    </w:p>
-    <w:p>
-      <w:r>
-        <w:rPr>
-          <w:lang w:val="en-US"/>
-        </w:rPr>
-        <w:t xml:space="preserve">    </w:t>
-      </w:r>
-      <w:proofErr w:type="gramStart"/>
-      <w:r>
-        <w:t>ports:</w:t>
-      </w:r>
-      <w:proofErr w:type="gramEnd"/>
-    </w:p>
-    <w:p>
-      <w:r>
-        <w:t>      - "</w:t>
-      </w:r>
-      <w:proofErr w:type="gramStart"/>
-      <w:r>
-        <w:t>21:</w:t>
-      </w:r>
-      <w:proofErr w:type="gramEnd"/>
-      <w:r>
-        <w:t>21"</w:t>
-      </w:r>
-    </w:p>
-    <w:p>
-      <w:r>
-        <w:t>      - "30000-</w:t>
-      </w:r>
-      <w:proofErr w:type="gramStart"/>
-      <w:r>
-        <w:t>30009:</w:t>
-      </w:r>
-      <w:proofErr w:type="gramEnd"/>
-      <w:r>
-        <w:t>30000-30009"</w:t>
-      </w:r>
-    </w:p>
-    <w:p>
-      <w:r>
-        <w:t xml:space="preserve">  # API </w:t>
-      </w:r>
-      <w:r>
-        <w:t>pour le t</w:t>
-      </w:r>
-      <w:r>
-        <w:t xml:space="preserve">raitement </w:t>
-      </w:r>
-      <w:r>
-        <w:t>des fichiers</w:t>
-      </w:r>
-    </w:p>
-    <w:p>
-      <w:r>
-        <w:t xml:space="preserve">  </w:t>
-      </w:r>
-      <w:proofErr w:type="gramStart"/>
-      <w:r>
-        <w:t>backend:</w:t>
-      </w:r>
-      <w:proofErr w:type="gramEnd"/>
-    </w:p>
-    <w:p>
-      <w:pPr>
-        <w:rPr>
-          <w:lang w:val="en-US"/>
-        </w:rPr>
-      </w:pPr>
-      <w:r>
-        <w:t xml:space="preserve">    </w:t>
-      </w:r>
-      <w:r>
-        <w:rPr>
-          <w:lang w:val="en-US"/>
-        </w:rPr>
-        <w:t>build</w:t>
-      </w:r>
-      <w:proofErr w:type="gramStart"/>
-      <w:r>
-        <w:rPr>
-          <w:lang w:val="en-US"/>
-        </w:rPr>
-        <w:t>: .</w:t>
-      </w:r>
-      <w:proofErr w:type="gramEnd"/>
-      <w:r>
-        <w:rPr>
-          <w:lang w:val="en-US"/>
-        </w:rPr>
-        <w:t>/backend</w:t>
-      </w:r>
-    </w:p>
-    <w:p>
-      <w:pPr>
-        <w:rPr>
-          <w:lang w:val="en-US"/>
-        </w:rPr>
-      </w:pPr>
-      <w:r>
-        <w:rPr>
-          <w:lang w:val="en-US"/>
-        </w:rPr>
-        <w:t xml:space="preserve">    </w:t>
-      </w:r>
-      <w:proofErr w:type="spellStart"/>
-      <w:r>
-        <w:rPr>
-          <w:lang w:val="en-US"/>
-        </w:rPr>
-        <w:t>container_name</w:t>
-      </w:r>
-      <w:proofErr w:type="spellEnd"/>
-      <w:r>
-        <w:rPr>
-          <w:lang w:val="en-US"/>
-        </w:rPr>
-        <w:t>: ftp-</w:t>
-      </w:r>
-      <w:proofErr w:type="spellStart"/>
-      <w:r>
-        <w:rPr>
-          <w:lang w:val="en-US"/>
-        </w:rPr>
-        <w:t>api</w:t>
-      </w:r>
-      <w:proofErr w:type="spellEnd"/>
-    </w:p>
-    <w:p>
-      <w:pPr>
-        <w:rPr>
-          <w:lang w:val="en-US"/>
-        </w:rPr>
-      </w:pPr>
-      <w:r>
-        <w:rPr>
-          <w:lang w:val="en-US"/>
-        </w:rPr>
-        <w:lastRenderedPageBreak/>
-        <w:t>    restart: always</w:t>
-      </w:r>
-    </w:p>
-    <w:p>
-      <w:pPr>
-        <w:rPr>
-          <w:lang w:val="en-US"/>
-        </w:rPr>
-      </w:pPr>
-      <w:r>
-        <w:rPr>
-          <w:lang w:val="en-US"/>
-        </w:rPr>
-        <w:t>    ports:</w:t>
-      </w:r>
-    </w:p>
-    <w:p>
-      <w:pPr>
-        <w:rPr>
-          <w:lang w:val="en-US"/>
-        </w:rPr>
-      </w:pPr>
-      <w:r>
-        <w:rPr>
-          <w:lang w:val="en-US"/>
-        </w:rPr>
-        <w:t>      - "3000:3000"</w:t>
-      </w:r>
-    </w:p>
-    <w:p>
-      <w:pPr>
-        <w:rPr>
-          <w:lang w:val="en-US"/>
-        </w:rPr>
-      </w:pPr>
-      <w:r>
-        <w:rPr>
-          <w:lang w:val="en-US"/>
-        </w:rPr>
-        <w:t>    environment:</w:t>
-      </w:r>
-    </w:p>
-    <w:p>
-      <w:r>
-        <w:t xml:space="preserve">      </w:t>
-      </w:r>
-      <w:r>
-        <w:t>- JWT_SECRET=</w:t>
-      </w:r>
-      <w:proofErr w:type="spellStart"/>
-      <w:proofErr w:type="gramStart"/>
-      <w:r>
-        <w:t>JeNeVeuxPasQuonAccedeAMonSiteSansEtreAuthentifie</w:t>
-      </w:r>
-      <w:proofErr w:type="spellEnd"/>
-      <w:r>
-        <w:t>!</w:t>
-      </w:r>
-      <w:proofErr w:type="gramEnd"/>
-      <w:r>
-        <w:t xml:space="preserve"> </w:t>
-      </w:r>
-    </w:p>
-    <w:p>
-      <w:r>
-        <w:t xml:space="preserve">      </w:t>
-      </w:r>
-      <w:r>
-        <w:t xml:space="preserve">- FTP_HOST=ftp # &lt;--- TRÈS IMPORTANT : Utilise le nom du service Docker </w:t>
-      </w:r>
-    </w:p>
-    <w:p>
-      <w:r>
-        <w:t xml:space="preserve">      </w:t>
-      </w:r>
-      <w:r>
-        <w:t>- FTP_USER=</w:t>
-      </w:r>
-      <w:proofErr w:type="spellStart"/>
-      <w:r>
-        <w:t>admin_ftp</w:t>
-      </w:r>
-      <w:proofErr w:type="spellEnd"/>
-      <w:r>
-        <w:t xml:space="preserve"> - FTP_PASSWORD=Admin99</w:t>
-      </w:r>
-      <w:r>
-        <w:t xml:space="preserve">    </w:t>
-      </w:r>
-    </w:p>
-    <w:p>
-      <w:r>
-        <w:t xml:space="preserve">    </w:t>
-      </w:r>
-      <w:proofErr w:type="gramStart"/>
-      <w:r>
-        <w:t>volumes:</w:t>
-      </w:r>
-      <w:proofErr w:type="gramEnd"/>
-    </w:p>
-    <w:p>
-      <w:pPr>
-        <w:rPr>
-          <w:lang w:val="en-US"/>
-        </w:rPr>
-      </w:pPr>
-      <w:r>
-        <w:t xml:space="preserve">      </w:t>
-      </w:r>
-      <w:r>
-        <w:rPr>
-          <w:lang w:val="en-US"/>
-        </w:rPr>
-        <w:t xml:space="preserve"># Onglet </w:t>
-      </w:r>
-      <w:proofErr w:type="gramStart"/>
-      <w:r>
-        <w:rPr>
-          <w:lang w:val="en-US"/>
-        </w:rPr>
-        <w:t>1 :</w:t>
-      </w:r>
-      <w:proofErr w:type="gramEnd"/>
-      <w:r>
-        <w:rPr>
-          <w:lang w:val="en-US"/>
-        </w:rPr>
-        <w:t xml:space="preserve"> </w:t>
-      </w:r>
-      <w:proofErr w:type="spellStart"/>
-      <w:r>
-        <w:rPr>
-          <w:lang w:val="en-US"/>
-        </w:rPr>
-        <w:t>Vidéos</w:t>
-      </w:r>
-      <w:proofErr w:type="spellEnd"/>
-      <w:r>
-        <w:rPr>
-          <w:lang w:val="en-US"/>
-        </w:rPr>
-        <w:t xml:space="preserve"> </w:t>
-      </w:r>
-      <w:proofErr w:type="spellStart"/>
-      <w:r>
-        <w:rPr>
-          <w:lang w:val="en-US"/>
-        </w:rPr>
-        <w:t>Caméra</w:t>
-      </w:r>
-      <w:proofErr w:type="spellEnd"/>
-    </w:p>
-    <w:p>
-      <w:pPr>
-        <w:rPr>
-          <w:lang w:val="en-US"/>
-        </w:rPr>
-      </w:pPr>
-      <w:r>
-        <w:rPr>
-          <w:lang w:val="en-US"/>
-        </w:rPr>
-        <w:t xml:space="preserve">      </w:t>
-      </w:r>
-      <w:r>
-        <w:rPr>
-          <w:lang w:val="en-US"/>
-        </w:rPr>
-        <w:t>#</w:t>
-      </w:r>
-      <w:r>
-        <w:rPr>
-          <w:lang w:val="en-US"/>
-        </w:rPr>
-        <w:t>- /volume1/ftp/cam/FI9816P_00626EEC9763/record:/app/videos</w:t>
-      </w:r>
-    </w:p>
-    <w:p>
-      <w:pPr>
-        <w:rPr>
-          <w:lang w:val="en-US"/>
-        </w:rPr>
-      </w:pPr>
-      <w:r>
-        <w:rPr>
-          <w:lang w:val="en-US"/>
-        </w:rPr>
-        <w:t xml:space="preserve">      # Onglet </w:t>
-      </w:r>
-      <w:proofErr w:type="gramStart"/>
-      <w:r>
-        <w:rPr>
-          <w:lang w:val="en-US"/>
-        </w:rPr>
-        <w:t>2 :</w:t>
-      </w:r>
-      <w:proofErr w:type="gramEnd"/>
-      <w:r>
-        <w:rPr>
-          <w:lang w:val="en-US"/>
-        </w:rPr>
-        <w:t xml:space="preserve"> </w:t>
-      </w:r>
-      <w:proofErr w:type="spellStart"/>
-      <w:r>
-        <w:rPr>
-          <w:lang w:val="en-US"/>
-        </w:rPr>
-        <w:t>Fichiers</w:t>
-      </w:r>
-      <w:proofErr w:type="spellEnd"/>
-      <w:r>
-        <w:rPr>
-          <w:lang w:val="en-US"/>
-        </w:rPr>
-        <w:t xml:space="preserve"> </w:t>
-      </w:r>
-      <w:proofErr w:type="spellStart"/>
-      <w:r>
-        <w:rPr>
-          <w:lang w:val="en-US"/>
-        </w:rPr>
-        <w:t>Partagés</w:t>
-      </w:r>
-      <w:proofErr w:type="spellEnd"/>
-    </w:p>
-    <w:p>
-      <w:pPr>
-        <w:rPr>
-          <w:lang w:val="en-US"/>
-        </w:rPr>
-      </w:pPr>
-      <w:r>
-        <w:rPr>
-          <w:lang w:val="en-US"/>
-        </w:rPr>
-        <w:t xml:space="preserve">      </w:t>
-      </w:r>
-      <w:r>
-        <w:rPr>
-          <w:lang w:val="en-US"/>
-        </w:rPr>
-        <w:t>#</w:t>
-      </w:r>
-      <w:r>
-        <w:rPr>
-          <w:lang w:val="en-US"/>
-        </w:rPr>
-        <w:t>- /volume1/ftp/files:/app/</w:t>
-      </w:r>
-      <w:proofErr w:type="spellStart"/>
-      <w:r>
-        <w:rPr>
-          <w:lang w:val="en-US"/>
-        </w:rPr>
-        <w:t>shared_files</w:t>
-      </w:r>
-      <w:proofErr w:type="spellEnd"/>
-    </w:p>
-    <w:p>
-      <w:r>
-        <w:rPr>
-          <w:lang w:val="en-US"/>
-        </w:rPr>
-        <w:t xml:space="preserve">      </w:t>
-      </w:r>
-      <w:r>
-        <w:t># Configuration des utilisateurs (en lecture seule :ro)</w:t>
-      </w:r>
-    </w:p>
-    <w:p>
-      <w:pPr>
-        <w:rPr>
-          <w:lang w:val="en-US"/>
-        </w:rPr>
-      </w:pPr>
-      <w:r>
-        <w:rPr>
-          <w:lang w:val="en-US"/>
-        </w:rPr>
-        <w:t xml:space="preserve">      </w:t>
-      </w:r>
-      <w:r>
-        <w:rPr>
-          <w:lang w:val="en-US"/>
-        </w:rPr>
-        <w:t>- ./</w:t>
-      </w:r>
-      <w:proofErr w:type="spellStart"/>
-      <w:r>
-        <w:rPr>
-          <w:lang w:val="en-US"/>
-        </w:rPr>
-        <w:t>users.json</w:t>
-      </w:r>
-      <w:proofErr w:type="spellEnd"/>
-      <w:r>
-        <w:rPr>
-          <w:lang w:val="en-US"/>
-        </w:rPr>
-        <w:t>:/app/</w:t>
-      </w:r>
-      <w:proofErr w:type="spellStart"/>
-      <w:r>
-        <w:rPr>
-          <w:lang w:val="en-US"/>
-        </w:rPr>
-        <w:t>users.json:ro</w:t>
-      </w:r>
-      <w:proofErr w:type="spellEnd"/>
-    </w:p>
-    <w:p>
-      <w:pPr>
-        <w:rPr>
-          <w:lang w:val="en-US"/>
-        </w:rPr>
-      </w:pPr>
-      <w:r>
-        <w:rPr>
-          <w:lang w:val="en-US"/>
-        </w:rPr>
-        <w:t xml:space="preserve">  # Interface Web (Nginx </w:t>
-      </w:r>
-      <w:proofErr w:type="spellStart"/>
-      <w:r>
-        <w:rPr>
-          <w:lang w:val="en-US"/>
-        </w:rPr>
-        <w:t>sert</w:t>
-      </w:r>
-      <w:proofErr w:type="spellEnd"/>
-      <w:r>
-        <w:rPr>
-          <w:lang w:val="en-US"/>
-        </w:rPr>
-        <w:t xml:space="preserve"> </w:t>
-      </w:r>
-      <w:proofErr w:type="spellStart"/>
-      <w:r>
-        <w:rPr>
-          <w:lang w:val="en-US"/>
-        </w:rPr>
-        <w:t>l’</w:t>
-      </w:r>
-      <w:r>
-        <w:rPr>
-          <w:lang w:val="en-US"/>
-        </w:rPr>
-        <w:t>Angular</w:t>
-      </w:r>
-      <w:proofErr w:type="spellEnd"/>
-      <w:r>
-        <w:rPr>
-          <w:lang w:val="en-US"/>
-        </w:rPr>
-        <w:t xml:space="preserve"> </w:t>
-      </w:r>
-      <w:proofErr w:type="spellStart"/>
-      <w:r>
-        <w:rPr>
-          <w:lang w:val="en-US"/>
-        </w:rPr>
-        <w:t>buildé</w:t>
-      </w:r>
-      <w:proofErr w:type="spellEnd"/>
-      <w:r>
-        <w:rPr>
-          <w:lang w:val="en-US"/>
-        </w:rPr>
-        <w:t>)</w:t>
-      </w:r>
-    </w:p>
-    <w:p>
-      <w:pPr>
-        <w:rPr>
-          <w:lang w:val="en-US"/>
-        </w:rPr>
-      </w:pPr>
-      <w:r>
-        <w:rPr>
-          <w:lang w:val="en-US"/>
-        </w:rPr>
-        <w:t>  frontend:</w:t>
-      </w:r>
-    </w:p>
-    <w:p>
-      <w:pPr>
-        <w:rPr>
-          <w:lang w:val="en-US"/>
-        </w:rPr>
-      </w:pPr>
-      <w:r>
-        <w:rPr>
-          <w:lang w:val="en-US"/>
-        </w:rPr>
-        <w:t xml:space="preserve">    image: </w:t>
-      </w:r>
-      <w:proofErr w:type="spellStart"/>
-      <w:proofErr w:type="gramStart"/>
-      <w:r>
-        <w:rPr>
-          <w:lang w:val="en-US"/>
-        </w:rPr>
-        <w:t>nginx:alpine</w:t>
-      </w:r>
-      <w:proofErr w:type="spellEnd"/>
-      <w:proofErr w:type="gramEnd"/>
-    </w:p>
-    <w:p>
-      <w:pPr>
-        <w:rPr>
-          <w:lang w:val="en-US"/>
-        </w:rPr>
-      </w:pPr>
-      <w:r>
-        <w:rPr>
-          <w:lang w:val="en-US"/>
-        </w:rPr>
-        <w:t xml:space="preserve">    </w:t>
-      </w:r>
-      <w:proofErr w:type="spellStart"/>
-      <w:r>
-        <w:rPr>
-          <w:lang w:val="en-US"/>
-        </w:rPr>
-        <w:t>container_name</w:t>
-      </w:r>
-      <w:proofErr w:type="spellEnd"/>
-      <w:r>
-        <w:rPr>
-          <w:lang w:val="en-US"/>
-        </w:rPr>
-        <w:t xml:space="preserve">: </w:t>
-      </w:r>
-      <w:r>
-        <w:rPr>
-          <w:lang w:val="en-US"/>
-        </w:rPr>
-        <w:t>ftp</w:t>
-      </w:r>
-      <w:r>
-        <w:rPr>
-          <w:lang w:val="en-US"/>
-        </w:rPr>
-        <w:t>-</w:t>
-      </w:r>
-      <w:proofErr w:type="spellStart"/>
-      <w:r>
-        <w:rPr>
-          <w:lang w:val="en-US"/>
-        </w:rPr>
-        <w:t>ui</w:t>
-      </w:r>
-      <w:proofErr w:type="spellEnd"/>
-    </w:p>
-    <w:p>
-      <w:pPr>
-        <w:rPr>
-          <w:lang w:val="en-US"/>
-        </w:rPr>
-      </w:pPr>
-      <w:r>
-        <w:rPr>
-          <w:lang w:val="en-US"/>
-        </w:rPr>
-        <w:t>    restart: always</w:t>
-      </w:r>
-    </w:p>
-    <w:p>
-      <w:pPr>
-        <w:rPr>
-          <w:lang w:val="en-US"/>
-        </w:rPr>
-      </w:pPr>
-      <w:r>
-        <w:rPr>
-          <w:lang w:val="en-US"/>
-        </w:rPr>
-        <w:t>    volumes:</w:t>
-      </w:r>
-    </w:p>
-    <w:p>
-      <w:pPr>
-        <w:rPr>
-          <w:lang w:val="en-US"/>
-        </w:rPr>
-      </w:pPr>
-      <w:r>
-        <w:rPr>
-          <w:lang w:val="en-US"/>
-        </w:rPr>
-        <w:t xml:space="preserve">      </w:t>
-      </w:r>
-      <w:proofErr w:type="gramStart"/>
-      <w:r>
-        <w:rPr>
-          <w:lang w:val="en-US"/>
-        </w:rPr>
-        <w:t>- .</w:t>
-      </w:r>
-      <w:proofErr w:type="gramEnd"/>
-      <w:r>
-        <w:rPr>
-          <w:lang w:val="en-US"/>
-        </w:rPr>
-        <w:t>/frontend/</w:t>
-      </w:r>
-      <w:proofErr w:type="spellStart"/>
-      <w:r>
-        <w:rPr>
-          <w:lang w:val="en-US"/>
-        </w:rPr>
-        <w:t>dist</w:t>
-      </w:r>
-      <w:proofErr w:type="spellEnd"/>
-      <w:r>
-        <w:rPr>
-          <w:lang w:val="en-US"/>
-        </w:rPr>
-        <w:t>:/</w:t>
-      </w:r>
-      <w:proofErr w:type="spellStart"/>
-      <w:r>
-        <w:rPr>
-          <w:lang w:val="en-US"/>
-        </w:rPr>
-        <w:t>usr</w:t>
-      </w:r>
-      <w:proofErr w:type="spellEnd"/>
-      <w:r>
-        <w:rPr>
-          <w:lang w:val="en-US"/>
-        </w:rPr>
-        <w:t>/share/</w:t>
-      </w:r>
-      <w:proofErr w:type="spellStart"/>
-      <w:r>
-        <w:rPr>
-          <w:lang w:val="en-US"/>
-        </w:rPr>
-        <w:t>nginx</w:t>
-      </w:r>
-      <w:proofErr w:type="spellEnd"/>
-      <w:r>
-        <w:rPr>
-          <w:lang w:val="en-US"/>
-        </w:rPr>
-        <w:t>/html</w:t>
-      </w:r>
-    </w:p>
-    <w:p>
-      <w:pPr>
-        <w:rPr>
-          <w:lang w:val="en-US"/>
-        </w:rPr>
-      </w:pPr>
-    </w:p>
-    <w:p>
-      <w:r>
-        <w:rPr>
-          <w:lang w:val="en-US"/>
-        </w:rPr>
-        <w:t xml:space="preserve">  </w:t>
-      </w:r>
-      <w:r>
-        <w:t># Le Tunnel (Accès Internet sans ouvrir de ports)</w:t>
-      </w:r>
-    </w:p>
-    <w:p>
-      <w:pPr>
-        <w:rPr>
-          <w:lang w:val="en-US"/>
-        </w:rPr>
-      </w:pPr>
-      <w:r>
-        <w:t xml:space="preserve">  </w:t>
-      </w:r>
-      <w:r>
-        <w:rPr>
-          <w:lang w:val="en-US"/>
-        </w:rPr>
-        <w:t>tunnel:</w:t>
-      </w:r>
-    </w:p>
-    <w:p>
-      <w:pPr>
-        <w:rPr>
-          <w:lang w:val="en-US"/>
-        </w:rPr>
-      </w:pPr>
-      <w:r>
-        <w:rPr>
-          <w:lang w:val="en-US"/>
-        </w:rPr>
-        <w:t xml:space="preserve">    image: </w:t>
-      </w:r>
-      <w:proofErr w:type="spellStart"/>
-      <w:r>
-        <w:rPr>
-          <w:lang w:val="en-US"/>
-        </w:rPr>
-        <w:t>cloudflare</w:t>
-      </w:r>
-      <w:proofErr w:type="spellEnd"/>
-      <w:r>
-        <w:rPr>
-          <w:lang w:val="en-US"/>
-        </w:rPr>
-        <w:t>/</w:t>
-      </w:r>
-      <w:proofErr w:type="spellStart"/>
-      <w:proofErr w:type="gramStart"/>
-      <w:r>
-        <w:rPr>
-          <w:lang w:val="en-US"/>
-        </w:rPr>
-        <w:t>cloudflared:latest</w:t>
-      </w:r>
-      <w:proofErr w:type="spellEnd"/>
-      <w:proofErr w:type="gramEnd"/>
-    </w:p>
-    <w:p>
-      <w:pPr>
-        <w:rPr>
-          <w:lang w:val="en-US"/>
-        </w:rPr>
-      </w:pPr>
-      <w:r>
-        <w:rPr>
-          <w:lang w:val="en-US"/>
-        </w:rPr>
-        <w:t xml:space="preserve">    </w:t>
-      </w:r>
-      <w:proofErr w:type="spellStart"/>
-      <w:r>
-        <w:rPr>
-          <w:lang w:val="en-US"/>
-        </w:rPr>
-        <w:t>container_name</w:t>
-      </w:r>
-      <w:proofErr w:type="spellEnd"/>
-      <w:r>
-        <w:rPr>
-          <w:lang w:val="en-US"/>
-        </w:rPr>
-        <w:t xml:space="preserve">: </w:t>
-      </w:r>
-      <w:proofErr w:type="spellStart"/>
-      <w:r>
-        <w:rPr>
-          <w:lang w:val="en-US"/>
-        </w:rPr>
-        <w:t>cloudflare</w:t>
-      </w:r>
-      <w:proofErr w:type="spellEnd"/>
-      <w:r>
-        <w:rPr>
-          <w:lang w:val="en-US"/>
-        </w:rPr>
-        <w:t>-connector</w:t>
-      </w:r>
-    </w:p>
-    <w:p>
-      <w:pPr>
-        <w:rPr>
-          <w:lang w:val="en-US"/>
-        </w:rPr>
-      </w:pPr>
-      <w:r>
-        <w:rPr>
-          <w:lang w:val="en-US"/>
-        </w:rPr>
-        <w:t>    restart: always</w:t>
-      </w:r>
-    </w:p>
-    <w:p>
-      <w:pPr>
-        <w:rPr>
-          <w:lang w:val="en-US"/>
-        </w:rPr>
-      </w:pPr>
-      <w:r>
-        <w:rPr>
-          <w:lang w:val="en-US"/>
-        </w:rPr>
-        <w:t>    command: tunnel --no-</w:t>
-      </w:r>
-      <w:proofErr w:type="spellStart"/>
-      <w:r>
-        <w:rPr>
-          <w:lang w:val="en-US"/>
-        </w:rPr>
-        <w:t>autoupdate</w:t>
-      </w:r>
-      <w:proofErr w:type="spellEnd"/>
-      <w:r>
-        <w:rPr>
-          <w:lang w:val="en-US"/>
-        </w:rPr>
-        <w:t xml:space="preserve"> run</w:t>
-      </w:r>
-      <w:r>
-        <w:rPr>
-          <w:lang w:val="en-US"/>
-        </w:rPr>
-        <w:t xml:space="preserve"> </w:t>
-      </w:r>
-      <w:r>
-        <w:rPr>
-          <w:lang w:val="en-US"/>
-        </w:rPr>
-        <w:t>–</w:t>
-      </w:r>
-      <w:r>
-        <w:rPr>
-          <w:lang w:val="en-US"/>
-        </w:rPr>
-        <w:t>token</w:t>
-      </w:r>
-      <w:r>
-        <w:rPr>
-          <w:lang w:val="en-US"/>
-        </w:rPr>
-        <w:t xml:space="preserve"> </w:t>
-      </w:r>
-      <w:r>
-        <w:t>eyJhIjoiOTdjZWEzYmNkOWM3NWNlOGY1ZjljZTU2ODQwMTUzYTMiLCJ0IjoiZTZjYjk4ZmItOTAwMi00NjdkLTlkZGQtOWJhNDQzNDhjODhlIiwicyI6Ik56RTJPV05pTW1JdE9UTTVOQzAwWWpBNExXRmlZMlV0TUdGbU5UQTBZV1V3T0dSaSJ9</w:t>
-      </w:r>
-    </w:p>
-    <w:p>
-      <w:pPr>
-        <w:rPr>
-          <w:lang w:val="en-US"/>
-        </w:rPr>
-      </w:pPr>
-    </w:p>
-    <w:p>
-      <w:pPr>
-        <w:rPr>
-          <w:lang w:val="en-US"/>
-        </w:rPr>
-      </w:pPr>
-    </w:p>
-    <w:p>
-      <w:pPr>
-        <w:rPr>
-          <w:lang w:val="en-US"/>
-        </w:rPr>
-      </w:pPr>
-    </w:p>
+      <w:r>
+        <w:t>Nicolas@DXP2800-Nico:~$ cd /volume1/docker/</w:t>
+      </w:r>
+    </w:p>
+    <w:p>
+      <w:r>
+        <w:t>Nicolas@DXP2800-Nico:/volume1/docker$ sudo chmod -R 755 ftp_project/</w:t>
+      </w:r>
+    </w:p>
+    <w:p/>
     <w:p>
       <w:r>
         <w:t>////////</w:t>
@@ -1220,1244 +1386,13 @@
     </w:p>
     <w:p>
       <w:r>
-        <w:t>Suppression via SSH du contenu puis recréation (cache dans le NAS)</w:t>
+        <w:t>la politique CORS.</w:t>
       </w:r>
     </w:p>
     <w:p/>
     <w:p>
-      <w:pPr>
-        <w:rPr>
-          <w:lang w:val="en-US"/>
-        </w:rPr>
-      </w:pPr>
-      <w:r>
-        <w:rPr>
-          <w:lang w:val="en-US"/>
-        </w:rPr>
-        <w:t>root@DXP2800-Nico:/volume1/docker/</w:t>
-      </w:r>
-      <w:proofErr w:type="spellStart"/>
-      <w:r>
-        <w:rPr>
-          <w:lang w:val="en-US"/>
-        </w:rPr>
-        <w:t>ftp_project</w:t>
-      </w:r>
-      <w:proofErr w:type="spellEnd"/>
-      <w:r>
-        <w:rPr>
-          <w:lang w:val="en-US"/>
-        </w:rPr>
-        <w:t># docker compose down</w:t>
-      </w:r>
-    </w:p>
-    <w:p>
-      <w:pPr>
-        <w:rPr>
-          <w:lang w:val="en-US"/>
-        </w:rPr>
-      </w:pPr>
-      <w:proofErr w:type="gramStart"/>
-      <w:r>
-        <w:rPr>
-          <w:lang w:val="en-US"/>
-        </w:rPr>
-        <w:t>WARN[</w:t>
-      </w:r>
-      <w:proofErr w:type="gramEnd"/>
-      <w:r>
-        <w:rPr>
-          <w:lang w:val="en-US"/>
-        </w:rPr>
-        <w:t>0000] /volume1/docker/</w:t>
-      </w:r>
-      <w:proofErr w:type="spellStart"/>
-      <w:r>
-        <w:rPr>
-          <w:lang w:val="en-US"/>
-        </w:rPr>
-        <w:t>ftp_project</w:t>
-      </w:r>
-      <w:proofErr w:type="spellEnd"/>
-      <w:r>
-        <w:rPr>
-          <w:lang w:val="en-US"/>
-        </w:rPr>
-        <w:t>/docker-</w:t>
-      </w:r>
-      <w:proofErr w:type="spellStart"/>
-      <w:r>
-        <w:rPr>
-          <w:lang w:val="en-US"/>
-        </w:rPr>
-        <w:t>compose.yaml</w:t>
-      </w:r>
-      <w:proofErr w:type="spellEnd"/>
-      <w:r>
-        <w:rPr>
-          <w:lang w:val="en-US"/>
-        </w:rPr>
-        <w:t>: `version` is obsolete</w:t>
-      </w:r>
-    </w:p>
-    <w:p>
-      <w:pPr>
-        <w:rPr>
-          <w:lang w:val="en-US"/>
-        </w:rPr>
-      </w:pPr>
-      <w:r>
-        <w:rPr>
-          <w:lang w:val="en-US"/>
-        </w:rPr>
-        <w:t>[+] Running 5/5</w:t>
-      </w:r>
-    </w:p>
-    <w:p>
-      <w:pPr>
-        <w:rPr>
-          <w:lang w:val="en-US"/>
-        </w:rPr>
-      </w:pPr>
-      <w:r>
-        <w:rPr>
-          <w:lang w:val="en-US"/>
-        </w:rPr>
-        <w:t xml:space="preserve"> </w:t>
-      </w:r>
-      <w:r>
-        <w:rPr>
-          <w:rFonts w:ascii="Segoe UI Symbol" w:hAnsi="Segoe UI Symbol" w:cs="Segoe UI Symbol"/>
-          <w:lang w:val="en-US"/>
-        </w:rPr>
-        <w:t>✔</w:t>
-      </w:r>
-      <w:r>
-        <w:rPr>
-          <w:lang w:val="en-US"/>
-        </w:rPr>
-        <w:t xml:space="preserve"> Container </w:t>
-      </w:r>
-      <w:proofErr w:type="spellStart"/>
-      <w:r>
-        <w:rPr>
-          <w:lang w:val="en-US"/>
-        </w:rPr>
-        <w:t>ftp_project</w:t>
-      </w:r>
-      <w:proofErr w:type="spellEnd"/>
-      <w:r>
-        <w:rPr>
-          <w:lang w:val="en-US"/>
-        </w:rPr>
-        <w:t xml:space="preserve">           Removed                                                                        11.4s</w:t>
-      </w:r>
-    </w:p>
-    <w:p>
-      <w:pPr>
-        <w:rPr>
-          <w:lang w:val="en-US"/>
-        </w:rPr>
-      </w:pPr>
-      <w:r>
-        <w:rPr>
-          <w:lang w:val="en-US"/>
-        </w:rPr>
-        <w:t xml:space="preserve"> </w:t>
-      </w:r>
-      <w:r>
-        <w:rPr>
-          <w:rFonts w:ascii="Segoe UI Symbol" w:hAnsi="Segoe UI Symbol" w:cs="Segoe UI Symbol"/>
-          <w:lang w:val="en-US"/>
-        </w:rPr>
-        <w:t>✔</w:t>
-      </w:r>
-      <w:r>
-        <w:rPr>
-          <w:lang w:val="en-US"/>
-        </w:rPr>
-        <w:t xml:space="preserve"> Container ftp-</w:t>
-      </w:r>
-      <w:proofErr w:type="spellStart"/>
-      <w:r>
-        <w:rPr>
-          <w:lang w:val="en-US"/>
-        </w:rPr>
-        <w:t>api</w:t>
-      </w:r>
-      <w:proofErr w:type="spellEnd"/>
-      <w:r>
-        <w:rPr>
-          <w:lang w:val="en-US"/>
-        </w:rPr>
-        <w:t xml:space="preserve">               Removed                                                                        10.8s</w:t>
-      </w:r>
-    </w:p>
-    <w:p>
-      <w:pPr>
-        <w:rPr>
-          <w:lang w:val="en-US"/>
-        </w:rPr>
-      </w:pPr>
-      <w:r>
-        <w:rPr>
-          <w:lang w:val="en-US"/>
-        </w:rPr>
-        <w:t xml:space="preserve"> </w:t>
-      </w:r>
-      <w:r>
-        <w:rPr>
-          <w:rFonts w:ascii="Segoe UI Symbol" w:hAnsi="Segoe UI Symbol" w:cs="Segoe UI Symbol"/>
-          <w:lang w:val="en-US"/>
-        </w:rPr>
-        <w:t>✔</w:t>
-      </w:r>
-      <w:r>
-        <w:rPr>
-          <w:lang w:val="en-US"/>
-        </w:rPr>
-        <w:t xml:space="preserve"> Container ftp-</w:t>
-      </w:r>
-      <w:proofErr w:type="spellStart"/>
-      <w:r>
-        <w:rPr>
-          <w:lang w:val="en-US"/>
-        </w:rPr>
-        <w:t>ui</w:t>
-      </w:r>
-      <w:proofErr w:type="spellEnd"/>
-      <w:r>
-        <w:rPr>
-          <w:lang w:val="en-US"/>
-        </w:rPr>
-        <w:t xml:space="preserve">                Removed                                                                         1.0s</w:t>
-      </w:r>
-    </w:p>
-    <w:p>
-      <w:pPr>
-        <w:rPr>
-          <w:lang w:val="en-US"/>
-        </w:rPr>
-      </w:pPr>
-      <w:r>
-        <w:rPr>
-          <w:lang w:val="en-US"/>
-        </w:rPr>
-        <w:t xml:space="preserve"> </w:t>
-      </w:r>
-      <w:r>
-        <w:rPr>
-          <w:rFonts w:ascii="Segoe UI Symbol" w:hAnsi="Segoe UI Symbol" w:cs="Segoe UI Symbol"/>
-          <w:lang w:val="en-US"/>
-        </w:rPr>
-        <w:t>✔</w:t>
-      </w:r>
-      <w:r>
-        <w:rPr>
-          <w:lang w:val="en-US"/>
-        </w:rPr>
-        <w:t xml:space="preserve"> Container </w:t>
-      </w:r>
-      <w:proofErr w:type="spellStart"/>
-      <w:r>
-        <w:rPr>
-          <w:lang w:val="en-US"/>
-        </w:rPr>
-        <w:t>cloudflare</w:t>
-      </w:r>
-      <w:proofErr w:type="spellEnd"/>
-      <w:r>
-        <w:rPr>
-          <w:lang w:val="en-US"/>
-        </w:rPr>
-        <w:t>-</w:t>
-      </w:r>
-      <w:proofErr w:type="gramStart"/>
-      <w:r>
-        <w:rPr>
-          <w:lang w:val="en-US"/>
-        </w:rPr>
-        <w:t>connector  Removed</w:t>
-      </w:r>
-      <w:proofErr w:type="gramEnd"/>
-      <w:r>
-        <w:rPr>
-          <w:lang w:val="en-US"/>
-        </w:rPr>
-        <w:t xml:space="preserve">                                                                         0.8s</w:t>
-      </w:r>
-    </w:p>
-    <w:p>
-      <w:pPr>
-        <w:rPr>
-          <w:lang w:val="en-US"/>
-        </w:rPr>
-      </w:pPr>
-      <w:r>
-        <w:rPr>
-          <w:lang w:val="en-US"/>
-        </w:rPr>
-        <w:t xml:space="preserve"> </w:t>
-      </w:r>
-      <w:r>
-        <w:rPr>
-          <w:rFonts w:ascii="Segoe UI Symbol" w:hAnsi="Segoe UI Symbol" w:cs="Segoe UI Symbol"/>
-          <w:lang w:val="en-US"/>
-        </w:rPr>
-        <w:t>✔</w:t>
-      </w:r>
-      <w:r>
-        <w:rPr>
-          <w:lang w:val="en-US"/>
-        </w:rPr>
-        <w:t xml:space="preserve"> Network </w:t>
-      </w:r>
-      <w:proofErr w:type="spellStart"/>
-      <w:r>
-        <w:rPr>
-          <w:lang w:val="en-US"/>
-        </w:rPr>
-        <w:t>ftp_project_default</w:t>
-      </w:r>
-      <w:proofErr w:type="spellEnd"/>
-      <w:r>
-        <w:rPr>
-          <w:lang w:val="en-US"/>
-        </w:rPr>
-        <w:t xml:space="preserve">     Removed                                                                         0.3s</w:t>
-      </w:r>
-    </w:p>
-    <w:p>
-      <w:pPr>
-        <w:rPr>
-          <w:lang w:val="en-US"/>
-        </w:rPr>
-      </w:pPr>
-      <w:r>
-        <w:rPr>
-          <w:lang w:val="en-US"/>
-        </w:rPr>
-        <w:t>root@DXP2800-Nico:/volume1/docker/</w:t>
-      </w:r>
-      <w:proofErr w:type="spellStart"/>
-      <w:r>
-        <w:rPr>
-          <w:lang w:val="en-US"/>
-        </w:rPr>
-        <w:t>ftp_project</w:t>
-      </w:r>
-      <w:proofErr w:type="spellEnd"/>
-      <w:r>
-        <w:rPr>
-          <w:lang w:val="en-US"/>
-        </w:rPr>
-        <w:t xml:space="preserve"># docker </w:t>
-      </w:r>
-      <w:proofErr w:type="spellStart"/>
-      <w:r>
-        <w:rPr>
-          <w:lang w:val="en-US"/>
-        </w:rPr>
-        <w:t>rmi</w:t>
-      </w:r>
-      <w:proofErr w:type="spellEnd"/>
-      <w:r>
-        <w:rPr>
-          <w:lang w:val="en-US"/>
-        </w:rPr>
-        <w:t xml:space="preserve"> </w:t>
-      </w:r>
-      <w:proofErr w:type="spellStart"/>
-      <w:r>
-        <w:rPr>
-          <w:lang w:val="en-US"/>
-        </w:rPr>
-        <w:t>ftp_project-</w:t>
-      </w:r>
-      <w:proofErr w:type="gramStart"/>
-      <w:r>
-        <w:rPr>
-          <w:lang w:val="en-US"/>
-        </w:rPr>
-        <w:t>backend:latest</w:t>
-      </w:r>
-      <w:proofErr w:type="spellEnd"/>
-      <w:proofErr w:type="gramEnd"/>
-    </w:p>
-    <w:p>
-      <w:pPr>
-        <w:rPr>
-          <w:lang w:val="en-US"/>
-        </w:rPr>
-      </w:pPr>
-      <w:r>
-        <w:rPr>
-          <w:lang w:val="en-US"/>
-        </w:rPr>
-        <w:t xml:space="preserve">Untagged: </w:t>
-      </w:r>
-      <w:proofErr w:type="spellStart"/>
-      <w:r>
-        <w:rPr>
-          <w:lang w:val="en-US"/>
-        </w:rPr>
-        <w:t>ftp_project-</w:t>
-      </w:r>
-      <w:proofErr w:type="gramStart"/>
-      <w:r>
-        <w:rPr>
-          <w:lang w:val="en-US"/>
-        </w:rPr>
-        <w:t>backend:latest</w:t>
-      </w:r>
-      <w:proofErr w:type="spellEnd"/>
-      <w:proofErr w:type="gramEnd"/>
-    </w:p>
-    <w:p>
-      <w:pPr>
-        <w:rPr>
-          <w:lang w:val="en-US"/>
-        </w:rPr>
-      </w:pPr>
-      <w:r>
-        <w:rPr>
-          <w:lang w:val="en-US"/>
-        </w:rPr>
-        <w:t>Deleted: sha</w:t>
-      </w:r>
-      <w:proofErr w:type="gramStart"/>
-      <w:r>
-        <w:rPr>
-          <w:lang w:val="en-US"/>
-        </w:rPr>
-        <w:t>256:d</w:t>
-      </w:r>
-      <w:proofErr w:type="gramEnd"/>
-      <w:r>
-        <w:rPr>
-          <w:lang w:val="en-US"/>
-        </w:rPr>
-        <w:t>6d7d007bf85732a8cafb1d84e55cae5f46888f9c1d55666c136a433642cc14c</w:t>
-      </w:r>
-    </w:p>
-    <w:p>
-      <w:pPr>
-        <w:rPr>
-          <w:lang w:val="en-US"/>
-        </w:rPr>
-      </w:pPr>
-      <w:r>
-        <w:rPr>
-          <w:lang w:val="en-US"/>
-        </w:rPr>
-        <w:t>root@DXP2800-Nico:/volume1/docker/</w:t>
-      </w:r>
-      <w:proofErr w:type="spellStart"/>
-      <w:r>
-        <w:rPr>
-          <w:lang w:val="en-US"/>
-        </w:rPr>
-        <w:t>ftp_project</w:t>
-      </w:r>
-      <w:proofErr w:type="spellEnd"/>
-      <w:r>
-        <w:rPr>
-          <w:lang w:val="en-US"/>
-        </w:rPr>
-        <w:t># docker compose up -d --build</w:t>
-      </w:r>
-    </w:p>
-    <w:p>
-      <w:pPr>
-        <w:rPr>
-          <w:lang w:val="en-US"/>
-        </w:rPr>
-      </w:pPr>
-      <w:proofErr w:type="gramStart"/>
-      <w:r>
-        <w:rPr>
-          <w:lang w:val="en-US"/>
-        </w:rPr>
-        <w:t>WARN[</w:t>
-      </w:r>
-      <w:proofErr w:type="gramEnd"/>
-      <w:r>
-        <w:rPr>
-          <w:lang w:val="en-US"/>
-        </w:rPr>
-        <w:t>0000] /volume1/docker/</w:t>
-      </w:r>
-      <w:proofErr w:type="spellStart"/>
-      <w:r>
-        <w:rPr>
-          <w:lang w:val="en-US"/>
-        </w:rPr>
-        <w:t>ftp_project</w:t>
-      </w:r>
-      <w:proofErr w:type="spellEnd"/>
-      <w:r>
-        <w:rPr>
-          <w:lang w:val="en-US"/>
-        </w:rPr>
-        <w:t>/docker-</w:t>
-      </w:r>
-      <w:proofErr w:type="spellStart"/>
-      <w:r>
-        <w:rPr>
-          <w:lang w:val="en-US"/>
-        </w:rPr>
-        <w:t>compose.yaml</w:t>
-      </w:r>
-      <w:proofErr w:type="spellEnd"/>
-      <w:r>
-        <w:rPr>
-          <w:lang w:val="en-US"/>
-        </w:rPr>
-        <w:t>: `version` is obsolete</w:t>
-      </w:r>
-    </w:p>
-    <w:p>
-      <w:pPr>
-        <w:rPr>
-          <w:lang w:val="en-US"/>
-        </w:rPr>
-      </w:pPr>
-      <w:r>
-        <w:rPr>
-          <w:lang w:val="en-US"/>
-        </w:rPr>
-        <w:t xml:space="preserve">[+] Building 13.7s (11/11) FINISHED                                                                      </w:t>
-      </w:r>
-      <w:proofErr w:type="spellStart"/>
-      <w:r>
-        <w:rPr>
-          <w:lang w:val="en-US"/>
-        </w:rPr>
-        <w:t>docker:default</w:t>
-      </w:r>
-      <w:proofErr w:type="spellEnd"/>
-    </w:p>
-    <w:p>
-      <w:pPr>
-        <w:rPr>
-          <w:lang w:val="en-US"/>
-        </w:rPr>
-      </w:pPr>
-      <w:r>
-        <w:rPr>
-          <w:lang w:val="en-US"/>
-        </w:rPr>
-        <w:t xml:space="preserve"> =&gt; [backend internal] load build definition from </w:t>
-      </w:r>
-      <w:proofErr w:type="spellStart"/>
-      <w:r>
-        <w:rPr>
-          <w:lang w:val="en-US"/>
-        </w:rPr>
-        <w:t>Dockerfile</w:t>
-      </w:r>
-      <w:proofErr w:type="spellEnd"/>
-      <w:r>
-        <w:rPr>
-          <w:lang w:val="en-US"/>
-        </w:rPr>
-        <w:t xml:space="preserve">                                                       0.3s</w:t>
-      </w:r>
-    </w:p>
-    <w:p>
-      <w:pPr>
-        <w:rPr>
-          <w:lang w:val="en-US"/>
-        </w:rPr>
-      </w:pPr>
-      <w:r>
-        <w:rPr>
-          <w:lang w:val="en-US"/>
-        </w:rPr>
-        <w:t xml:space="preserve"> =&gt; =&gt; transferring </w:t>
-      </w:r>
-      <w:proofErr w:type="spellStart"/>
-      <w:r>
-        <w:rPr>
-          <w:lang w:val="en-US"/>
-        </w:rPr>
-        <w:t>dockerfile</w:t>
-      </w:r>
-      <w:proofErr w:type="spellEnd"/>
-      <w:r>
-        <w:rPr>
-          <w:lang w:val="en-US"/>
-        </w:rPr>
-        <w:t>: 428B                                                                               0.0s</w:t>
-      </w:r>
-    </w:p>
-    <w:p>
-      <w:pPr>
-        <w:rPr>
-          <w:lang w:val="en-US"/>
-        </w:rPr>
-      </w:pPr>
-      <w:r>
-        <w:rPr>
-          <w:lang w:val="en-US"/>
-        </w:rPr>
-        <w:t xml:space="preserve"> =&gt; [backend internal] load metadata for docker.io/library/node:20-slim                                            1.0s</w:t>
-      </w:r>
-    </w:p>
-    <w:p>
-      <w:pPr>
-        <w:rPr>
-          <w:lang w:val="en-US"/>
-        </w:rPr>
-      </w:pPr>
-      <w:r>
-        <w:rPr>
-          <w:lang w:val="en-US"/>
-        </w:rPr>
-        <w:t xml:space="preserve"> =&gt; [backend internal] </w:t>
-      </w:r>
-      <w:proofErr w:type="gramStart"/>
-      <w:r>
-        <w:rPr>
-          <w:lang w:val="en-US"/>
-        </w:rPr>
-        <w:t>load .</w:t>
-      </w:r>
-      <w:proofErr w:type="spellStart"/>
-      <w:r>
-        <w:rPr>
-          <w:lang w:val="en-US"/>
-        </w:rPr>
-        <w:t>dockerignore</w:t>
-      </w:r>
-      <w:proofErr w:type="spellEnd"/>
-      <w:proofErr w:type="gramEnd"/>
-      <w:r>
-        <w:rPr>
-          <w:lang w:val="en-US"/>
-        </w:rPr>
-        <w:t xml:space="preserve">                                                                          0.0s</w:t>
-      </w:r>
-    </w:p>
-    <w:p>
-      <w:pPr>
-        <w:rPr>
-          <w:lang w:val="en-US"/>
-        </w:rPr>
-      </w:pPr>
-      <w:r>
-        <w:rPr>
-          <w:lang w:val="en-US"/>
-        </w:rPr>
-        <w:t xml:space="preserve"> =&gt; =&gt; transferring context: 2B                                                                                    0.0s</w:t>
-      </w:r>
-    </w:p>
-    <w:p>
-      <w:pPr>
-        <w:rPr>
-          <w:lang w:val="en-US"/>
-        </w:rPr>
-      </w:pPr>
-      <w:r>
-        <w:rPr>
-          <w:lang w:val="en-US"/>
-        </w:rPr>
-        <w:t xml:space="preserve"> =&gt; [backend 1/6] FROM docker.io/library/node:20-slim@sha</w:t>
-      </w:r>
-      <w:proofErr w:type="gramStart"/>
-      <w:r>
-        <w:rPr>
-          <w:lang w:val="en-US"/>
-        </w:rPr>
-        <w:t>256:d</w:t>
-      </w:r>
-      <w:proofErr w:type="gramEnd"/>
-      <w:r>
-        <w:rPr>
-          <w:lang w:val="en-US"/>
-        </w:rPr>
-        <w:t>8a35d586fad3af7abb6fdb9ba972388395405f4d462da9e4a4d  0.0s</w:t>
-      </w:r>
-    </w:p>
-    <w:p>
-      <w:pPr>
-        <w:rPr>
-          <w:lang w:val="en-US"/>
-        </w:rPr>
-      </w:pPr>
-      <w:r>
-        <w:rPr>
-          <w:lang w:val="en-US"/>
-        </w:rPr>
-        <w:t xml:space="preserve"> =&gt; [backend internal] load build context                                                                          0.8s</w:t>
-      </w:r>
-    </w:p>
-    <w:p>
-      <w:pPr>
-        <w:rPr>
-          <w:lang w:val="en-US"/>
-        </w:rPr>
-      </w:pPr>
-      <w:r>
-        <w:rPr>
-          <w:lang w:val="en-US"/>
-        </w:rPr>
-        <w:t xml:space="preserve"> =&gt; =&gt; transferring context: 15.25MB                                                                               0.6s</w:t>
-      </w:r>
-    </w:p>
-    <w:p>
-      <w:pPr>
-        <w:rPr>
-          <w:lang w:val="en-US"/>
-        </w:rPr>
-      </w:pPr>
-      <w:r>
-        <w:rPr>
-          <w:lang w:val="en-US"/>
-        </w:rPr>
-        <w:t xml:space="preserve"> =&gt; CACHED [backend 2/6] RUN apt-get update &amp;&amp; apt-get install -y </w:t>
-      </w:r>
-      <w:proofErr w:type="spellStart"/>
-      <w:r>
-        <w:rPr>
-          <w:lang w:val="en-US"/>
-        </w:rPr>
-        <w:t>ffmpeg</w:t>
-      </w:r>
-      <w:proofErr w:type="spellEnd"/>
-      <w:r>
-        <w:rPr>
-          <w:lang w:val="en-US"/>
-        </w:rPr>
-        <w:t xml:space="preserve"> &amp;&amp; rm -rf /var/lib/apt/lists/*            0.0s</w:t>
-      </w:r>
-    </w:p>
-    <w:p>
-      <w:pPr>
-        <w:rPr>
-          <w:lang w:val="en-US"/>
-        </w:rPr>
-      </w:pPr>
-      <w:r>
-        <w:rPr>
-          <w:lang w:val="en-US"/>
-        </w:rPr>
-        <w:t xml:space="preserve"> =&gt; CACHED [backend 3/6] WORKDIR /app                                                                              0.0s</w:t>
-      </w:r>
-    </w:p>
-    <w:p>
-      <w:pPr>
-        <w:rPr>
-          <w:lang w:val="en-US"/>
-        </w:rPr>
-      </w:pPr>
-      <w:r>
-        <w:rPr>
-          <w:lang w:val="en-US"/>
-        </w:rPr>
-        <w:lastRenderedPageBreak/>
-        <w:t xml:space="preserve"> =&gt; [backend 4/6] COPY package</w:t>
-      </w:r>
-      <w:proofErr w:type="gramStart"/>
-      <w:r>
-        <w:rPr>
-          <w:lang w:val="en-US"/>
-        </w:rPr>
-        <w:t>*.json</w:t>
-      </w:r>
-      <w:proofErr w:type="gramEnd"/>
-      <w:r>
-        <w:rPr>
-          <w:lang w:val="en-US"/>
-        </w:rPr>
-        <w:t xml:space="preserve"> ./                                                                            1.3s</w:t>
-      </w:r>
-    </w:p>
-    <w:p>
-      <w:pPr>
-        <w:rPr>
-          <w:lang w:val="en-US"/>
-        </w:rPr>
-      </w:pPr>
-      <w:r>
-        <w:rPr>
-          <w:lang w:val="en-US"/>
-        </w:rPr>
-        <w:t xml:space="preserve"> =&gt; [backend 5/6] RUN </w:t>
-      </w:r>
-      <w:proofErr w:type="spellStart"/>
-      <w:r>
-        <w:rPr>
-          <w:lang w:val="en-US"/>
-        </w:rPr>
-        <w:t>npm</w:t>
-      </w:r>
-      <w:proofErr w:type="spellEnd"/>
-      <w:r>
-        <w:rPr>
-          <w:lang w:val="en-US"/>
-        </w:rPr>
-        <w:t xml:space="preserve"> install --production                                                                     8.1s</w:t>
-      </w:r>
-    </w:p>
-    <w:p>
-      <w:pPr>
-        <w:rPr>
-          <w:lang w:val="en-US"/>
-        </w:rPr>
-      </w:pPr>
-      <w:r>
-        <w:rPr>
-          <w:lang w:val="en-US"/>
-        </w:rPr>
-        <w:t xml:space="preserve"> =&gt; [backend 6/6] </w:t>
-      </w:r>
-      <w:proofErr w:type="gramStart"/>
-      <w:r>
-        <w:rPr>
-          <w:lang w:val="en-US"/>
-        </w:rPr>
-        <w:t>COPY .</w:t>
-      </w:r>
-      <w:proofErr w:type="gramEnd"/>
-      <w:r>
-        <w:rPr>
-          <w:lang w:val="en-US"/>
-        </w:rPr>
-        <w:t xml:space="preserve"> .                                                                                         1.5s</w:t>
-      </w:r>
-    </w:p>
-    <w:p>
-      <w:pPr>
-        <w:rPr>
-          <w:lang w:val="en-US"/>
-        </w:rPr>
-      </w:pPr>
-      <w:r>
-        <w:rPr>
-          <w:lang w:val="en-US"/>
-        </w:rPr>
-        <w:t xml:space="preserve"> =&gt; [backend] exporting to image                                                                                   0.4s</w:t>
-      </w:r>
-    </w:p>
-    <w:p>
-      <w:pPr>
-        <w:rPr>
-          <w:lang w:val="en-US"/>
-        </w:rPr>
-      </w:pPr>
-      <w:r>
-        <w:rPr>
-          <w:lang w:val="en-US"/>
-        </w:rPr>
-        <w:t xml:space="preserve"> =&gt; =&gt; exporting layers                                                                                            0.4s</w:t>
-      </w:r>
-    </w:p>
-    <w:p>
-      <w:pPr>
-        <w:rPr>
-          <w:lang w:val="en-US"/>
-        </w:rPr>
-      </w:pPr>
-      <w:r>
-        <w:rPr>
-          <w:lang w:val="en-US"/>
-        </w:rPr>
-        <w:t xml:space="preserve"> =&gt; =&gt; writing image sha256:53b0d7a3117972e93895a0e7b76ce88466ccd0f80cfedc6a4d63b39971382196                       0.0s</w:t>
-      </w:r>
-    </w:p>
-    <w:p>
-      <w:pPr>
-        <w:rPr>
-          <w:lang w:val="en-US"/>
-        </w:rPr>
-      </w:pPr>
-      <w:r>
-        <w:rPr>
-          <w:lang w:val="en-US"/>
-        </w:rPr>
-        <w:t xml:space="preserve"> =&gt; =&gt; naming to docker.io/library/</w:t>
-      </w:r>
-      <w:proofErr w:type="spellStart"/>
-      <w:r>
-        <w:rPr>
-          <w:lang w:val="en-US"/>
-        </w:rPr>
-        <w:t>ftp_project</w:t>
-      </w:r>
-      <w:proofErr w:type="spellEnd"/>
-      <w:r>
-        <w:rPr>
-          <w:lang w:val="en-US"/>
-        </w:rPr>
-        <w:t>-backend                                                             0.0s</w:t>
-      </w:r>
-    </w:p>
-    <w:p>
-      <w:pPr>
-        <w:rPr>
-          <w:lang w:val="en-US"/>
-        </w:rPr>
-      </w:pPr>
-      <w:r>
-        <w:rPr>
-          <w:lang w:val="en-US"/>
-        </w:rPr>
-        <w:t>[+] Running 5/5</w:t>
-      </w:r>
-    </w:p>
-    <w:p>
-      <w:pPr>
-        <w:rPr>
-          <w:lang w:val="en-US"/>
-        </w:rPr>
-      </w:pPr>
-      <w:r>
-        <w:rPr>
-          <w:lang w:val="en-US"/>
-        </w:rPr>
-        <w:t xml:space="preserve"> </w:t>
-      </w:r>
-      <w:r>
-        <w:rPr>
-          <w:rFonts w:ascii="Segoe UI Symbol" w:hAnsi="Segoe UI Symbol" w:cs="Segoe UI Symbol"/>
-          <w:lang w:val="en-US"/>
-        </w:rPr>
-        <w:t>✔</w:t>
-      </w:r>
-      <w:r>
-        <w:rPr>
-          <w:lang w:val="en-US"/>
-        </w:rPr>
-        <w:t xml:space="preserve"> Network </w:t>
-      </w:r>
-      <w:proofErr w:type="spellStart"/>
-      <w:r>
-        <w:rPr>
-          <w:lang w:val="en-US"/>
-        </w:rPr>
-        <w:t>ftp_project_default</w:t>
-      </w:r>
-      <w:proofErr w:type="spellEnd"/>
-      <w:r>
-        <w:rPr>
-          <w:lang w:val="en-US"/>
-        </w:rPr>
-        <w:t xml:space="preserve">     Created                                                                         0.3s</w:t>
-      </w:r>
-    </w:p>
-    <w:p>
-      <w:pPr>
-        <w:rPr>
-          <w:lang w:val="en-US"/>
-        </w:rPr>
-      </w:pPr>
-      <w:r>
-        <w:rPr>
-          <w:lang w:val="en-US"/>
-        </w:rPr>
-        <w:t xml:space="preserve"> </w:t>
-      </w:r>
-      <w:r>
-        <w:rPr>
-          <w:rFonts w:ascii="Segoe UI Symbol" w:hAnsi="Segoe UI Symbol" w:cs="Segoe UI Symbol"/>
-          <w:lang w:val="en-US"/>
-        </w:rPr>
-        <w:t>✔</w:t>
-      </w:r>
-      <w:r>
-        <w:rPr>
-          <w:lang w:val="en-US"/>
-        </w:rPr>
-        <w:t xml:space="preserve"> Container </w:t>
-      </w:r>
-      <w:proofErr w:type="spellStart"/>
-      <w:r>
-        <w:rPr>
-          <w:lang w:val="en-US"/>
-        </w:rPr>
-        <w:t>ftp_project</w:t>
-      </w:r>
-      <w:proofErr w:type="spellEnd"/>
-      <w:r>
-        <w:rPr>
-          <w:lang w:val="en-US"/>
-        </w:rPr>
-        <w:t xml:space="preserve">           Started                                                                         0.9s</w:t>
-      </w:r>
-    </w:p>
-    <w:p>
-      <w:pPr>
-        <w:rPr>
-          <w:lang w:val="en-US"/>
-        </w:rPr>
-      </w:pPr>
-      <w:r>
-        <w:rPr>
-          <w:lang w:val="en-US"/>
-        </w:rPr>
-        <w:t xml:space="preserve"> </w:t>
-      </w:r>
-      <w:r>
-        <w:rPr>
-          <w:rFonts w:ascii="Segoe UI Symbol" w:hAnsi="Segoe UI Symbol" w:cs="Segoe UI Symbol"/>
-          <w:lang w:val="en-US"/>
-        </w:rPr>
-        <w:t>✔</w:t>
-      </w:r>
-      <w:r>
-        <w:rPr>
-          <w:lang w:val="en-US"/>
-        </w:rPr>
-        <w:t xml:space="preserve"> Container ftp-</w:t>
-      </w:r>
-      <w:proofErr w:type="spellStart"/>
-      <w:r>
-        <w:rPr>
-          <w:lang w:val="en-US"/>
-        </w:rPr>
-        <w:t>api</w:t>
-      </w:r>
-      <w:proofErr w:type="spellEnd"/>
-      <w:r>
-        <w:rPr>
-          <w:lang w:val="en-US"/>
-        </w:rPr>
-        <w:t xml:space="preserve">               Started                                                                         0.9s</w:t>
-      </w:r>
-    </w:p>
-    <w:p>
-      <w:pPr>
-        <w:rPr>
-          <w:lang w:val="en-US"/>
-        </w:rPr>
-      </w:pPr>
-      <w:r>
-        <w:rPr>
-          <w:lang w:val="en-US"/>
-        </w:rPr>
-        <w:t xml:space="preserve"> </w:t>
-      </w:r>
-      <w:r>
-        <w:rPr>
-          <w:rFonts w:ascii="Segoe UI Symbol" w:hAnsi="Segoe UI Symbol" w:cs="Segoe UI Symbol"/>
-          <w:lang w:val="en-US"/>
-        </w:rPr>
-        <w:t>✔</w:t>
-      </w:r>
-      <w:r>
-        <w:rPr>
-          <w:lang w:val="en-US"/>
-        </w:rPr>
-        <w:t xml:space="preserve"> Container ftp-</w:t>
-      </w:r>
-      <w:proofErr w:type="spellStart"/>
-      <w:r>
-        <w:rPr>
-          <w:lang w:val="en-US"/>
-        </w:rPr>
-        <w:t>ui</w:t>
-      </w:r>
-      <w:proofErr w:type="spellEnd"/>
-      <w:r>
-        <w:rPr>
-          <w:lang w:val="en-US"/>
-        </w:rPr>
-        <w:t xml:space="preserve">                Started                                                                         0.9s</w:t>
-      </w:r>
-    </w:p>
-    <w:p>
-      <w:pPr>
-        <w:rPr>
-          <w:lang w:val="en-US"/>
-        </w:rPr>
-      </w:pPr>
-      <w:r>
-        <w:rPr>
-          <w:lang w:val="en-US"/>
-        </w:rPr>
-        <w:t xml:space="preserve"> </w:t>
-      </w:r>
-      <w:r>
-        <w:rPr>
-          <w:rFonts w:ascii="Segoe UI Symbol" w:hAnsi="Segoe UI Symbol" w:cs="Segoe UI Symbol"/>
-          <w:lang w:val="en-US"/>
-        </w:rPr>
-        <w:t>✔</w:t>
-      </w:r>
-      <w:r>
-        <w:rPr>
-          <w:lang w:val="en-US"/>
-        </w:rPr>
-        <w:t xml:space="preserve"> Container </w:t>
-      </w:r>
-      <w:proofErr w:type="spellStart"/>
-      <w:r>
-        <w:rPr>
-          <w:lang w:val="en-US"/>
-        </w:rPr>
-        <w:t>cloudflare</w:t>
-      </w:r>
-      <w:proofErr w:type="spellEnd"/>
-      <w:r>
-        <w:rPr>
-          <w:lang w:val="en-US"/>
-        </w:rPr>
-        <w:t>-</w:t>
-      </w:r>
-      <w:proofErr w:type="gramStart"/>
-      <w:r>
-        <w:rPr>
-          <w:lang w:val="en-US"/>
-        </w:rPr>
-        <w:t>connector  Started</w:t>
-      </w:r>
-      <w:proofErr w:type="gramEnd"/>
-    </w:p>
-    <w:p>
-      <w:pPr>
-        <w:rPr>
-          <w:lang w:val="en-US"/>
-        </w:rPr>
-      </w:pPr>
-    </w:p>
-    <w:p>
-      <w:r>
-        <w:t>/////////</w:t>
-      </w:r>
-    </w:p>
-    <w:p>
-      <w:proofErr w:type="spellStart"/>
-      <w:r>
-        <w:t>Probème</w:t>
-      </w:r>
-      <w:proofErr w:type="spellEnd"/>
-      <w:r>
-        <w:t xml:space="preserve"> de droit (</w:t>
-      </w:r>
-      <w:proofErr w:type="spellStart"/>
-      <w:r>
-        <w:t>Forbidden</w:t>
-      </w:r>
-      <w:proofErr w:type="spellEnd"/>
-      <w:r>
-        <w:t>)</w:t>
-      </w:r>
-    </w:p>
-    <w:p/>
-    <w:p>
-      <w:r>
-        <w:t>Nicolas@DXP2800-</w:t>
-      </w:r>
-      <w:proofErr w:type="gramStart"/>
-      <w:r>
-        <w:t>Nico:~</w:t>
-      </w:r>
-      <w:proofErr w:type="gramEnd"/>
-      <w:r>
-        <w:t>$ cd /volume1/docker/</w:t>
-      </w:r>
-    </w:p>
-    <w:p>
-      <w:pPr>
-        <w:rPr>
-          <w:lang w:val="en-US"/>
-        </w:rPr>
-      </w:pPr>
-      <w:r>
-        <w:rPr>
-          <w:lang w:val="en-US"/>
-        </w:rPr>
-        <w:t xml:space="preserve">Nicolas@DXP2800-Nico:/volume1/docker$ </w:t>
-      </w:r>
-      <w:proofErr w:type="spellStart"/>
-      <w:r>
-        <w:rPr>
-          <w:lang w:val="en-US"/>
-        </w:rPr>
-        <w:t>sudo</w:t>
-      </w:r>
-      <w:proofErr w:type="spellEnd"/>
-      <w:r>
-        <w:rPr>
-          <w:lang w:val="en-US"/>
-        </w:rPr>
-        <w:t xml:space="preserve"> </w:t>
-      </w:r>
-      <w:proofErr w:type="spellStart"/>
-      <w:r>
-        <w:rPr>
-          <w:lang w:val="en-US"/>
-        </w:rPr>
-        <w:t>chmod</w:t>
-      </w:r>
-      <w:proofErr w:type="spellEnd"/>
-      <w:r>
-        <w:rPr>
-          <w:lang w:val="en-US"/>
-        </w:rPr>
-        <w:t xml:space="preserve"> -R 755 </w:t>
-      </w:r>
-      <w:proofErr w:type="spellStart"/>
-      <w:r>
-        <w:rPr>
-          <w:lang w:val="en-US"/>
-        </w:rPr>
-        <w:t>ftp_project</w:t>
-      </w:r>
-      <w:proofErr w:type="spellEnd"/>
-      <w:r>
-        <w:rPr>
-          <w:lang w:val="en-US"/>
-        </w:rPr>
-        <w:t>/</w:t>
-      </w:r>
-    </w:p>
-    <w:p>
-      <w:pPr>
-        <w:rPr>
-          <w:lang w:val="en-US"/>
-        </w:rPr>
-      </w:pPr>
-    </w:p>
-    <w:p>
-      <w:r>
-        <w:t>////////</w:t>
-      </w:r>
-    </w:p>
-    <w:p>
-      <w:r>
-        <w:t>la politique CORS.</w:t>
-      </w:r>
-    </w:p>
-    <w:p/>
-    <w:p>
-      <w:r>
-        <w:t>Le message est clair : No 'Access-Control-</w:t>
-      </w:r>
-      <w:proofErr w:type="spellStart"/>
-      <w:r>
-        <w:t>Allow</w:t>
-      </w:r>
-      <w:proofErr w:type="spellEnd"/>
-      <w:r>
-        <w:t xml:space="preserve">-Origin' header </w:t>
-      </w:r>
-      <w:proofErr w:type="spellStart"/>
-      <w:r>
-        <w:t>is</w:t>
-      </w:r>
-      <w:proofErr w:type="spellEnd"/>
-      <w:r>
-        <w:t xml:space="preserve"> </w:t>
-      </w:r>
-      <w:proofErr w:type="spellStart"/>
-      <w:r>
-        <w:t>present</w:t>
-      </w:r>
-      <w:proofErr w:type="spellEnd"/>
-      <w:r>
-        <w:t xml:space="preserve">. Ton navigateur bloque la réponse car ton serveur (backend) ne lui a pas explicitement dit qu'il autorisait </w:t>
+      <w:r>
+        <w:t xml:space="preserve">Le message est clair : No 'Access-Control-Allow-Origin' header is present. Ton navigateur bloque la réponse car ton serveur (backend) ne lui a pas explicitement dit qu'il autorisait </w:t>
       </w:r>
       <w:hyperlink r:id="rId5" w:history="1">
         <w:r>
@@ -2516,23 +1451,7 @@
           <w:b/>
           <w:bCs/>
         </w:rPr>
-        <w:t xml:space="preserve">Le Stockage (NAS </w:t>
-      </w:r>
-      <w:proofErr w:type="spellStart"/>
-      <w:r>
-        <w:rPr>
-          <w:b/>
-          <w:bCs/>
-        </w:rPr>
-        <w:t>Ugreen</w:t>
-      </w:r>
-      <w:proofErr w:type="spellEnd"/>
-      <w:r>
-        <w:rPr>
-          <w:b/>
-          <w:bCs/>
-        </w:rPr>
-        <w:t>) :</w:t>
+        <w:t>Le Stockage (NAS Ugreen) :</w:t>
       </w:r>
       <w:r>
         <w:t xml:space="preserve"> Tes fichiers réels et ton fichier de configuration utilisateur.</w:t>
@@ -2553,15 +1472,7 @@
         <w:t>Le Moteur (Docker) :</w:t>
       </w:r>
       <w:r>
-        <w:t xml:space="preserve"> Ton API (Node.js) qui gère l'intelligence et Nginx qui sert ton site </w:t>
-      </w:r>
-      <w:proofErr w:type="spellStart"/>
-      <w:r>
-        <w:t>Angular</w:t>
-      </w:r>
-      <w:proofErr w:type="spellEnd"/>
-      <w:r>
-        <w:t>.</w:t>
+        <w:t xml:space="preserve"> Ton API (Node.js) qui gère l'intelligence et Nginx qui sert ton site Angular.</w:t>
       </w:r>
     </w:p>
     <w:p>
@@ -2576,23 +1487,7 @@
           <w:b/>
           <w:bCs/>
         </w:rPr>
-        <w:t>L'Accès (</w:t>
-      </w:r>
-      <w:proofErr w:type="spellStart"/>
-      <w:r>
-        <w:rPr>
-          <w:b/>
-          <w:bCs/>
-        </w:rPr>
-        <w:t>Cloudflare</w:t>
-      </w:r>
-      <w:proofErr w:type="spellEnd"/>
-      <w:r>
-        <w:rPr>
-          <w:b/>
-          <w:bCs/>
-        </w:rPr>
-        <w:t xml:space="preserve"> Tunnel) :</w:t>
+        <w:t>L'Accès (Cloudflare Tunnel) :</w:t>
       </w:r>
       <w:r>
         <w:t xml:space="preserve"> La porte d'entrée sécurisée depuis Internet sans ouvrir de port sur ta box.</w:t>
@@ -2625,25 +1520,7 @@
           <w:b/>
           <w:bCs/>
         </w:rPr>
-        <w:t xml:space="preserve"> Étape 1 : Le Coeur du système (</w:t>
-      </w:r>
-      <w:proofErr w:type="spellStart"/>
-      <w:proofErr w:type="gramStart"/>
-      <w:r>
-        <w:rPr>
-          <w:b/>
-          <w:bCs/>
-        </w:rPr>
-        <w:t>users.json</w:t>
-      </w:r>
-      <w:proofErr w:type="spellEnd"/>
-      <w:proofErr w:type="gramEnd"/>
-      <w:r>
-        <w:rPr>
-          <w:b/>
-          <w:bCs/>
-        </w:rPr>
-        <w:t>)</w:t>
+        <w:t xml:space="preserve"> Étape 1 : Le Coeur du système (users.json)</w:t>
       </w:r>
     </w:p>
     <w:p>
@@ -2666,23 +1543,7 @@
         <w:t>Emplacement :</w:t>
       </w:r>
       <w:r>
-        <w:t xml:space="preserve"> /volume1/docker/</w:t>
-      </w:r>
-      <w:proofErr w:type="spellStart"/>
-      <w:r>
-        <w:t>ftp_project</w:t>
-      </w:r>
-      <w:proofErr w:type="spellEnd"/>
-      <w:r>
-        <w:t>/</w:t>
-      </w:r>
-      <w:proofErr w:type="spellStart"/>
-      <w:r>
-        <w:t>users.json</w:t>
-      </w:r>
-      <w:proofErr w:type="spellEnd"/>
-      <w:r>
-        <w:t>.</w:t>
+        <w:t xml:space="preserve"> /volume1/docker/ftp_project/users.json.</w:t>
       </w:r>
     </w:p>
     <w:p>
@@ -2700,15 +1561,7 @@
         <w:t>Contenu :</w:t>
       </w:r>
       <w:r>
-        <w:t xml:space="preserve"> Définit l'identifiant, le mot de passe et le niveau de droit (admin ou </w:t>
-      </w:r>
-      <w:proofErr w:type="spellStart"/>
-      <w:r>
-        <w:t>viewer</w:t>
-      </w:r>
-      <w:proofErr w:type="spellEnd"/>
-      <w:r>
-        <w:t>).</w:t>
+        <w:t xml:space="preserve"> Définit l'identifiant, le mot de passe et le niveau de droit (admin ou viewer).</w:t>
       </w:r>
     </w:p>
     <w:p>
@@ -2738,23 +1591,7 @@
           <w:b/>
           <w:bCs/>
         </w:rPr>
-        <w:t xml:space="preserve"> Étape 2 : Le Montage Docker (docker-</w:t>
-      </w:r>
-      <w:proofErr w:type="spellStart"/>
-      <w:r>
-        <w:rPr>
-          <w:b/>
-          <w:bCs/>
-        </w:rPr>
-        <w:t>compose.yml</w:t>
-      </w:r>
-      <w:proofErr w:type="spellEnd"/>
-      <w:r>
-        <w:rPr>
-          <w:b/>
-          <w:bCs/>
-        </w:rPr>
-        <w:t>)</w:t>
+        <w:t xml:space="preserve"> Étape 2 : Le Montage Docker (docker-compose.yml)</w:t>
       </w:r>
     </w:p>
     <w:p>
@@ -2787,23 +1624,7 @@
         <w:t>Onglet Caméra :</w:t>
       </w:r>
       <w:r>
-        <w:t xml:space="preserve"> On </w:t>
-      </w:r>
-      <w:proofErr w:type="spellStart"/>
-      <w:r>
-        <w:t>lie</w:t>
-      </w:r>
-      <w:proofErr w:type="spellEnd"/>
-      <w:r>
-        <w:t xml:space="preserve"> /volume1/ftp/cam/... à /app/</w:t>
-      </w:r>
-      <w:proofErr w:type="spellStart"/>
-      <w:r>
-        <w:t>videos</w:t>
-      </w:r>
-      <w:proofErr w:type="spellEnd"/>
-      <w:r>
-        <w:t>.</w:t>
+        <w:t xml:space="preserve"> On lie /volume1/ftp/cam/... à /app/videos.</w:t>
       </w:r>
     </w:p>
     <w:p>
@@ -2821,23 +1642,7 @@
         <w:t>Onglet Fichiers :</w:t>
       </w:r>
       <w:r>
-        <w:t xml:space="preserve"> On </w:t>
-      </w:r>
-      <w:proofErr w:type="spellStart"/>
-      <w:r>
-        <w:t>lie</w:t>
-      </w:r>
-      <w:proofErr w:type="spellEnd"/>
-      <w:r>
-        <w:t xml:space="preserve"> /volume1/ftp/files à /app/</w:t>
-      </w:r>
-      <w:proofErr w:type="spellStart"/>
-      <w:r>
-        <w:t>shared_files</w:t>
-      </w:r>
-      <w:proofErr w:type="spellEnd"/>
-      <w:r>
-        <w:t>.</w:t>
+        <w:t xml:space="preserve"> On lie /volume1/ftp/files à /app/shared_files.</w:t>
       </w:r>
     </w:p>
     <w:p>
@@ -2855,17 +1660,7 @@
         <w:t>Sécurité :</w:t>
       </w:r>
       <w:r>
-        <w:t xml:space="preserve"> On lie le fichier </w:t>
-      </w:r>
-      <w:proofErr w:type="spellStart"/>
-      <w:proofErr w:type="gramStart"/>
-      <w:r>
-        <w:t>users.json</w:t>
-      </w:r>
-      <w:proofErr w:type="spellEnd"/>
-      <w:proofErr w:type="gramEnd"/>
-      <w:r>
-        <w:t xml:space="preserve"> en mode "lecture seule" (:ro).</w:t>
+        <w:t xml:space="preserve"> On lie le fichier users.json en mode "lecture seule" (:ro).</w:t>
       </w:r>
     </w:p>
     <w:p>
@@ -2918,17 +1713,7 @@
         <w:t>Vérification :</w:t>
       </w:r>
       <w:r>
-        <w:t xml:space="preserve"> Quand quelqu'un se connecte, il compare avec le fichier </w:t>
-      </w:r>
-      <w:proofErr w:type="spellStart"/>
-      <w:proofErr w:type="gramStart"/>
-      <w:r>
-        <w:t>users.json</w:t>
-      </w:r>
-      <w:proofErr w:type="spellEnd"/>
-      <w:proofErr w:type="gramEnd"/>
-      <w:r>
-        <w:t>.</w:t>
+        <w:t xml:space="preserve"> Quand quelqu'un se connecte, il compare avec le fichier users.json.</w:t>
       </w:r>
     </w:p>
     <w:p>
@@ -2948,7 +1733,6 @@
       <w:r>
         <w:t xml:space="preserve"> Pour l'onglet Caméra, il utilise </w:t>
       </w:r>
-      <w:proofErr w:type="spellStart"/>
       <w:r>
         <w:rPr>
           <w:b/>
@@ -2956,7 +1740,6 @@
         </w:rPr>
         <w:t>FFmpeg</w:t>
       </w:r>
-      <w:proofErr w:type="spellEnd"/>
       <w:r>
         <w:t xml:space="preserve"> pour convertir la vidéo en direct pour ton navigateur.</w:t>
       </w:r>
@@ -3035,15 +1818,7 @@
         <w:t>supprimer</w:t>
       </w:r>
       <w:r>
-        <w:t xml:space="preserve">, le backend vérifie dans le </w:t>
-      </w:r>
-      <w:proofErr w:type="spellStart"/>
-      <w:r>
-        <w:t>token</w:t>
-      </w:r>
-      <w:proofErr w:type="spellEnd"/>
-      <w:r>
-        <w:t xml:space="preserve"> si le rôle est bien admin.</w:t>
+        <w:t>, le backend vérifie dans le token si le rôle est bien admin.</w:t>
       </w:r>
     </w:p>
     <w:p>
@@ -3073,23 +1848,7 @@
           <w:b/>
           <w:bCs/>
         </w:rPr>
-        <w:t xml:space="preserve"> Étape 4 : L'Interface </w:t>
-      </w:r>
-      <w:proofErr w:type="spellStart"/>
-      <w:r>
-        <w:rPr>
-          <w:b/>
-          <w:bCs/>
-        </w:rPr>
-        <w:t>Angular</w:t>
-      </w:r>
-      <w:proofErr w:type="spellEnd"/>
-      <w:r>
-        <w:rPr>
-          <w:b/>
-          <w:bCs/>
-        </w:rPr>
-        <w:t xml:space="preserve"> (Les 2 Onglets)</w:t>
+        <w:t xml:space="preserve"> Étape 4 : L'Interface Angular (Les 2 Onglets)</w:t>
       </w:r>
     </w:p>
     <w:p>
@@ -3179,15 +1938,7 @@
         <w:t>Interface Admin :</w:t>
       </w:r>
       <w:r>
-        <w:t xml:space="preserve"> Tu vois les boutons "Ajouter un fichier" (</w:t>
-      </w:r>
-      <w:proofErr w:type="spellStart"/>
-      <w:r>
-        <w:t>Upload</w:t>
-      </w:r>
-      <w:proofErr w:type="spellEnd"/>
-      <w:r>
-        <w:t>) et les icônes de corbeille (Supprimer).</w:t>
+        <w:t xml:space="preserve"> Tu vois les boutons "Ajouter un fichier" (Upload) et les icônes de corbeille (Supprimer).</w:t>
       </w:r>
     </w:p>
     <w:p>
@@ -3215,15 +1966,7 @@
         <w:t>masqués</w:t>
       </w:r>
       <w:r>
-        <w:t xml:space="preserve"> par </w:t>
-      </w:r>
-      <w:proofErr w:type="spellStart"/>
-      <w:r>
-        <w:t>Angular</w:t>
-      </w:r>
-      <w:proofErr w:type="spellEnd"/>
-      <w:r>
-        <w:t>. L'invité ne peut que consulter la liste et cliquer sur "Télécharger" ou "Voir".</w:t>
+        <w:t xml:space="preserve"> par Angular. L'invité ne peut que consulter la liste et cliquer sur "Télécharger" ou "Voir".</w:t>
       </w:r>
     </w:p>
     <w:p>
@@ -3253,17 +1996,8 @@
           <w:b/>
           <w:bCs/>
         </w:rPr>
-        <w:t xml:space="preserve"> Étape 5 : L'Accès </w:t>
-      </w:r>
-      <w:proofErr w:type="spellStart"/>
-      <w:r>
-        <w:rPr>
-          <w:b/>
-          <w:bCs/>
-        </w:rPr>
-        <w:t>Cloudflare</w:t>
-      </w:r>
-      <w:proofErr w:type="spellEnd"/>
+        <w:t xml:space="preserve"> Étape 5 : L'Accès Cloudflare</w:t>
+      </w:r>
     </w:p>
     <w:p>
       <w:r>
@@ -3337,17 +2071,7 @@
         <w:t>Ajouter un utilisateur :</w:t>
       </w:r>
       <w:r>
-        <w:t xml:space="preserve"> Modifie </w:t>
-      </w:r>
-      <w:proofErr w:type="spellStart"/>
-      <w:proofErr w:type="gramStart"/>
-      <w:r>
-        <w:t>users.json</w:t>
-      </w:r>
-      <w:proofErr w:type="spellEnd"/>
-      <w:proofErr w:type="gramEnd"/>
-      <w:r>
-        <w:t xml:space="preserve"> sur ton NAS.</w:t>
+        <w:t xml:space="preserve"> Modifie users.json sur ton NAS.</w:t>
       </w:r>
     </w:p>
     <w:p>
@@ -3365,15 +2089,7 @@
         <w:t>Ajouter un fichier :</w:t>
       </w:r>
       <w:r>
-        <w:t xml:space="preserve"> Utilise l'onglet "Fichiers" sur ton site et clique sur "</w:t>
-      </w:r>
-      <w:proofErr w:type="spellStart"/>
-      <w:r>
-        <w:t>Upload</w:t>
-      </w:r>
-      <w:proofErr w:type="spellEnd"/>
-      <w:r>
-        <w:t>" (si tu es admin).</w:t>
+        <w:t xml:space="preserve"> Utilise l'onglet "Fichiers" sur ton site et clique sur "Upload" (si tu es admin).</w:t>
       </w:r>
     </w:p>
     <w:p>
@@ -3487,31 +2203,7 @@
         <w:t>Dossier Config :</w:t>
       </w:r>
       <w:r>
-        <w:t xml:space="preserve"> Dans ton dossier de projet Docker (</w:t>
-      </w:r>
-      <w:proofErr w:type="gramStart"/>
-      <w:r>
-        <w:t>ex:</w:t>
-      </w:r>
-      <w:proofErr w:type="gramEnd"/>
-      <w:r>
-        <w:t xml:space="preserve"> /volume1/docker/</w:t>
-      </w:r>
-      <w:proofErr w:type="spellStart"/>
-      <w:r>
-        <w:t>ftp_project</w:t>
-      </w:r>
-      <w:proofErr w:type="spellEnd"/>
-      <w:r>
-        <w:t xml:space="preserve">), crée le fichier </w:t>
-      </w:r>
-      <w:proofErr w:type="spellStart"/>
-      <w:r>
-        <w:t>users.json</w:t>
-      </w:r>
-      <w:proofErr w:type="spellEnd"/>
-      <w:r>
-        <w:t>.</w:t>
+        <w:t xml:space="preserve"> Dans ton dossier de projet Docker (ex: /volume1/docker/ftp_project), crée le fichier users.json.</w:t>
       </w:r>
     </w:p>
     <w:p>
@@ -3534,33 +2226,12 @@
           <w:bCs/>
         </w:rPr>
         <w:lastRenderedPageBreak/>
-        <w:t xml:space="preserve">Étape 2 : Créer le fichier </w:t>
-      </w:r>
-      <w:proofErr w:type="spellStart"/>
-      <w:proofErr w:type="gramStart"/>
-      <w:r>
-        <w:rPr>
-          <w:b/>
-          <w:bCs/>
-        </w:rPr>
-        <w:t>users.json</w:t>
-      </w:r>
-      <w:proofErr w:type="spellEnd"/>
-      <w:proofErr w:type="gramEnd"/>
-    </w:p>
-    <w:p>
-      <w:r>
-        <w:t xml:space="preserve">Ouvre l'éditeur de texte sur ton NAS et remplis le fichier </w:t>
-      </w:r>
-      <w:proofErr w:type="spellStart"/>
-      <w:proofErr w:type="gramStart"/>
-      <w:r>
-        <w:t>users.json</w:t>
-      </w:r>
-      <w:proofErr w:type="spellEnd"/>
-      <w:proofErr w:type="gramEnd"/>
-      <w:r>
-        <w:t xml:space="preserve"> avec cette structure exacte :</w:t>
+        <w:t>Étape 2 : Créer le fichier users.json</w:t>
+      </w:r>
+    </w:p>
+    <w:p>
+      <w:r>
+        <w:t>Ouvre l'éditeur de texte sur ton NAS et remplis le fichier users.json avec cette structure exacte :</w:t>
       </w:r>
     </w:p>
     <w:p>
@@ -3612,76 +2283,20 @@
         <w:rPr>
           <w:lang w:val="en-US"/>
         </w:rPr>
-        <w:t xml:space="preserve">    </w:t>
-      </w:r>
-      <w:proofErr w:type="gramStart"/>
-      <w:r>
-        <w:rPr>
-          <w:lang w:val="en-US"/>
-        </w:rPr>
-        <w:t>{ "</w:t>
-      </w:r>
-      <w:proofErr w:type="gramEnd"/>
-      <w:r>
-        <w:rPr>
-          <w:lang w:val="en-US"/>
-        </w:rPr>
-        <w:t>username": "</w:t>
-      </w:r>
-      <w:proofErr w:type="spellStart"/>
-      <w:r>
-        <w:rPr>
-          <w:lang w:val="en-US"/>
-        </w:rPr>
-        <w:t>nicolas</w:t>
-      </w:r>
-      <w:proofErr w:type="spellEnd"/>
-      <w:r>
-        <w:rPr>
-          <w:lang w:val="en-US"/>
-        </w:rPr>
-        <w:t>", "password": "</w:t>
-      </w:r>
-      <w:proofErr w:type="spellStart"/>
-      <w:r>
-        <w:rPr>
-          <w:lang w:val="en-US"/>
-        </w:rPr>
-        <w:t>TonMotDePasseAdmin</w:t>
-      </w:r>
-      <w:proofErr w:type="spellEnd"/>
-      <w:r>
-        <w:rPr>
-          <w:lang w:val="en-US"/>
-        </w:rPr>
-        <w:t>", "role": "admin" },</w:t>
-      </w:r>
-    </w:p>
-    <w:p>
-      <w:pPr>
-        <w:rPr>
-          <w:lang w:val="en-US"/>
-        </w:rPr>
-      </w:pPr>
-      <w:r>
-        <w:rPr>
-          <w:lang w:val="en-US"/>
-        </w:rPr>
-        <w:t xml:space="preserve">    </w:t>
-      </w:r>
-      <w:proofErr w:type="gramStart"/>
-      <w:r>
-        <w:rPr>
-          <w:lang w:val="en-US"/>
-        </w:rPr>
-        <w:t>{ "</w:t>
-      </w:r>
-      <w:proofErr w:type="gramEnd"/>
-      <w:r>
-        <w:rPr>
-          <w:lang w:val="en-US"/>
-        </w:rPr>
-        <w:t>username": "invite", "password": "MdpInvite2026", "role": "viewer" }</w:t>
+        <w:t xml:space="preserve">    { "username": "nicolas", "password": "TonMotDePasseAdmin", "role": "admin" },</w:t>
+      </w:r>
+    </w:p>
+    <w:p>
+      <w:pPr>
+        <w:rPr>
+          <w:lang w:val="en-US"/>
+        </w:rPr>
+      </w:pPr>
+      <w:r>
+        <w:rPr>
+          <w:lang w:val="en-US"/>
+        </w:rPr>
+        <w:t xml:space="preserve">    { "username": "invite", "password": "MdpInvite2026", "role": "viewer" }</w:t>
       </w:r>
     </w:p>
     <w:p>
@@ -3755,17 +2370,8 @@
           <w:b/>
           <w:bCs/>
         </w:rPr>
-        <w:t>Étape 3 : Mettre à jour le docker-</w:t>
-      </w:r>
-      <w:proofErr w:type="spellStart"/>
-      <w:r>
-        <w:rPr>
-          <w:b/>
-          <w:bCs/>
-        </w:rPr>
-        <w:t>compose.yml</w:t>
-      </w:r>
-      <w:proofErr w:type="spellEnd"/>
+        <w:t>Étape 3 : Mettre à jour le docker-compose.yml</w:t>
+      </w:r>
     </w:p>
     <w:p>
       <w:r>
@@ -3821,144 +2427,57 @@
         <w:rPr>
           <w:lang w:val="en-US"/>
         </w:rPr>
-        <w:t xml:space="preserve">    build</w:t>
-      </w:r>
-      <w:proofErr w:type="gramStart"/>
-      <w:r>
-        <w:rPr>
-          <w:lang w:val="en-US"/>
-        </w:rPr>
-        <w:t>: .</w:t>
-      </w:r>
-      <w:proofErr w:type="gramEnd"/>
-      <w:r>
-        <w:rPr>
-          <w:lang w:val="en-US"/>
-        </w:rPr>
-        <w:t>/backend</w:t>
-      </w:r>
-    </w:p>
-    <w:p>
-      <w:pPr>
-        <w:rPr>
-          <w:lang w:val="en-US"/>
-        </w:rPr>
-      </w:pPr>
+        <w:t xml:space="preserve">    build: ./backend</w:t>
+      </w:r>
+    </w:p>
+    <w:p>
+      <w:pPr>
+        <w:rPr>
+          <w:lang w:val="en-US"/>
+        </w:rPr>
+      </w:pPr>
+      <w:r>
+        <w:rPr>
+          <w:lang w:val="en-US"/>
+        </w:rPr>
+        <w:t xml:space="preserve">    container_name: ftp-api</w:t>
+      </w:r>
+    </w:p>
+    <w:p>
       <w:r>
         <w:rPr>
           <w:lang w:val="en-US"/>
         </w:rPr>
         <w:t xml:space="preserve">    </w:t>
       </w:r>
-      <w:proofErr w:type="spellStart"/>
-      <w:r>
-        <w:rPr>
-          <w:lang w:val="en-US"/>
-        </w:rPr>
-        <w:t>container_name</w:t>
-      </w:r>
-      <w:proofErr w:type="spellEnd"/>
-      <w:r>
-        <w:rPr>
-          <w:lang w:val="en-US"/>
-        </w:rPr>
-        <w:t>: ftp-</w:t>
-      </w:r>
-      <w:proofErr w:type="spellStart"/>
-      <w:r>
-        <w:rPr>
-          <w:lang w:val="en-US"/>
-        </w:rPr>
-        <w:t>api</w:t>
-      </w:r>
-      <w:proofErr w:type="spellEnd"/>
-    </w:p>
-    <w:p>
-      <w:r>
-        <w:rPr>
-          <w:lang w:val="en-US"/>
-        </w:rPr>
-        <w:t xml:space="preserve">    </w:t>
-      </w:r>
-      <w:proofErr w:type="gramStart"/>
-      <w:r>
-        <w:t>restart:</w:t>
-      </w:r>
-      <w:proofErr w:type="gramEnd"/>
-      <w:r>
-        <w:t xml:space="preserve"> </w:t>
-      </w:r>
-      <w:proofErr w:type="spellStart"/>
-      <w:r>
-        <w:t>always</w:t>
-      </w:r>
-      <w:proofErr w:type="spellEnd"/>
-    </w:p>
-    <w:p>
-      <w:r>
-        <w:t xml:space="preserve">    </w:t>
-      </w:r>
-      <w:proofErr w:type="gramStart"/>
-      <w:r>
-        <w:t>ports:</w:t>
-      </w:r>
-      <w:proofErr w:type="gramEnd"/>
-    </w:p>
-    <w:p>
-      <w:r>
-        <w:t xml:space="preserve">      - "</w:t>
-      </w:r>
-      <w:proofErr w:type="gramStart"/>
-      <w:r>
-        <w:t>3000:</w:t>
-      </w:r>
-      <w:proofErr w:type="gramEnd"/>
-      <w:r>
-        <w:t>3000"</w:t>
-      </w:r>
-    </w:p>
-    <w:p>
-      <w:r>
-        <w:t xml:space="preserve">    </w:t>
-      </w:r>
-      <w:proofErr w:type="spellStart"/>
-      <w:proofErr w:type="gramStart"/>
-      <w:r>
-        <w:t>environment</w:t>
-      </w:r>
-      <w:proofErr w:type="spellEnd"/>
-      <w:r>
-        <w:t>:</w:t>
-      </w:r>
-      <w:proofErr w:type="gramEnd"/>
-    </w:p>
-    <w:p>
-      <w:r>
-        <w:t xml:space="preserve">      - JWT_SECRET=</w:t>
-      </w:r>
-      <w:proofErr w:type="spellStart"/>
-      <w:proofErr w:type="gramStart"/>
-      <w:r>
-        <w:t>TaCleSecreteTresLongue</w:t>
-      </w:r>
-      <w:proofErr w:type="spellEnd"/>
-      <w:r>
-        <w:t xml:space="preserve">  #</w:t>
-      </w:r>
-      <w:proofErr w:type="gramEnd"/>
-      <w:r>
-        <w:t xml:space="preserve"> Change ceci par une phrase complexe</w:t>
-      </w:r>
-    </w:p>
-    <w:p>
-      <w:r>
-        <w:t xml:space="preserve">    </w:t>
-      </w:r>
-      <w:proofErr w:type="gramStart"/>
-      <w:r>
-        <w:t>volumes:</w:t>
-      </w:r>
-      <w:proofErr w:type="gramEnd"/>
+      <w:r>
+        <w:t>restart: always</w:t>
+      </w:r>
+    </w:p>
+    <w:p>
+      <w:r>
+        <w:t xml:space="preserve">    ports:</w:t>
+      </w:r>
+    </w:p>
+    <w:p>
+      <w:r>
+        <w:t xml:space="preserve">      - "3000:3000"</w:t>
+      </w:r>
+    </w:p>
+    <w:p>
+      <w:r>
+        <w:t xml:space="preserve">    environment:</w:t>
+      </w:r>
+    </w:p>
+    <w:p>
+      <w:r>
+        <w:t xml:space="preserve">      - JWT_SECRET=TaCleSecreteTresLongue  # Change ceci par une phrase complexe</w:t>
+      </w:r>
+    </w:p>
+    <w:p>
+      <w:r>
+        <w:t xml:space="preserve">    volumes:</w:t>
+      </w:r>
     </w:p>
     <w:p>
       <w:r>
@@ -3967,13 +2486,8 @@
     </w:p>
     <w:p>
       <w:r>
-        <w:t xml:space="preserve">      - /volume1/ftp/cam/FI9816P_00626EEC9763/record:/app/</w:t>
-      </w:r>
-      <w:proofErr w:type="spellStart"/>
-      <w:r>
-        <w:t>videos</w:t>
-      </w:r>
-      <w:proofErr w:type="spellEnd"/>
+        <w:t xml:space="preserve">      - /volume1/ftp/cam/FI9816P_00626EEC9763/record:/app/videos</w:t>
+      </w:r>
     </w:p>
     <w:p>
       <w:r>
@@ -3993,16 +2507,8 @@
         <w:rPr>
           <w:lang w:val="en-US"/>
         </w:rPr>
-        <w:t>- /volume1/ftp/files:/app/</w:t>
-      </w:r>
-      <w:proofErr w:type="spellStart"/>
-      <w:r>
-        <w:rPr>
-          <w:lang w:val="en-US"/>
-        </w:rPr>
-        <w:t>shared_files</w:t>
-      </w:r>
-      <w:proofErr w:type="spellEnd"/>
+        <w:t>- /volume1/ftp/files:/app/shared_files</w:t>
+      </w:r>
     </w:p>
     <w:p>
       <w:r>
@@ -4028,30 +2534,8 @@
         <w:rPr>
           <w:lang w:val="en-US"/>
         </w:rPr>
-        <w:t>- ./</w:t>
-      </w:r>
-      <w:proofErr w:type="spellStart"/>
-      <w:r>
-        <w:rPr>
-          <w:lang w:val="en-US"/>
-        </w:rPr>
-        <w:t>users.json</w:t>
-      </w:r>
-      <w:proofErr w:type="spellEnd"/>
-      <w:r>
-        <w:rPr>
-          <w:lang w:val="en-US"/>
-        </w:rPr>
-        <w:t>:/app/</w:t>
-      </w:r>
-      <w:proofErr w:type="spellStart"/>
-      <w:r>
-        <w:rPr>
-          <w:lang w:val="en-US"/>
-        </w:rPr>
-        <w:t>users.json:ro</w:t>
-      </w:r>
-      <w:proofErr w:type="spellEnd"/>
+        <w:t>- ./users.json:/app/users.json:ro</w:t>
+      </w:r>
     </w:p>
     <w:p>
       <w:r>
@@ -4130,21 +2614,7 @@
         <w:rPr>
           <w:lang w:val="en-US"/>
         </w:rPr>
-        <w:t>const USERS_FILE = './</w:t>
-      </w:r>
-      <w:proofErr w:type="spellStart"/>
-      <w:r>
-        <w:rPr>
-          <w:lang w:val="en-US"/>
-        </w:rPr>
-        <w:t>users.json</w:t>
-      </w:r>
-      <w:proofErr w:type="spellEnd"/>
-      <w:r>
-        <w:rPr>
-          <w:lang w:val="en-US"/>
-        </w:rPr>
-        <w:t>';</w:t>
+        <w:t>const USERS_FILE = './users.json';</w:t>
       </w:r>
     </w:p>
     <w:p>
@@ -4195,21 +2665,7 @@
         <w:rPr>
           <w:lang w:val="en-US"/>
         </w:rPr>
-        <w:t xml:space="preserve">    shared: '/app/</w:t>
-      </w:r>
-      <w:proofErr w:type="spellStart"/>
-      <w:r>
-        <w:rPr>
-          <w:lang w:val="en-US"/>
-        </w:rPr>
-        <w:t>shared_files</w:t>
-      </w:r>
-      <w:proofErr w:type="spellEnd"/>
-      <w:r>
-        <w:rPr>
-          <w:lang w:val="en-US"/>
-        </w:rPr>
-        <w:t>'</w:t>
+        <w:t xml:space="preserve">    shared: '/app/shared_files'</w:t>
       </w:r>
     </w:p>
     <w:p>
@@ -4224,34 +2680,8 @@
       </w:r>
     </w:p>
     <w:p>
-      <w:proofErr w:type="spellStart"/>
-      <w:proofErr w:type="gramStart"/>
-      <w:r>
-        <w:t>app.post</w:t>
-      </w:r>
-      <w:proofErr w:type="spellEnd"/>
-      <w:r>
-        <w:t>(</w:t>
-      </w:r>
-      <w:proofErr w:type="gramEnd"/>
-      <w:r>
-        <w:t>'/api/login', (</w:t>
-      </w:r>
-      <w:proofErr w:type="spellStart"/>
-      <w:r>
-        <w:t>req</w:t>
-      </w:r>
-      <w:proofErr w:type="spellEnd"/>
-      <w:r>
-        <w:t xml:space="preserve">, </w:t>
-      </w:r>
-      <w:proofErr w:type="spellStart"/>
-      <w:r>
-        <w:t>res</w:t>
-      </w:r>
-      <w:proofErr w:type="spellEnd"/>
-      <w:r>
-        <w:t>) =&gt; {</w:t>
+      <w:r>
+        <w:t>app.post('/api/login', (req, res) =&gt; {</w:t>
       </w:r>
     </w:p>
     <w:p>
@@ -4267,141 +2697,33 @@
         <w:rPr>
           <w:lang w:val="en-US"/>
         </w:rPr>
-        <w:t xml:space="preserve">const </w:t>
-      </w:r>
-      <w:proofErr w:type="gramStart"/>
-      <w:r>
-        <w:rPr>
-          <w:lang w:val="en-US"/>
-        </w:rPr>
-        <w:t>{ username</w:t>
-      </w:r>
-      <w:proofErr w:type="gramEnd"/>
-      <w:r>
-        <w:rPr>
-          <w:lang w:val="en-US"/>
-        </w:rPr>
-        <w:t xml:space="preserve">, password } = </w:t>
-      </w:r>
-      <w:proofErr w:type="spellStart"/>
-      <w:r>
-        <w:rPr>
-          <w:lang w:val="en-US"/>
-        </w:rPr>
-        <w:t>req.body</w:t>
-      </w:r>
-      <w:proofErr w:type="spellEnd"/>
-      <w:r>
-        <w:rPr>
-          <w:lang w:val="en-US"/>
-        </w:rPr>
-        <w:t>;</w:t>
-      </w:r>
-    </w:p>
-    <w:p>
-      <w:pPr>
-        <w:rPr>
-          <w:lang w:val="en-US"/>
-        </w:rPr>
-      </w:pPr>
-      <w:r>
-        <w:rPr>
-          <w:lang w:val="en-US"/>
-        </w:rPr>
-        <w:t xml:space="preserve">    const data = </w:t>
-      </w:r>
-      <w:proofErr w:type="spellStart"/>
-      <w:r>
-        <w:rPr>
-          <w:lang w:val="en-US"/>
-        </w:rPr>
-        <w:t>JSON.parse</w:t>
-      </w:r>
-      <w:proofErr w:type="spellEnd"/>
-      <w:r>
-        <w:rPr>
-          <w:lang w:val="en-US"/>
-        </w:rPr>
-        <w:t>(</w:t>
-      </w:r>
-      <w:proofErr w:type="spellStart"/>
-      <w:proofErr w:type="gramStart"/>
-      <w:r>
-        <w:rPr>
-          <w:lang w:val="en-US"/>
-        </w:rPr>
-        <w:t>fs.readFileSync</w:t>
-      </w:r>
-      <w:proofErr w:type="spellEnd"/>
-      <w:proofErr w:type="gramEnd"/>
-      <w:r>
-        <w:rPr>
-          <w:lang w:val="en-US"/>
-        </w:rPr>
-        <w:t>(USERS_FILE, 'utf8'));</w:t>
-      </w:r>
-    </w:p>
-    <w:p>
-      <w:pPr>
-        <w:rPr>
-          <w:lang w:val="en-US"/>
-        </w:rPr>
-      </w:pPr>
-      <w:r>
-        <w:rPr>
-          <w:lang w:val="en-US"/>
-        </w:rPr>
-        <w:t xml:space="preserve">    const user = </w:t>
-      </w:r>
-      <w:proofErr w:type="spellStart"/>
-      <w:proofErr w:type="gramStart"/>
-      <w:r>
-        <w:rPr>
-          <w:lang w:val="en-US"/>
-        </w:rPr>
-        <w:t>data.users</w:t>
-      </w:r>
-      <w:proofErr w:type="gramEnd"/>
-      <w:r>
-        <w:rPr>
-          <w:lang w:val="en-US"/>
-        </w:rPr>
-        <w:t>.find</w:t>
-      </w:r>
-      <w:proofErr w:type="spellEnd"/>
-      <w:r>
-        <w:rPr>
-          <w:lang w:val="en-US"/>
-        </w:rPr>
-        <w:t xml:space="preserve">(u =&gt; </w:t>
-      </w:r>
-      <w:proofErr w:type="spellStart"/>
-      <w:r>
-        <w:rPr>
-          <w:lang w:val="en-US"/>
-        </w:rPr>
-        <w:t>u.username</w:t>
-      </w:r>
-      <w:proofErr w:type="spellEnd"/>
-      <w:r>
-        <w:rPr>
-          <w:lang w:val="en-US"/>
-        </w:rPr>
-        <w:t xml:space="preserve"> === username &amp;&amp; </w:t>
-      </w:r>
-      <w:proofErr w:type="spellStart"/>
-      <w:r>
-        <w:rPr>
-          <w:lang w:val="en-US"/>
-        </w:rPr>
-        <w:t>u.password</w:t>
-      </w:r>
-      <w:proofErr w:type="spellEnd"/>
-      <w:r>
-        <w:rPr>
-          <w:lang w:val="en-US"/>
-        </w:rPr>
-        <w:t xml:space="preserve"> === password);</w:t>
+        <w:t>const { username, password } = req.body;</w:t>
+      </w:r>
+    </w:p>
+    <w:p>
+      <w:pPr>
+        <w:rPr>
+          <w:lang w:val="en-US"/>
+        </w:rPr>
+      </w:pPr>
+      <w:r>
+        <w:rPr>
+          <w:lang w:val="en-US"/>
+        </w:rPr>
+        <w:t xml:space="preserve">    const data = JSON.parse(fs.readFileSync(USERS_FILE, 'utf8'));</w:t>
+      </w:r>
+    </w:p>
+    <w:p>
+      <w:pPr>
+        <w:rPr>
+          <w:lang w:val="en-US"/>
+        </w:rPr>
+      </w:pPr>
+      <w:r>
+        <w:rPr>
+          <w:lang w:val="en-US"/>
+        </w:rPr>
+        <w:t xml:space="preserve">    const user = data.users.find(u =&gt; u.username === username &amp;&amp; u.password === password);</w:t>
       </w:r>
     </w:p>
     <w:p>
@@ -4424,21 +2746,8 @@
     </w:p>
     <w:p>
       <w:r>
-        <w:t xml:space="preserve">        // On inclut le rôle dans le </w:t>
-      </w:r>
-      <w:proofErr w:type="spellStart"/>
-      <w:r>
-        <w:t>token</w:t>
-      </w:r>
-      <w:proofErr w:type="spellEnd"/>
-      <w:r>
-        <w:t xml:space="preserve"> pour </w:t>
-      </w:r>
-      <w:proofErr w:type="spellStart"/>
-      <w:r>
-        <w:t>Angular</w:t>
-      </w:r>
-      <w:proofErr w:type="spellEnd"/>
+        <w:t xml:space="preserve">        // On inclut le rôle dans le token pour Angular</w:t>
+      </w:r>
     </w:p>
     <w:p>
       <w:pPr>
@@ -4453,108 +2762,20 @@
         <w:rPr>
           <w:lang w:val="en-US"/>
         </w:rPr>
-        <w:t xml:space="preserve">const token = </w:t>
-      </w:r>
-      <w:proofErr w:type="spellStart"/>
-      <w:proofErr w:type="gramStart"/>
-      <w:r>
-        <w:rPr>
-          <w:lang w:val="en-US"/>
-        </w:rPr>
-        <w:t>jwt.sign</w:t>
-      </w:r>
-      <w:proofErr w:type="spellEnd"/>
-      <w:proofErr w:type="gramEnd"/>
-      <w:r>
-        <w:rPr>
-          <w:lang w:val="en-US"/>
-        </w:rPr>
-        <w:t xml:space="preserve">({ username: </w:t>
-      </w:r>
-      <w:proofErr w:type="spellStart"/>
-      <w:r>
-        <w:rPr>
-          <w:lang w:val="en-US"/>
-        </w:rPr>
-        <w:t>user.username</w:t>
-      </w:r>
-      <w:proofErr w:type="spellEnd"/>
-      <w:r>
-        <w:rPr>
-          <w:lang w:val="en-US"/>
-        </w:rPr>
-        <w:t xml:space="preserve">, role: </w:t>
-      </w:r>
-      <w:proofErr w:type="spellStart"/>
-      <w:r>
-        <w:rPr>
-          <w:lang w:val="en-US"/>
-        </w:rPr>
-        <w:t>user.role</w:t>
-      </w:r>
-      <w:proofErr w:type="spellEnd"/>
-      <w:r>
-        <w:rPr>
-          <w:lang w:val="en-US"/>
-        </w:rPr>
-        <w:t xml:space="preserve"> }, </w:t>
-      </w:r>
-      <w:proofErr w:type="spellStart"/>
-      <w:r>
-        <w:rPr>
-          <w:lang w:val="en-US"/>
-        </w:rPr>
-        <w:t>process.env.JWT_SECRET</w:t>
-      </w:r>
-      <w:proofErr w:type="spellEnd"/>
-      <w:r>
-        <w:rPr>
-          <w:lang w:val="en-US"/>
-        </w:rPr>
-        <w:t>);</w:t>
-      </w:r>
-    </w:p>
-    <w:p>
-      <w:pPr>
-        <w:rPr>
-          <w:lang w:val="en-US"/>
-        </w:rPr>
-      </w:pPr>
-      <w:r>
-        <w:rPr>
-          <w:lang w:val="en-US"/>
-        </w:rPr>
-        <w:t xml:space="preserve">        return </w:t>
-      </w:r>
-      <w:proofErr w:type="spellStart"/>
-      <w:proofErr w:type="gramStart"/>
-      <w:r>
-        <w:rPr>
-          <w:lang w:val="en-US"/>
-        </w:rPr>
-        <w:t>res.json</w:t>
-      </w:r>
-      <w:proofErr w:type="spellEnd"/>
-      <w:proofErr w:type="gramEnd"/>
-      <w:r>
-        <w:rPr>
-          <w:lang w:val="en-US"/>
-        </w:rPr>
-        <w:t xml:space="preserve">({ token, role: </w:t>
-      </w:r>
-      <w:proofErr w:type="spellStart"/>
-      <w:r>
-        <w:rPr>
-          <w:lang w:val="en-US"/>
-        </w:rPr>
-        <w:t>user.role</w:t>
-      </w:r>
-      <w:proofErr w:type="spellEnd"/>
-      <w:r>
-        <w:rPr>
-          <w:lang w:val="en-US"/>
-        </w:rPr>
-        <w:t xml:space="preserve"> });</w:t>
+        <w:t>const token = jwt.sign({ username: user.username, role: user.role }, process.env.JWT_SECRET);</w:t>
+      </w:r>
+    </w:p>
+    <w:p>
+      <w:pPr>
+        <w:rPr>
+          <w:lang w:val="en-US"/>
+        </w:rPr>
+      </w:pPr>
+      <w:r>
+        <w:rPr>
+          <w:lang w:val="en-US"/>
+        </w:rPr>
+        <w:t xml:space="preserve">        return res.json({ token, role: user.role });</w:t>
       </w:r>
     </w:p>
     <w:p>
@@ -4570,619 +2791,201 @@
     </w:p>
     <w:p>
       <w:r>
+        <w:t xml:space="preserve">    res.status(401).send('Identifiants incorrects');</w:t>
+      </w:r>
+    </w:p>
+    <w:p>
+      <w:r>
+        <w:t>});</w:t>
+      </w:r>
+    </w:p>
+    <w:p/>
+    <w:p>
+      <w:r>
+        <w:t>// 3. Route de listage dynamique (Gère les 2 onglets)</w:t>
+      </w:r>
+    </w:p>
+    <w:p>
+      <w:pPr>
+        <w:rPr>
+          <w:lang w:val="en-US"/>
+        </w:rPr>
+      </w:pPr>
+      <w:r>
+        <w:rPr>
+          <w:lang w:val="en-US"/>
+        </w:rPr>
+        <w:t>app.get('/api/files/:folder', authenticateToken, (req, res) =&gt; {</w:t>
+      </w:r>
+    </w:p>
+    <w:p>
+      <w:pPr>
+        <w:rPr>
+          <w:lang w:val="en-US"/>
+        </w:rPr>
+      </w:pPr>
+      <w:r>
+        <w:rPr>
+          <w:lang w:val="en-US"/>
+        </w:rPr>
+        <w:lastRenderedPageBreak/>
+        <w:t xml:space="preserve">    const folderPath = DIRS[req.params.folder]; // 'camera' ou 'shared'</w:t>
+      </w:r>
+    </w:p>
+    <w:p>
+      <w:pPr>
+        <w:rPr>
+          <w:lang w:val="en-US"/>
+        </w:rPr>
+      </w:pPr>
+      <w:r>
+        <w:rPr>
+          <w:lang w:val="en-US"/>
+        </w:rPr>
+        <w:t xml:space="preserve">    if (!folderPath) return res.status(404).send('Dossier inconnu');</w:t>
+      </w:r>
+    </w:p>
+    <w:p>
+      <w:pPr>
+        <w:rPr>
+          <w:lang w:val="en-US"/>
+        </w:rPr>
+      </w:pPr>
+    </w:p>
+    <w:p>
+      <w:pPr>
+        <w:rPr>
+          <w:lang w:val="en-US"/>
+        </w:rPr>
+      </w:pPr>
+      <w:r>
+        <w:rPr>
+          <w:lang w:val="en-US"/>
+        </w:rPr>
+        <w:t xml:space="preserve">    const files = fs.readdirSync(folderPath).map(file =&gt; ({</w:t>
+      </w:r>
+    </w:p>
+    <w:p>
+      <w:pPr>
+        <w:rPr>
+          <w:lang w:val="en-US"/>
+        </w:rPr>
+      </w:pPr>
+      <w:r>
+        <w:rPr>
+          <w:lang w:val="en-US"/>
+        </w:rPr>
+        <w:t xml:space="preserve">        name: file,</w:t>
+      </w:r>
+    </w:p>
+    <w:p>
+      <w:r>
+        <w:rPr>
+          <w:lang w:val="en-US"/>
+        </w:rPr>
+        <w:t xml:space="preserve">        type: file.match(/\.(mp4|mkv)$/i) ? </w:t>
+      </w:r>
+      <w:r>
+        <w:t>'video' : 'file'</w:t>
+      </w:r>
+    </w:p>
+    <w:p>
+      <w:r>
+        <w:t xml:space="preserve">    }));</w:t>
+      </w:r>
+    </w:p>
+    <w:p>
+      <w:r>
+        <w:t xml:space="preserve">    res.json(files);</w:t>
+      </w:r>
+    </w:p>
+    <w:p>
+      <w:r>
+        <w:t>});</w:t>
+      </w:r>
+    </w:p>
+    <w:p/>
+    <w:p>
+      <w:r>
+        <w:t>// 4. Protection des actions sensibles (Admin seulement)</w:t>
+      </w:r>
+    </w:p>
+    <w:p>
+      <w:pPr>
+        <w:rPr>
+          <w:lang w:val="en-US"/>
+        </w:rPr>
+      </w:pPr>
+      <w:r>
+        <w:rPr>
+          <w:lang w:val="en-US"/>
+        </w:rPr>
+        <w:t>app.delete('/api/files/:folder/:name', authenticateToken, (req, res) =&gt; {</w:t>
+      </w:r>
+    </w:p>
+    <w:p>
+      <w:pPr>
+        <w:rPr>
+          <w:lang w:val="en-US"/>
+        </w:rPr>
+      </w:pPr>
+      <w:r>
+        <w:rPr>
+          <w:lang w:val="en-US"/>
+        </w:rPr>
+        <w:t xml:space="preserve">    if (req.user.role !== 'admin') return res.status(403).send('Action interdite');</w:t>
+      </w:r>
+    </w:p>
+    <w:p>
+      <w:pPr>
+        <w:rPr>
+          <w:lang w:val="en-US"/>
+        </w:rPr>
+      </w:pPr>
+      <w:r>
+        <w:rPr>
+          <w:lang w:val="en-US"/>
+        </w:rPr>
         <w:t xml:space="preserve">    </w:t>
       </w:r>
-      <w:proofErr w:type="spellStart"/>
-      <w:proofErr w:type="gramStart"/>
-      <w:r>
-        <w:t>res.status</w:t>
-      </w:r>
-      <w:proofErr w:type="spellEnd"/>
-      <w:proofErr w:type="gramEnd"/>
-      <w:r>
-        <w:t>(401).</w:t>
-      </w:r>
-      <w:proofErr w:type="spellStart"/>
-      <w:r>
-        <w:t>send</w:t>
-      </w:r>
-      <w:proofErr w:type="spellEnd"/>
-      <w:r>
-        <w:t>('Identifiants incorrects');</w:t>
-      </w:r>
-    </w:p>
-    <w:p>
-      <w:r>
-        <w:t>});</w:t>
-      </w:r>
-    </w:p>
-    <w:p/>
-    <w:p>
-      <w:r>
-        <w:t>// 3. Route de listage dynamique (Gère les 2 onglets)</w:t>
-      </w:r>
-    </w:p>
-    <w:p>
-      <w:pPr>
-        <w:rPr>
-          <w:lang w:val="en-US"/>
-        </w:rPr>
-      </w:pPr>
-      <w:proofErr w:type="spellStart"/>
-      <w:proofErr w:type="gramStart"/>
-      <w:r>
-        <w:rPr>
-          <w:lang w:val="en-US"/>
-        </w:rPr>
-        <w:t>app.get</w:t>
-      </w:r>
-      <w:proofErr w:type="spellEnd"/>
-      <w:r>
-        <w:rPr>
-          <w:lang w:val="en-US"/>
-        </w:rPr>
-        <w:t>(</w:t>
-      </w:r>
-      <w:proofErr w:type="gramEnd"/>
-      <w:r>
-        <w:rPr>
-          <w:lang w:val="en-US"/>
-        </w:rPr>
-        <w:t>'/</w:t>
-      </w:r>
-      <w:proofErr w:type="spellStart"/>
-      <w:r>
-        <w:rPr>
-          <w:lang w:val="en-US"/>
-        </w:rPr>
-        <w:t>api</w:t>
-      </w:r>
-      <w:proofErr w:type="spellEnd"/>
-      <w:r>
-        <w:rPr>
-          <w:lang w:val="en-US"/>
-        </w:rPr>
-        <w:t xml:space="preserve">/files/:folder', </w:t>
-      </w:r>
-      <w:proofErr w:type="spellStart"/>
-      <w:r>
-        <w:rPr>
-          <w:lang w:val="en-US"/>
-        </w:rPr>
-        <w:t>authenticateToken</w:t>
-      </w:r>
-      <w:proofErr w:type="spellEnd"/>
-      <w:r>
-        <w:rPr>
-          <w:lang w:val="en-US"/>
-        </w:rPr>
-        <w:t>, (req, res) =&gt; {</w:t>
-      </w:r>
-    </w:p>
-    <w:p>
-      <w:pPr>
-        <w:rPr>
-          <w:lang w:val="en-US"/>
-        </w:rPr>
-      </w:pPr>
-      <w:r>
-        <w:rPr>
-          <w:lang w:val="en-US"/>
-        </w:rPr>
-        <w:lastRenderedPageBreak/>
-        <w:t xml:space="preserve">    const </w:t>
-      </w:r>
-      <w:proofErr w:type="spellStart"/>
-      <w:r>
-        <w:rPr>
-          <w:lang w:val="en-US"/>
-        </w:rPr>
-        <w:t>folderPath</w:t>
-      </w:r>
-      <w:proofErr w:type="spellEnd"/>
-      <w:r>
-        <w:rPr>
-          <w:lang w:val="en-US"/>
-        </w:rPr>
-        <w:t xml:space="preserve"> = </w:t>
-      </w:r>
-      <w:proofErr w:type="gramStart"/>
-      <w:r>
-        <w:rPr>
-          <w:lang w:val="en-US"/>
-        </w:rPr>
-        <w:t>DIRS[</w:t>
-      </w:r>
-      <w:proofErr w:type="spellStart"/>
-      <w:proofErr w:type="gramEnd"/>
-      <w:r>
-        <w:rPr>
-          <w:lang w:val="en-US"/>
-        </w:rPr>
-        <w:t>req.params.folder</w:t>
-      </w:r>
-      <w:proofErr w:type="spellEnd"/>
-      <w:r>
-        <w:rPr>
-          <w:lang w:val="en-US"/>
-        </w:rPr>
-        <w:t xml:space="preserve">]; // 'camera' </w:t>
-      </w:r>
-      <w:proofErr w:type="spellStart"/>
-      <w:r>
-        <w:rPr>
-          <w:lang w:val="en-US"/>
-        </w:rPr>
-        <w:t>ou</w:t>
-      </w:r>
-      <w:proofErr w:type="spellEnd"/>
-      <w:r>
-        <w:rPr>
-          <w:lang w:val="en-US"/>
-        </w:rPr>
-        <w:t xml:space="preserve"> 'shared'</w:t>
-      </w:r>
-    </w:p>
-    <w:p>
-      <w:pPr>
-        <w:rPr>
-          <w:lang w:val="en-US"/>
-        </w:rPr>
-      </w:pPr>
-      <w:r>
-        <w:rPr>
-          <w:lang w:val="en-US"/>
-        </w:rPr>
-        <w:t xml:space="preserve">    if </w:t>
-      </w:r>
-      <w:proofErr w:type="gramStart"/>
-      <w:r>
-        <w:rPr>
-          <w:lang w:val="en-US"/>
-        </w:rPr>
-        <w:t>(!</w:t>
-      </w:r>
-      <w:proofErr w:type="spellStart"/>
-      <w:r>
-        <w:rPr>
-          <w:lang w:val="en-US"/>
-        </w:rPr>
-        <w:t>folderPath</w:t>
-      </w:r>
-      <w:proofErr w:type="spellEnd"/>
-      <w:proofErr w:type="gramEnd"/>
-      <w:r>
-        <w:rPr>
-          <w:lang w:val="en-US"/>
-        </w:rPr>
-        <w:t xml:space="preserve">) return </w:t>
-      </w:r>
-      <w:proofErr w:type="spellStart"/>
-      <w:r>
-        <w:rPr>
-          <w:lang w:val="en-US"/>
-        </w:rPr>
-        <w:t>res.status</w:t>
-      </w:r>
-      <w:proofErr w:type="spellEnd"/>
-      <w:r>
-        <w:rPr>
-          <w:lang w:val="en-US"/>
-        </w:rPr>
-        <w:t>(404).send('Dossier inconnu');</w:t>
-      </w:r>
-    </w:p>
-    <w:p>
-      <w:pPr>
-        <w:rPr>
-          <w:lang w:val="en-US"/>
-        </w:rPr>
-      </w:pPr>
-    </w:p>
-    <w:p>
-      <w:pPr>
-        <w:rPr>
-          <w:lang w:val="en-US"/>
-        </w:rPr>
-      </w:pPr>
-      <w:r>
-        <w:rPr>
-          <w:lang w:val="en-US"/>
-        </w:rPr>
-        <w:t xml:space="preserve">    const files = </w:t>
-      </w:r>
-      <w:proofErr w:type="spellStart"/>
-      <w:proofErr w:type="gramStart"/>
-      <w:r>
-        <w:rPr>
-          <w:lang w:val="en-US"/>
-        </w:rPr>
-        <w:t>fs.readdirSync</w:t>
-      </w:r>
-      <w:proofErr w:type="spellEnd"/>
-      <w:proofErr w:type="gramEnd"/>
-      <w:r>
-        <w:rPr>
-          <w:lang w:val="en-US"/>
-        </w:rPr>
-        <w:t>(</w:t>
-      </w:r>
-      <w:proofErr w:type="spellStart"/>
-      <w:r>
-        <w:rPr>
-          <w:lang w:val="en-US"/>
-        </w:rPr>
-        <w:t>folderPath</w:t>
-      </w:r>
-      <w:proofErr w:type="spellEnd"/>
-      <w:r>
-        <w:rPr>
-          <w:lang w:val="en-US"/>
-        </w:rPr>
-        <w:t>).map(file =&gt; ({</w:t>
-      </w:r>
-    </w:p>
-    <w:p>
-      <w:pPr>
-        <w:rPr>
-          <w:lang w:val="en-US"/>
-        </w:rPr>
-      </w:pPr>
-      <w:r>
-        <w:rPr>
-          <w:lang w:val="en-US"/>
-        </w:rPr>
-        <w:t xml:space="preserve">        name: file,</w:t>
-      </w:r>
-    </w:p>
-    <w:p>
-      <w:r>
-        <w:rPr>
-          <w:lang w:val="en-US"/>
-        </w:rPr>
-        <w:t xml:space="preserve">        type: </w:t>
-      </w:r>
-      <w:proofErr w:type="spellStart"/>
-      <w:proofErr w:type="gramStart"/>
-      <w:r>
-        <w:rPr>
-          <w:lang w:val="en-US"/>
-        </w:rPr>
-        <w:t>file.match</w:t>
-      </w:r>
-      <w:proofErr w:type="spellEnd"/>
-      <w:proofErr w:type="gramEnd"/>
-      <w:r>
-        <w:rPr>
-          <w:lang w:val="en-US"/>
-        </w:rPr>
-        <w:t>(/\.(mp4|mkv)$/</w:t>
-      </w:r>
-      <w:proofErr w:type="spellStart"/>
-      <w:r>
-        <w:rPr>
-          <w:lang w:val="en-US"/>
-        </w:rPr>
-        <w:t>i</w:t>
-      </w:r>
-      <w:proofErr w:type="spellEnd"/>
-      <w:r>
-        <w:rPr>
-          <w:lang w:val="en-US"/>
-        </w:rPr>
-        <w:t xml:space="preserve">) ? </w:t>
-      </w:r>
-      <w:r>
-        <w:t>'</w:t>
-      </w:r>
-      <w:proofErr w:type="spellStart"/>
-      <w:r>
-        <w:t>video</w:t>
-      </w:r>
-      <w:proofErr w:type="spellEnd"/>
-      <w:r>
-        <w:t>' : 'file'</w:t>
-      </w:r>
-    </w:p>
-    <w:p>
-      <w:r>
-        <w:t xml:space="preserve">    }));</w:t>
-      </w:r>
-    </w:p>
-    <w:p>
-      <w:r>
-        <w:t xml:space="preserve">    </w:t>
-      </w:r>
-      <w:proofErr w:type="spellStart"/>
-      <w:proofErr w:type="gramStart"/>
-      <w:r>
-        <w:t>res.json</w:t>
-      </w:r>
-      <w:proofErr w:type="spellEnd"/>
-      <w:proofErr w:type="gramEnd"/>
-      <w:r>
-        <w:t>(files);</w:t>
-      </w:r>
-    </w:p>
-    <w:p>
-      <w:r>
-        <w:t>});</w:t>
-      </w:r>
-    </w:p>
-    <w:p/>
-    <w:p>
-      <w:r>
-        <w:t>// 4. Protection des actions sensibles (Admin seulement)</w:t>
-      </w:r>
-    </w:p>
-    <w:p>
-      <w:pPr>
-        <w:rPr>
-          <w:lang w:val="en-US"/>
-        </w:rPr>
-      </w:pPr>
-      <w:proofErr w:type="spellStart"/>
-      <w:proofErr w:type="gramStart"/>
-      <w:r>
-        <w:rPr>
-          <w:lang w:val="en-US"/>
-        </w:rPr>
-        <w:t>app.delete</w:t>
-      </w:r>
-      <w:proofErr w:type="spellEnd"/>
-      <w:proofErr w:type="gramEnd"/>
-      <w:r>
-        <w:rPr>
-          <w:lang w:val="en-US"/>
-        </w:rPr>
-        <w:t>('/</w:t>
-      </w:r>
-      <w:proofErr w:type="spellStart"/>
-      <w:r>
-        <w:rPr>
-          <w:lang w:val="en-US"/>
-        </w:rPr>
-        <w:t>api</w:t>
-      </w:r>
-      <w:proofErr w:type="spellEnd"/>
-      <w:r>
-        <w:rPr>
-          <w:lang w:val="en-US"/>
-        </w:rPr>
-        <w:t xml:space="preserve">/files/:folder/:name', </w:t>
-      </w:r>
-      <w:proofErr w:type="spellStart"/>
-      <w:r>
-        <w:rPr>
-          <w:lang w:val="en-US"/>
-        </w:rPr>
-        <w:t>authenticateToken</w:t>
-      </w:r>
-      <w:proofErr w:type="spellEnd"/>
-      <w:r>
-        <w:rPr>
-          <w:lang w:val="en-US"/>
-        </w:rPr>
-        <w:t>, (req, res) =&gt; {</w:t>
-      </w:r>
-    </w:p>
-    <w:p>
-      <w:pPr>
-        <w:rPr>
-          <w:lang w:val="en-US"/>
-        </w:rPr>
-      </w:pPr>
-      <w:r>
-        <w:rPr>
-          <w:lang w:val="en-US"/>
-        </w:rPr>
-        <w:t xml:space="preserve">    if (</w:t>
-      </w:r>
-      <w:proofErr w:type="spellStart"/>
-      <w:r>
-        <w:rPr>
-          <w:lang w:val="en-US"/>
-        </w:rPr>
-        <w:t>req.</w:t>
-      </w:r>
-      <w:proofErr w:type="gramStart"/>
-      <w:r>
-        <w:rPr>
-          <w:lang w:val="en-US"/>
-        </w:rPr>
-        <w:t>user.role</w:t>
-      </w:r>
-      <w:proofErr w:type="spellEnd"/>
-      <w:proofErr w:type="gramEnd"/>
-      <w:r>
-        <w:rPr>
-          <w:lang w:val="en-US"/>
-        </w:rPr>
-        <w:t xml:space="preserve"> !== 'admin') return </w:t>
-      </w:r>
-      <w:proofErr w:type="spellStart"/>
-      <w:r>
-        <w:rPr>
-          <w:lang w:val="en-US"/>
-        </w:rPr>
-        <w:t>res.status</w:t>
-      </w:r>
-      <w:proofErr w:type="spellEnd"/>
-      <w:r>
-        <w:rPr>
-          <w:lang w:val="en-US"/>
-        </w:rPr>
-        <w:t xml:space="preserve">(403).send('Action </w:t>
-      </w:r>
-      <w:proofErr w:type="spellStart"/>
-      <w:r>
-        <w:rPr>
-          <w:lang w:val="en-US"/>
-        </w:rPr>
-        <w:t>interdite</w:t>
-      </w:r>
-      <w:proofErr w:type="spellEnd"/>
-      <w:r>
-        <w:rPr>
-          <w:lang w:val="en-US"/>
-        </w:rPr>
-        <w:t>');</w:t>
-      </w:r>
-    </w:p>
-    <w:p>
-      <w:pPr>
-        <w:rPr>
-          <w:lang w:val="en-US"/>
-        </w:rPr>
-      </w:pPr>
-      <w:r>
-        <w:rPr>
-          <w:lang w:val="en-US"/>
-        </w:rPr>
-        <w:t xml:space="preserve">    </w:t>
-      </w:r>
-    </w:p>
-    <w:p>
-      <w:pPr>
-        <w:rPr>
-          <w:lang w:val="en-US"/>
-        </w:rPr>
-      </w:pPr>
-      <w:r>
-        <w:rPr>
-          <w:lang w:val="en-US"/>
-        </w:rPr>
-        <w:t xml:space="preserve">    const </w:t>
-      </w:r>
-      <w:proofErr w:type="spellStart"/>
-      <w:r>
-        <w:rPr>
-          <w:lang w:val="en-US"/>
-        </w:rPr>
-        <w:t>filePath</w:t>
-      </w:r>
-      <w:proofErr w:type="spellEnd"/>
-      <w:r>
-        <w:rPr>
-          <w:lang w:val="en-US"/>
-        </w:rPr>
-        <w:t xml:space="preserve"> = </w:t>
-      </w:r>
-      <w:proofErr w:type="spellStart"/>
-      <w:proofErr w:type="gramStart"/>
-      <w:r>
-        <w:rPr>
-          <w:lang w:val="en-US"/>
-        </w:rPr>
-        <w:t>path.join</w:t>
-      </w:r>
-      <w:proofErr w:type="spellEnd"/>
-      <w:proofErr w:type="gramEnd"/>
-      <w:r>
-        <w:rPr>
-          <w:lang w:val="en-US"/>
-        </w:rPr>
-        <w:t>(DIRS[</w:t>
-      </w:r>
-      <w:proofErr w:type="spellStart"/>
-      <w:r>
-        <w:rPr>
-          <w:lang w:val="en-US"/>
-        </w:rPr>
-        <w:t>req.params.folder</w:t>
-      </w:r>
-      <w:proofErr w:type="spellEnd"/>
-      <w:r>
-        <w:rPr>
-          <w:lang w:val="en-US"/>
-        </w:rPr>
-        <w:t>], req.params.name);</w:t>
-      </w:r>
-    </w:p>
-    <w:p>
-      <w:pPr>
-        <w:rPr>
-          <w:lang w:val="en-US"/>
-        </w:rPr>
-      </w:pPr>
-      <w:r>
-        <w:rPr>
-          <w:lang w:val="en-US"/>
-        </w:rPr>
-        <w:t xml:space="preserve">    </w:t>
-      </w:r>
-      <w:proofErr w:type="spellStart"/>
-      <w:proofErr w:type="gramStart"/>
-      <w:r>
-        <w:rPr>
-          <w:lang w:val="en-US"/>
-        </w:rPr>
-        <w:t>fs.unlinkSync</w:t>
-      </w:r>
-      <w:proofErr w:type="spellEnd"/>
-      <w:proofErr w:type="gramEnd"/>
-      <w:r>
-        <w:rPr>
-          <w:lang w:val="en-US"/>
-        </w:rPr>
-        <w:t>(</w:t>
-      </w:r>
-      <w:proofErr w:type="spellStart"/>
-      <w:r>
-        <w:rPr>
-          <w:lang w:val="en-US"/>
-        </w:rPr>
-        <w:t>filePath</w:t>
-      </w:r>
-      <w:proofErr w:type="spellEnd"/>
-      <w:r>
-        <w:rPr>
-          <w:lang w:val="en-US"/>
-        </w:rPr>
-        <w:t>);</w:t>
-      </w:r>
-    </w:p>
-    <w:p>
-      <w:pPr>
-        <w:rPr>
-          <w:lang w:val="en-US"/>
-        </w:rPr>
-      </w:pPr>
-      <w:r>
-        <w:rPr>
-          <w:lang w:val="en-US"/>
-        </w:rPr>
-        <w:t xml:space="preserve">    </w:t>
-      </w:r>
-      <w:proofErr w:type="spellStart"/>
-      <w:proofErr w:type="gramStart"/>
-      <w:r>
-        <w:rPr>
-          <w:lang w:val="en-US"/>
-        </w:rPr>
-        <w:t>res.send</w:t>
-      </w:r>
-      <w:proofErr w:type="spellEnd"/>
-      <w:proofErr w:type="gramEnd"/>
-      <w:r>
-        <w:rPr>
-          <w:lang w:val="en-US"/>
-        </w:rPr>
-        <w:t>('</w:t>
-      </w:r>
-      <w:proofErr w:type="spellStart"/>
-      <w:r>
-        <w:rPr>
-          <w:lang w:val="en-US"/>
-        </w:rPr>
-        <w:t>Supprimé</w:t>
-      </w:r>
-      <w:proofErr w:type="spellEnd"/>
-      <w:r>
-        <w:rPr>
-          <w:lang w:val="en-US"/>
-        </w:rPr>
-        <w:t>');</w:t>
+    </w:p>
+    <w:p>
+      <w:pPr>
+        <w:rPr>
+          <w:lang w:val="en-US"/>
+        </w:rPr>
+      </w:pPr>
+      <w:r>
+        <w:rPr>
+          <w:lang w:val="en-US"/>
+        </w:rPr>
+        <w:t xml:space="preserve">    const filePath = path.join(DIRS[req.params.folder], req.params.name);</w:t>
+      </w:r>
+    </w:p>
+    <w:p>
+      <w:pPr>
+        <w:rPr>
+          <w:lang w:val="en-US"/>
+        </w:rPr>
+      </w:pPr>
+      <w:r>
+        <w:rPr>
+          <w:lang w:val="en-US"/>
+        </w:rPr>
+        <w:t xml:space="preserve">    fs.unlinkSync(filePath);</w:t>
+      </w:r>
+    </w:p>
+    <w:p>
+      <w:pPr>
+        <w:rPr>
+          <w:lang w:val="en-US"/>
+        </w:rPr>
+      </w:pPr>
+      <w:r>
+        <w:rPr>
+          <w:lang w:val="en-US"/>
+        </w:rPr>
+        <w:t xml:space="preserve">    res.send('Supprimé');</w:t>
       </w:r>
     </w:p>
     <w:p>
@@ -5295,6 +3098,415 @@
       </w:r>
     </w:p>
     <w:p/>
+    <w:p/>
+    <w:p/>
+    <w:p/>
+    <w:p/>
+    <w:p>
+      <w:r>
+        <w:t>version: '3.8'</w:t>
+      </w:r>
+    </w:p>
+    <w:p/>
+    <w:p>
+      <w:r>
+        <w:t>services:</w:t>
+      </w:r>
+    </w:p>
+    <w:p>
+      <w:r>
+        <w:t>  # FTP pour recevoir les vidéos</w:t>
+      </w:r>
+    </w:p>
+    <w:p>
+      <w:pPr>
+        <w:rPr>
+          <w:lang w:val="en-US"/>
+        </w:rPr>
+      </w:pPr>
+      <w:r>
+        <w:t xml:space="preserve">  </w:t>
+      </w:r>
+      <w:r>
+        <w:rPr>
+          <w:lang w:val="en-US"/>
+        </w:rPr>
+        <w:t>ftp:</w:t>
+      </w:r>
+    </w:p>
+    <w:p>
+      <w:pPr>
+        <w:rPr>
+          <w:lang w:val="en-US"/>
+        </w:rPr>
+      </w:pPr>
+      <w:r>
+        <w:rPr>
+          <w:lang w:val="en-US"/>
+        </w:rPr>
+        <w:t>    image: stilliard/pure-ftpd</w:t>
+      </w:r>
+    </w:p>
+    <w:p>
+      <w:pPr>
+        <w:rPr>
+          <w:lang w:val="en-US"/>
+        </w:rPr>
+      </w:pPr>
+      <w:r>
+        <w:rPr>
+          <w:lang w:val="en-US"/>
+        </w:rPr>
+        <w:t>    container_name: ftp</w:t>
+      </w:r>
+    </w:p>
+    <w:p>
+      <w:pPr>
+        <w:rPr>
+          <w:lang w:val="en-US"/>
+        </w:rPr>
+      </w:pPr>
+      <w:r>
+        <w:rPr>
+          <w:lang w:val="en-US"/>
+        </w:rPr>
+        <w:t>    restart: always</w:t>
+      </w:r>
+    </w:p>
+    <w:p>
+      <w:pPr>
+        <w:rPr>
+          <w:lang w:val="en-US"/>
+        </w:rPr>
+      </w:pPr>
+      <w:r>
+        <w:rPr>
+          <w:lang w:val="en-US"/>
+        </w:rPr>
+        <w:t>    environment:</w:t>
+      </w:r>
+    </w:p>
+    <w:p>
+      <w:pPr>
+        <w:rPr>
+          <w:lang w:val="en-US"/>
+        </w:rPr>
+      </w:pPr>
+      <w:r>
+        <w:rPr>
+          <w:lang w:val="en-US"/>
+        </w:rPr>
+        <w:t>      PUBLICHOST: "192.168.1.96"</w:t>
+      </w:r>
+    </w:p>
+    <w:p>
+      <w:pPr>
+        <w:rPr>
+          <w:lang w:val="en-US"/>
+        </w:rPr>
+      </w:pPr>
+      <w:r>
+        <w:rPr>
+          <w:lang w:val="en-US"/>
+        </w:rPr>
+        <w:t>      FTP_USER_NAME: "admin_ftp"</w:t>
+      </w:r>
+    </w:p>
+    <w:p>
+      <w:pPr>
+        <w:rPr>
+          <w:lang w:val="en-US"/>
+        </w:rPr>
+      </w:pPr>
+      <w:r>
+        <w:rPr>
+          <w:lang w:val="en-US"/>
+        </w:rPr>
+        <w:t>      FTP_USER_PASS: "Admin99"</w:t>
+      </w:r>
+    </w:p>
+    <w:p>
+      <w:pPr>
+        <w:rPr>
+          <w:lang w:val="en-US"/>
+        </w:rPr>
+      </w:pPr>
+      <w:r>
+        <w:rPr>
+          <w:lang w:val="en-US"/>
+        </w:rPr>
+        <w:t>      FTP_USER_HOME: "/home/ftpusers/admin_ftp"</w:t>
+      </w:r>
+    </w:p>
+    <w:p>
+      <w:r>
+        <w:rPr>
+          <w:lang w:val="en-US"/>
+        </w:rPr>
+        <w:t xml:space="preserve">      </w:t>
+      </w:r>
+      <w:r>
+        <w:t xml:space="preserve">MAX_CLIENTS_NUMBER: 50 </w:t>
+      </w:r>
+    </w:p>
+    <w:p>
+      <w:r>
+        <w:t>      MAX_CLIENTS_PER_IP: 10</w:t>
+      </w:r>
+    </w:p>
+    <w:p>
+      <w:r>
+        <w:t>    volumes:</w:t>
+      </w:r>
+    </w:p>
+    <w:p>
+      <w:r>
+        <w:t>      # Dossier Caméra : NAS -&gt; Conteneur</w:t>
+      </w:r>
+    </w:p>
+    <w:p>
+      <w:pPr>
+        <w:rPr>
+          <w:lang w:val="en-US"/>
+        </w:rPr>
+      </w:pPr>
+      <w:r>
+        <w:t xml:space="preserve">      </w:t>
+      </w:r>
+      <w:r>
+        <w:rPr>
+          <w:lang w:val="en-US"/>
+        </w:rPr>
+        <w:t>#- "/volume1/ftp/cam:/home/ftpusers/admin_ftp/cam"</w:t>
+      </w:r>
+    </w:p>
+    <w:p>
+      <w:pPr>
+        <w:rPr>
+          <w:lang w:val="en-US"/>
+        </w:rPr>
+      </w:pPr>
+      <w:r>
+        <w:rPr>
+          <w:lang w:val="en-US"/>
+        </w:rPr>
+        <w:t>      - "/volume1/ftp:/home/ftpusers/admin_ftp"</w:t>
+      </w:r>
+    </w:p>
+    <w:p>
+      <w:r>
+        <w:rPr>
+          <w:lang w:val="en-US"/>
+        </w:rPr>
+        <w:t xml:space="preserve">      </w:t>
+      </w:r>
+      <w:r>
+        <w:t># Dossier Partagé : NAS -&gt; Conteneur</w:t>
+      </w:r>
+    </w:p>
+    <w:p>
+      <w:r>
+        <w:t>      # - "/volume1/ftp/shared_files:/home/ftpusers/admin_ftp/shared_files"</w:t>
+      </w:r>
+    </w:p>
+    <w:p>
+      <w:r>
+        <w:t>    ports:</w:t>
+      </w:r>
+    </w:p>
+    <w:p>
+      <w:r>
+        <w:t>      - "21:21"</w:t>
+      </w:r>
+    </w:p>
+    <w:p>
+      <w:r>
+        <w:t>      - "30000-30009:30000-30009"</w:t>
+      </w:r>
+    </w:p>
+    <w:p/>
+    <w:p>
+      <w:r>
+        <w:t>  # API pour le traitement</w:t>
+      </w:r>
+    </w:p>
+    <w:p>
+      <w:r>
+        <w:t>  backend:</w:t>
+      </w:r>
+    </w:p>
+    <w:p>
+      <w:r>
+        <w:t>    build: ./backend</w:t>
+      </w:r>
+    </w:p>
+    <w:p>
+      <w:pPr>
+        <w:rPr>
+          <w:lang w:val="en-US"/>
+        </w:rPr>
+      </w:pPr>
+      <w:r>
+        <w:lastRenderedPageBreak/>
+        <w:t xml:space="preserve">    </w:t>
+      </w:r>
+      <w:r>
+        <w:rPr>
+          <w:lang w:val="en-US"/>
+        </w:rPr>
+        <w:t>container_name: ftp-api</w:t>
+      </w:r>
+    </w:p>
+    <w:p>
+      <w:pPr>
+        <w:rPr>
+          <w:lang w:val="en-US"/>
+        </w:rPr>
+      </w:pPr>
+      <w:r>
+        <w:rPr>
+          <w:lang w:val="en-US"/>
+        </w:rPr>
+        <w:t>    restart: always</w:t>
+      </w:r>
+    </w:p>
+    <w:p>
+      <w:r>
+        <w:rPr>
+          <w:lang w:val="en-US"/>
+        </w:rPr>
+        <w:t xml:space="preserve">    </w:t>
+      </w:r>
+      <w:r>
+        <w:t>ports:</w:t>
+      </w:r>
+    </w:p>
+    <w:p>
+      <w:r>
+        <w:t>      - "3000:3000"</w:t>
+      </w:r>
+    </w:p>
+    <w:p>
+      <w:r>
+        <w:t>    environment:</w:t>
+      </w:r>
+    </w:p>
+    <w:p>
+      <w:r>
+        <w:t>      - JWT_SECRET=JeNeVeuxPasQuonAccedeAMonSiteSansEtreAuthentifie!</w:t>
+      </w:r>
+    </w:p>
+    <w:p>
+      <w:r>
+        <w:t>      - FTP_HOST=ftp</w:t>
+      </w:r>
+    </w:p>
+    <w:p>
+      <w:r>
+        <w:t>      - FTP_USER=admin_ftp</w:t>
+      </w:r>
+    </w:p>
+    <w:p>
+      <w:r>
+        <w:t>      - FTP_PASSWORD=Admin99</w:t>
+      </w:r>
+    </w:p>
+    <w:p>
+      <w:r>
+        <w:t>    volumes:</w:t>
+      </w:r>
+    </w:p>
+    <w:p>
+      <w:r>
+        <w:t>      - ./users.json:/app/users.json</w:t>
+      </w:r>
+    </w:p>
+    <w:p>
+      <w:r>
+        <w:t>    # Note : Le backend n'a pas besoin de volumes physiques car il passe par le protocole FTP</w:t>
+      </w:r>
+    </w:p>
+    <w:p/>
+    <w:p>
+      <w:r>
+        <w:t>  # Interface Web</w:t>
+      </w:r>
+    </w:p>
+    <w:p>
+      <w:r>
+        <w:t>  frontend:</w:t>
+      </w:r>
+    </w:p>
+    <w:p>
+      <w:r>
+        <w:t>    image: nginx:alpine</w:t>
+      </w:r>
+    </w:p>
+    <w:p>
+      <w:r>
+        <w:t>    container_name: ftp-ui</w:t>
+      </w:r>
+    </w:p>
+    <w:p>
+      <w:r>
+        <w:t>    restart: always</w:t>
+      </w:r>
+    </w:p>
+    <w:p>
+      <w:r>
+        <w:t>    volumes:</w:t>
+      </w:r>
+    </w:p>
+    <w:p>
+      <w:r>
+        <w:t>      - ./frontend/dist:/usr/share/nginx/html</w:t>
+      </w:r>
+    </w:p>
+    <w:p/>
+    <w:p>
+      <w:r>
+        <w:t>  # Tunnel Cloudflare</w:t>
+      </w:r>
+    </w:p>
+    <w:p>
+      <w:r>
+        <w:t>  tunnel:</w:t>
+      </w:r>
+    </w:p>
+    <w:p>
+      <w:r>
+        <w:t>    image: cloudflare/cloudflared:latest</w:t>
+      </w:r>
+    </w:p>
+    <w:p>
+      <w:r>
+        <w:t>    container_name: cloudflare-connector</w:t>
+      </w:r>
+    </w:p>
+    <w:p>
+      <w:r>
+        <w:t>    restart: always</w:t>
+      </w:r>
+    </w:p>
+    <w:p>
+      <w:r>
+        <w:t>    command: tunnel --no-autoupdate run --token eyJhIjoiOTdjZWEzYmNkOWM3NWNlOGY1ZjljZTU2ODQwMTUzYTMiLCJ0IjoiNDBlMDQ0YzYtODgyNi00OThiLTljMmUtYjQ3ZjFhZDAyOTI0IiwicyI6Ik16TXhNREEzTldJdFlURTFNaTAwTTJWaUxUZzJObVV0TldNNU56TTBaV0ZqWkdFeSJ9</w:t>
+      </w:r>
+    </w:p>
+    <w:p>
+      <w:pPr>
+        <w:rPr>
+          <w:lang w:val="en-US"/>
+        </w:rPr>
+      </w:pPr>
+    </w:p>
+    <w:p>
+      <w:pPr>
+        <w:rPr>
+          <w:lang w:val="en-US"/>
+        </w:rPr>
+      </w:pPr>
+    </w:p>
     <w:sectPr>
       <w:pgSz w:w="11906" w:h="16838"/>
       <w:pgMar w:top="1417" w:right="1417" w:bottom="1417" w:left="1417" w:header="708" w:footer="708" w:gutter="0"/>
@@ -5306,7 +3518,7 @@
 </file>
 
 <file path=word/numbering.xml><?xml version="1.0" encoding="utf-8"?>
-<w:numbering xmlns:wpc="http://schemas.microsoft.com/office/word/2010/wordprocessingCanvas" xmlns:cx="http://schemas.microsoft.com/office/drawing/2014/chartex" xmlns:cx1="http://schemas.microsoft.com/office/drawing/2015/9/8/chartex" xmlns:cx2="http://schemas.microsoft.com/office/drawing/2015/10/21/chartex" xmlns:cx3="http://schemas.microsoft.com/office/drawing/2016/5/9/chartex" xmlns:cx4="http://schemas.microsoft.com/office/drawing/2016/5/10/chartex" xmlns:cx5="http://schemas.microsoft.com/office/drawing/2016/5/11/chartex" xmlns:cx6="http://schemas.microsoft.com/office/drawing/2016/5/12/chartex" xmlns:cx7="http://schemas.microsoft.com/office/drawing/2016/5/13/chartex" xmlns:cx8="http://schemas.microsoft.com/office/drawing/2016/5/14/chartex" xmlns:mc="http://schemas.openxmlformats.org/markup-compatibility/2006" xmlns:aink="http://schemas.microsoft.com/office/drawing/2016/ink" xmlns:am3d="http://schemas.microsoft.com/office/drawing/2017/model3d" xmlns:o="urn:schemas-microsoft-com:office:office" xmlns:r="http://schemas.openxmlformats.org/officeDocument/2006/relationships" xmlns:m="http://schemas.openxmlformats.org/officeDocument/2006/math" xmlns:v="urn:schemas-microsoft-com:vml" xmlns:wp14="http://schemas.microsoft.com/office/word/2010/wordprocessingDrawing" xmlns:wp="http://schemas.openxmlformats.org/drawingml/2006/wordprocessingDrawing" xmlns:w10="urn:schemas-microsoft-com:office:word" xmlns:w="http://schemas.openxmlformats.org/wordprocessingml/2006/main" xmlns:w14="http://schemas.microsoft.com/office/word/2010/wordml" xmlns:w15="http://schemas.microsoft.com/office/word/2012/wordml" xmlns:w16cid="http://schemas.microsoft.com/office/word/2016/wordml/cid" xmlns:w16se="http://schemas.microsoft.com/office/word/2015/wordml/symex" xmlns:wpg="http://schemas.microsoft.com/office/word/2010/wordprocessingGroup" xmlns:wpi="http://schemas.microsoft.com/office/word/2010/wordprocessingInk" xmlns:wne="http://schemas.microsoft.com/office/word/2006/wordml" xmlns:wps="http://schemas.microsoft.com/office/word/2010/wordprocessingShape" mc:Ignorable="w14 w15 w16se w16cid wp14">
+<w:numbering xmlns:wpc="http://schemas.microsoft.com/office/word/2010/wordprocessingCanvas" xmlns:cx="http://schemas.microsoft.com/office/drawing/2014/chartex" xmlns:cx1="http://schemas.microsoft.com/office/drawing/2015/9/8/chartex" xmlns:cx2="http://schemas.microsoft.com/office/drawing/2015/10/21/chartex" xmlns:cx3="http://schemas.microsoft.com/office/drawing/2016/5/9/chartex" xmlns:cx4="http://schemas.microsoft.com/office/drawing/2016/5/10/chartex" xmlns:cx5="http://schemas.microsoft.com/office/drawing/2016/5/11/chartex" xmlns:cx6="http://schemas.microsoft.com/office/drawing/2016/5/12/chartex" xmlns:cx7="http://schemas.microsoft.com/office/drawing/2016/5/13/chartex" xmlns:cx8="http://schemas.microsoft.com/office/drawing/2016/5/14/chartex" xmlns:mc="http://schemas.openxmlformats.org/markup-compatibility/2006" xmlns:aink="http://schemas.microsoft.com/office/drawing/2016/ink" xmlns:am3d="http://schemas.microsoft.com/office/drawing/2017/model3d" xmlns:o="urn:schemas-microsoft-com:office:office" xmlns:oel="http://schemas.microsoft.com/office/2019/extlst" xmlns:r="http://schemas.openxmlformats.org/officeDocument/2006/relationships" xmlns:m="http://schemas.openxmlformats.org/officeDocument/2006/math" xmlns:v="urn:schemas-microsoft-com:vml" xmlns:wp14="http://schemas.microsoft.com/office/word/2010/wordprocessingDrawing" xmlns:wp="http://schemas.openxmlformats.org/drawingml/2006/wordprocessingDrawing" xmlns:w10="urn:schemas-microsoft-com:office:word" xmlns:w="http://schemas.openxmlformats.org/wordprocessingml/2006/main" xmlns:w14="http://schemas.microsoft.com/office/word/2010/wordml" xmlns:w15="http://schemas.microsoft.com/office/word/2012/wordml" xmlns:w16cex="http://schemas.microsoft.com/office/word/2018/wordml/cex" xmlns:w16cid="http://schemas.microsoft.com/office/word/2016/wordml/cid" xmlns:w16="http://schemas.microsoft.com/office/word/2018/wordml" xmlns:w16du="http://schemas.microsoft.com/office/word/2023/wordml/word16du" xmlns:w16sdtdh="http://schemas.microsoft.com/office/word/2020/wordml/sdtdatahash" xmlns:w16sdtfl="http://schemas.microsoft.com/office/word/2024/wordml/sdtformatlock" xmlns:w16se="http://schemas.microsoft.com/office/word/2015/wordml/symex" xmlns:wpg="http://schemas.microsoft.com/office/word/2010/wordprocessingGroup" xmlns:wpi="http://schemas.microsoft.com/office/word/2010/wordprocessingInk" xmlns:wne="http://schemas.microsoft.com/office/word/2006/wordml" xmlns:wps="http://schemas.microsoft.com/office/word/2010/wordprocessingShape" mc:Ignorable="w14 w15 w16se w16cid w16 w16cex w16sdtdh w16sdtfl w16du wp14">
   <w:abstractNum w:abstractNumId="0" w15:restartNumberingAfterBreak="0">
     <w:nsid w:val="008F1EB3"/>
     <w:multiLevelType w:val="multilevel"/>
@@ -6883,47 +5095,47 @@
       </w:pPr>
     </w:lvl>
   </w:abstractNum>
-  <w:num w:numId="1">
+  <w:num w:numId="1" w16cid:durableId="443690797">
     <w:abstractNumId w:val="4"/>
   </w:num>
-  <w:num w:numId="2">
+  <w:num w:numId="2" w16cid:durableId="228273751">
     <w:abstractNumId w:val="8"/>
   </w:num>
-  <w:num w:numId="3">
+  <w:num w:numId="3" w16cid:durableId="2025354089">
     <w:abstractNumId w:val="9"/>
   </w:num>
-  <w:num w:numId="4">
+  <w:num w:numId="4" w16cid:durableId="1082020899">
     <w:abstractNumId w:val="11"/>
   </w:num>
-  <w:num w:numId="5">
+  <w:num w:numId="5" w16cid:durableId="469985435">
     <w:abstractNumId w:val="5"/>
   </w:num>
-  <w:num w:numId="6">
+  <w:num w:numId="6" w16cid:durableId="1486433969">
     <w:abstractNumId w:val="0"/>
   </w:num>
-  <w:num w:numId="7">
+  <w:num w:numId="7" w16cid:durableId="210847250">
     <w:abstractNumId w:val="6"/>
   </w:num>
-  <w:num w:numId="8">
+  <w:num w:numId="8" w16cid:durableId="1814983998">
     <w:abstractNumId w:val="10"/>
   </w:num>
-  <w:num w:numId="9">
+  <w:num w:numId="9" w16cid:durableId="458228256">
     <w:abstractNumId w:val="1"/>
   </w:num>
-  <w:num w:numId="10">
+  <w:num w:numId="10" w16cid:durableId="712654742">
     <w:abstractNumId w:val="7"/>
   </w:num>
-  <w:num w:numId="11">
+  <w:num w:numId="11" w16cid:durableId="197475248">
     <w:abstractNumId w:val="2"/>
   </w:num>
-  <w:num w:numId="12">
+  <w:num w:numId="12" w16cid:durableId="481849429">
     <w:abstractNumId w:val="3"/>
   </w:num>
 </w:numbering>
 </file>
 
 <file path=word/styles.xml><?xml version="1.0" encoding="utf-8"?>
-<w:styles xmlns:mc="http://schemas.openxmlformats.org/markup-compatibility/2006" xmlns:r="http://schemas.openxmlformats.org/officeDocument/2006/relationships" xmlns:w="http://schemas.openxmlformats.org/wordprocessingml/2006/main" xmlns:w14="http://schemas.microsoft.com/office/word/2010/wordml" xmlns:w15="http://schemas.microsoft.com/office/word/2012/wordml" xmlns:w16cid="http://schemas.microsoft.com/office/word/2016/wordml/cid" xmlns:w16se="http://schemas.microsoft.com/office/word/2015/wordml/symex" mc:Ignorable="w14 w15 w16se w16cid">
+<w:styles xmlns:mc="http://schemas.openxmlformats.org/markup-compatibility/2006" xmlns:r="http://schemas.openxmlformats.org/officeDocument/2006/relationships" xmlns:w="http://schemas.openxmlformats.org/wordprocessingml/2006/main" xmlns:w14="http://schemas.microsoft.com/office/word/2010/wordml" xmlns:w15="http://schemas.microsoft.com/office/word/2012/wordml" xmlns:w16cex="http://schemas.microsoft.com/office/word/2018/wordml/cex" xmlns:w16cid="http://schemas.microsoft.com/office/word/2016/wordml/cid" xmlns:w16="http://schemas.microsoft.com/office/word/2018/wordml" xmlns:w16du="http://schemas.microsoft.com/office/word/2023/wordml/word16du" xmlns:w16sdtdh="http://schemas.microsoft.com/office/word/2020/wordml/sdtdatahash" xmlns:w16sdtfl="http://schemas.microsoft.com/office/word/2024/wordml/sdtformatlock" xmlns:w16se="http://schemas.microsoft.com/office/word/2015/wordml/symex" mc:Ignorable="w14 w15 w16se w16cid w16 w16cex w16sdtdh w16sdtfl w16du">
   <w:docDefaults>
     <w:rPrDefault>
       <w:rPr>
@@ -6941,7 +5153,7 @@
       </w:pPr>
     </w:pPrDefault>
   </w:docDefaults>
-  <w:latentStyles w:defLockedState="0" w:defUIPriority="99" w:defSemiHidden="0" w:defUnhideWhenUsed="0" w:defQFormat="0" w:count="375">
+  <w:latentStyles w:defLockedState="0" w:defUIPriority="99" w:defSemiHidden="0" w:defUnhideWhenUsed="0" w:defQFormat="0" w:count="376">
     <w:lsdException w:name="Normal" w:uiPriority="0" w:qFormat="1"/>
     <w:lsdException w:name="heading 1" w:uiPriority="9" w:qFormat="1"/>
     <w:lsdException w:name="heading 2" w:semiHidden="1" w:uiPriority="9" w:unhideWhenUsed="1" w:qFormat="1"/>
@@ -7317,6 +5529,7 @@
     <w:lsdException w:name="Smart Hyperlink" w:semiHidden="1" w:unhideWhenUsed="1"/>
     <w:lsdException w:name="Hashtag" w:semiHidden="1" w:unhideWhenUsed="1"/>
     <w:lsdException w:name="Unresolved Mention" w:semiHidden="1" w:unhideWhenUsed="1"/>
+    <w:lsdException w:name="Smart Link" w:semiHidden="1" w:unhideWhenUsed="1"/>
   </w:latentStyles>
   <w:style w:type="paragraph" w:default="1" w:styleId="Normal">
     <w:name w:val="Normal"/>
@@ -7524,7 +5737,6 @@
   <w:style w:type="character" w:default="1" w:styleId="Policepardfaut">
     <w:name w:val="Default Paragraph Font"/>
     <w:uiPriority w:val="1"/>
-    <w:semiHidden/>
     <w:unhideWhenUsed/>
   </w:style>
   <w:style w:type="table" w:default="1" w:styleId="TableauNormal">
